--- a/Програмная инженерия/Лабораторная работа №3.docx
+++ b/Програмная инженерия/Лабораторная работа №3.docx
@@ -138,7 +138,31 @@
           <w:lang w:eastAsia="ru-RU"/>
           <w14:ligatures w14:val="standardContextual"/>
         </w:rPr>
-        <w:t>(ФГБОУ ВО «КубГУ»)</w:t>
+        <w:t>(ФГБОУ ВО «</w:t>
+      </w:r>
+      <w:proofErr w:type="spellStart"/>
+      <w:r>
+        <w:rPr>
+          <w:rFonts w:ascii="Times New Roman" w:eastAsia="HiddenHorzOCR" w:hAnsi="Times New Roman" w:cs="Times New Roman"/>
+          <w:b/>
+          <w:sz w:val="24"/>
+          <w:szCs w:val="28"/>
+          <w:lang w:eastAsia="ru-RU"/>
+          <w14:ligatures w14:val="standardContextual"/>
+        </w:rPr>
+        <w:t>КубГУ</w:t>
+      </w:r>
+      <w:proofErr w:type="spellEnd"/>
+      <w:r>
+        <w:rPr>
+          <w:rFonts w:ascii="Times New Roman" w:eastAsia="HiddenHorzOCR" w:hAnsi="Times New Roman" w:cs="Times New Roman"/>
+          <w:b/>
+          <w:sz w:val="24"/>
+          <w:szCs w:val="28"/>
+          <w:lang w:eastAsia="ru-RU"/>
+          <w14:ligatures w14:val="standardContextual"/>
+        </w:rPr>
+        <w:t>»)</w:t>
       </w:r>
     </w:p>
     <w:p>
@@ -1410,7 +1434,89 @@
               <w:szCs w:val="28"/>
               <w:lang w:val="ru-RU"/>
             </w:rPr>
-            <w:t>7</w:t>
+            <w:t>6</w:t>
+          </w:r>
+        </w:p>
+        <w:p>
+          <w:pPr>
+            <w:pStyle w:val="12"/>
+            <w:tabs>
+              <w:tab w:val="left" w:pos="480"/>
+              <w:tab w:val="right" w:leader="dot" w:pos="9350"/>
+            </w:tabs>
+            <w:jc w:val="both"/>
+            <w:rPr>
+              <w:rFonts w:ascii="Times New Roman" w:hAnsi="Times New Roman" w:cs="Times New Roman"/>
+              <w:sz w:val="28"/>
+              <w:szCs w:val="28"/>
+              <w:lang w:val="ru-RU"/>
+            </w:rPr>
+          </w:pPr>
+          <w:hyperlink w:anchor="_Toc208684342" w:tooltip="#_Toc208684342" w:history="1">
+            <w:r>
+              <w:rPr>
+                <w:rStyle w:val="afe"/>
+                <w:rFonts w:ascii="Times New Roman" w:hAnsi="Times New Roman" w:cs="Times New Roman"/>
+                <w:sz w:val="28"/>
+                <w:szCs w:val="28"/>
+                <w:lang w:val="ru-RU"/>
+              </w:rPr>
+              <w:t>4</w:t>
+            </w:r>
+            <w:r>
+              <w:rPr>
+                <w:rStyle w:val="afe"/>
+                <w:rFonts w:ascii="Times New Roman" w:hAnsi="Times New Roman" w:cs="Times New Roman"/>
+                <w:sz w:val="28"/>
+                <w:szCs w:val="28"/>
+                <w:lang w:val="ru-RU"/>
+              </w:rPr>
+              <w:t>.</w:t>
+            </w:r>
+            <w:r>
+              <w:rPr>
+                <w:rFonts w:ascii="Times New Roman" w:eastAsiaTheme="minorEastAsia" w:hAnsi="Times New Roman" w:cs="Times New Roman"/>
+                <w:sz w:val="28"/>
+                <w:szCs w:val="28"/>
+              </w:rPr>
+              <w:tab/>
+            </w:r>
+            <w:r>
+              <w:rPr>
+                <w:rFonts w:ascii="Times New Roman" w:eastAsiaTheme="minorEastAsia" w:hAnsi="Times New Roman" w:cs="Times New Roman"/>
+                <w:sz w:val="28"/>
+                <w:szCs w:val="28"/>
+                <w:lang w:val="ru-RU"/>
+              </w:rPr>
+              <w:t>Идентификация инструментальных и организационных рисков</w:t>
+            </w:r>
+            <w:r>
+              <w:rPr>
+                <w:rStyle w:val="afe"/>
+                <w:rFonts w:ascii="Times New Roman" w:hAnsi="Times New Roman" w:cs="Times New Roman"/>
+                <w:sz w:val="28"/>
+                <w:szCs w:val="28"/>
+                <w:lang w:val="ru-RU"/>
+              </w:rPr>
+              <w:t xml:space="preserve"> проекта</w:t>
+            </w:r>
+            <w:r>
+              <w:rPr>
+                <w:rFonts w:ascii="Times New Roman" w:hAnsi="Times New Roman" w:cs="Times New Roman"/>
+                <w:sz w:val="28"/>
+                <w:szCs w:val="28"/>
+              </w:rPr>
+              <w:tab/>
+            </w:r>
+          </w:hyperlink>
+          <w:r>
+            <w:rPr>
+              <w:rFonts w:ascii="Times New Roman" w:hAnsi="Times New Roman" w:cs="Times New Roman"/>
+              <w:sz w:val="28"/>
+              <w:szCs w:val="28"/>
+              <w:lang w:val="ru-RU"/>
+            </w:rPr>
+            <w:t>9</w:t>
           </w:r>
         </w:p>
         <w:p>
@@ -1681,7 +1787,23 @@
           <w:sz w:val="28"/>
           <w:szCs w:val="28"/>
         </w:rPr>
-        <w:t>Создать удаленный репозиторий git (например, на github.com) с названием по имени проекта или по фамилии студента, создать инициализирующий коммит. При необходимости добавить к удаленному репозиторию участников проекта.</w:t>
+        <w:t xml:space="preserve">Создать удаленный репозиторий </w:t>
+      </w:r>
+      <w:proofErr w:type="spellStart"/>
+      <w:r>
+        <w:rPr>
+          <w:sz w:val="28"/>
+          <w:szCs w:val="28"/>
+        </w:rPr>
+        <w:t>git</w:t>
+      </w:r>
+      <w:proofErr w:type="spellEnd"/>
+      <w:r>
+        <w:rPr>
+          <w:sz w:val="28"/>
+          <w:szCs w:val="28"/>
+        </w:rPr>
+        <w:t xml:space="preserve"> (например, на github.com) с названием по имени проекта или по фамилии студента, создать инициализирующий коммит. При необходимости добавить к удаленному репозиторию участников проекта.</w:t>
       </w:r>
     </w:p>
     <w:p>
@@ -1753,7 +1875,23 @@
           <w:sz w:val="28"/>
           <w:szCs w:val="28"/>
         </w:rPr>
-        <w:t>Для программной системы «Lumiere», предназначенной для автоматизации учёта клиентов и услуг в парикмахерской, необходимо обеспечить надёжное хранение структурированных данных: информации о клиентах, расписании мастеров, прайс-листе услуг, финансовых операциях и отчётности.</w:t>
+        <w:t>Для программной системы «</w:t>
+      </w:r>
+      <w:proofErr w:type="spellStart"/>
+      <w:r>
+        <w:rPr>
+          <w:sz w:val="28"/>
+          <w:szCs w:val="28"/>
+        </w:rPr>
+        <w:t>Lumiere</w:t>
+      </w:r>
+      <w:proofErr w:type="spellEnd"/>
+      <w:r>
+        <w:rPr>
+          <w:sz w:val="28"/>
+          <w:szCs w:val="28"/>
+        </w:rPr>
+        <w:t>», предназначенной для автоматизации учёта клиентов и услуг в парикмахерской, необходимо обеспечить надёжное хранение структурированных данных: информации о клиентах, расписании мастеров, прайс-листе услуг, финансовых операциях и отчётности.</w:t>
       </w:r>
     </w:p>
     <w:tbl>
@@ -1777,16 +1915,16 @@
               <w:jc w:val="center"/>
               <w:rPr>
                 <w:rFonts w:ascii="Times New Roman" w:eastAsia="Times New Roman" w:hAnsi="Times New Roman" w:cs="Times New Roman"/>
-                <w:sz w:val="28"/>
-                <w:szCs w:val="28"/>
+                <w:sz w:val="24"/>
+                <w:szCs w:val="24"/>
                 <w:lang w:eastAsia="ru-RU"/>
               </w:rPr>
             </w:pPr>
             <w:r>
               <w:rPr>
                 <w:rFonts w:ascii="Times New Roman" w:eastAsia="Times New Roman" w:hAnsi="Times New Roman" w:cs="Times New Roman"/>
-                <w:sz w:val="28"/>
-                <w:szCs w:val="28"/>
+                <w:sz w:val="24"/>
+                <w:szCs w:val="24"/>
                 <w:lang w:eastAsia="ru-RU"/>
               </w:rPr>
               <w:t>Модель</w:t>
@@ -1802,16 +1940,16 @@
               <w:jc w:val="center"/>
               <w:rPr>
                 <w:rFonts w:ascii="Times New Roman" w:eastAsia="Times New Roman" w:hAnsi="Times New Roman" w:cs="Times New Roman"/>
-                <w:sz w:val="28"/>
-                <w:szCs w:val="28"/>
+                <w:sz w:val="24"/>
+                <w:szCs w:val="24"/>
                 <w:lang w:eastAsia="ru-RU"/>
               </w:rPr>
             </w:pPr>
             <w:r>
               <w:rPr>
                 <w:rFonts w:ascii="Times New Roman" w:eastAsia="Times New Roman" w:hAnsi="Times New Roman" w:cs="Times New Roman"/>
-                <w:sz w:val="28"/>
-                <w:szCs w:val="28"/>
+                <w:sz w:val="24"/>
+                <w:szCs w:val="24"/>
                 <w:lang w:eastAsia="ru-RU"/>
               </w:rPr>
               <w:t>Преимущества</w:t>
@@ -1827,16 +1965,16 @@
               <w:jc w:val="center"/>
               <w:rPr>
                 <w:rFonts w:ascii="Times New Roman" w:eastAsia="Times New Roman" w:hAnsi="Times New Roman" w:cs="Times New Roman"/>
-                <w:sz w:val="28"/>
-                <w:szCs w:val="28"/>
+                <w:sz w:val="24"/>
+                <w:szCs w:val="24"/>
                 <w:lang w:eastAsia="ru-RU"/>
               </w:rPr>
             </w:pPr>
             <w:r>
               <w:rPr>
                 <w:rFonts w:ascii="Times New Roman" w:eastAsia="Times New Roman" w:hAnsi="Times New Roman" w:cs="Times New Roman"/>
-                <w:sz w:val="28"/>
-                <w:szCs w:val="28"/>
+                <w:sz w:val="24"/>
+                <w:szCs w:val="24"/>
                 <w:lang w:eastAsia="ru-RU"/>
               </w:rPr>
               <w:t>Недостатки</w:t>
@@ -1853,16 +1991,16 @@
             <w:pPr>
               <w:rPr>
                 <w:rFonts w:ascii="Times New Roman" w:eastAsia="Times New Roman" w:hAnsi="Times New Roman" w:cs="Times New Roman"/>
-                <w:sz w:val="28"/>
-                <w:szCs w:val="28"/>
+                <w:sz w:val="24"/>
+                <w:szCs w:val="24"/>
                 <w:lang w:eastAsia="ru-RU"/>
               </w:rPr>
             </w:pPr>
             <w:r>
               <w:rPr>
                 <w:rFonts w:ascii="Times New Roman" w:eastAsia="Times New Roman" w:hAnsi="Times New Roman" w:cs="Times New Roman"/>
-                <w:sz w:val="28"/>
-                <w:szCs w:val="28"/>
+                <w:sz w:val="24"/>
+                <w:szCs w:val="24"/>
                 <w:lang w:eastAsia="ru-RU"/>
               </w:rPr>
               <w:t>Реляционная</w:t>
@@ -1877,16 +2015,16 @@
             <w:pPr>
               <w:rPr>
                 <w:rFonts w:ascii="Times New Roman" w:eastAsia="Times New Roman" w:hAnsi="Times New Roman" w:cs="Times New Roman"/>
-                <w:sz w:val="28"/>
-                <w:szCs w:val="28"/>
+                <w:sz w:val="24"/>
+                <w:szCs w:val="24"/>
                 <w:lang w:eastAsia="ru-RU"/>
               </w:rPr>
             </w:pPr>
             <w:r>
               <w:rPr>
                 <w:rFonts w:ascii="Times New Roman" w:eastAsia="Times New Roman" w:hAnsi="Times New Roman" w:cs="Times New Roman"/>
-                <w:sz w:val="28"/>
-                <w:szCs w:val="28"/>
+                <w:sz w:val="24"/>
+                <w:szCs w:val="24"/>
                 <w:lang w:eastAsia="ru-RU"/>
               </w:rPr>
               <w:t>Строгая целостность данных, поддержка транзакций ACID, развитый язык запросов (SQL).</w:t>
@@ -1901,16 +2039,16 @@
             <w:pPr>
               <w:rPr>
                 <w:rFonts w:ascii="Times New Roman" w:eastAsia="Times New Roman" w:hAnsi="Times New Roman" w:cs="Times New Roman"/>
-                <w:sz w:val="28"/>
-                <w:szCs w:val="28"/>
+                <w:sz w:val="24"/>
+                <w:szCs w:val="24"/>
                 <w:lang w:eastAsia="ru-RU"/>
               </w:rPr>
             </w:pPr>
             <w:r>
               <w:rPr>
                 <w:rFonts w:ascii="Times New Roman" w:eastAsia="Times New Roman" w:hAnsi="Times New Roman" w:cs="Times New Roman"/>
-                <w:sz w:val="28"/>
-                <w:szCs w:val="28"/>
+                <w:sz w:val="24"/>
+                <w:szCs w:val="24"/>
                 <w:lang w:eastAsia="ru-RU"/>
               </w:rPr>
               <w:t>Менее гибкая схема, сложность работы с иерархическими данными.</w:t>
@@ -1927,19 +2065,39 @@
             <w:pPr>
               <w:rPr>
                 <w:rFonts w:ascii="Times New Roman" w:eastAsia="Times New Roman" w:hAnsi="Times New Roman" w:cs="Times New Roman"/>
-                <w:sz w:val="28"/>
-                <w:szCs w:val="28"/>
+                <w:sz w:val="24"/>
+                <w:szCs w:val="24"/>
                 <w:lang w:eastAsia="ru-RU"/>
               </w:rPr>
             </w:pPr>
             <w:r>
               <w:rPr>
                 <w:rFonts w:ascii="Times New Roman" w:eastAsia="Times New Roman" w:hAnsi="Times New Roman" w:cs="Times New Roman"/>
-                <w:sz w:val="28"/>
-                <w:szCs w:val="28"/>
+                <w:sz w:val="24"/>
+                <w:szCs w:val="24"/>
                 <w:lang w:eastAsia="ru-RU"/>
               </w:rPr>
-              <w:t>Документная (NoSQL)</w:t>
+              <w:t>Документная (</w:t>
+            </w:r>
+            <w:proofErr w:type="spellStart"/>
+            <w:r>
+              <w:rPr>
+                <w:rFonts w:ascii="Times New Roman" w:eastAsia="Times New Roman" w:hAnsi="Times New Roman" w:cs="Times New Roman"/>
+                <w:sz w:val="24"/>
+                <w:szCs w:val="24"/>
+                <w:lang w:eastAsia="ru-RU"/>
+              </w:rPr>
+              <w:t>NoSQL</w:t>
+            </w:r>
+            <w:proofErr w:type="spellEnd"/>
+            <w:r>
+              <w:rPr>
+                <w:rFonts w:ascii="Times New Roman" w:eastAsia="Times New Roman" w:hAnsi="Times New Roman" w:cs="Times New Roman"/>
+                <w:sz w:val="24"/>
+                <w:szCs w:val="24"/>
+                <w:lang w:eastAsia="ru-RU"/>
+              </w:rPr>
+              <w:t>)</w:t>
             </w:r>
           </w:p>
         </w:tc>
@@ -1951,16 +2109,16 @@
             <w:pPr>
               <w:rPr>
                 <w:rFonts w:ascii="Times New Roman" w:eastAsia="Times New Roman" w:hAnsi="Times New Roman" w:cs="Times New Roman"/>
-                <w:sz w:val="28"/>
-                <w:szCs w:val="28"/>
+                <w:sz w:val="24"/>
+                <w:szCs w:val="24"/>
                 <w:lang w:eastAsia="ru-RU"/>
               </w:rPr>
             </w:pPr>
             <w:r>
               <w:rPr>
                 <w:rFonts w:ascii="Times New Roman" w:eastAsia="Times New Roman" w:hAnsi="Times New Roman" w:cs="Times New Roman"/>
-                <w:sz w:val="28"/>
-                <w:szCs w:val="28"/>
+                <w:sz w:val="24"/>
+                <w:szCs w:val="24"/>
                 <w:lang w:eastAsia="ru-RU"/>
               </w:rPr>
               <w:t>Гибкая схема, горизонтальное масштабирование, работа с JSON.</w:t>
@@ -1975,16 +2133,16 @@
             <w:pPr>
               <w:rPr>
                 <w:rFonts w:ascii="Times New Roman" w:eastAsia="Times New Roman" w:hAnsi="Times New Roman" w:cs="Times New Roman"/>
-                <w:sz w:val="28"/>
-                <w:szCs w:val="28"/>
+                <w:sz w:val="24"/>
+                <w:szCs w:val="24"/>
                 <w:lang w:eastAsia="ru-RU"/>
               </w:rPr>
             </w:pPr>
             <w:r>
               <w:rPr>
                 <w:rFonts w:ascii="Times New Roman" w:eastAsia="Times New Roman" w:hAnsi="Times New Roman" w:cs="Times New Roman"/>
-                <w:sz w:val="28"/>
-                <w:szCs w:val="28"/>
+                <w:sz w:val="24"/>
+                <w:szCs w:val="24"/>
                 <w:lang w:eastAsia="ru-RU"/>
               </w:rPr>
               <w:t>Отсутствие транзакций в некоторых реализациях (критично), сложность сложных запросов.</w:t>
@@ -2001,20 +2159,22 @@
             <w:pPr>
               <w:rPr>
                 <w:rFonts w:ascii="Times New Roman" w:eastAsia="Times New Roman" w:hAnsi="Times New Roman" w:cs="Times New Roman"/>
-                <w:sz w:val="28"/>
-                <w:szCs w:val="28"/>
+                <w:sz w:val="24"/>
+                <w:szCs w:val="24"/>
                 <w:lang w:eastAsia="ru-RU"/>
               </w:rPr>
             </w:pPr>
+            <w:proofErr w:type="spellStart"/>
             <w:r>
               <w:rPr>
                 <w:rFonts w:ascii="Times New Roman" w:eastAsia="Times New Roman" w:hAnsi="Times New Roman" w:cs="Times New Roman"/>
-                <w:sz w:val="28"/>
-                <w:szCs w:val="28"/>
+                <w:sz w:val="24"/>
+                <w:szCs w:val="24"/>
                 <w:lang w:eastAsia="ru-RU"/>
               </w:rPr>
               <w:t>Графовая</w:t>
             </w:r>
+            <w:proofErr w:type="spellEnd"/>
           </w:p>
         </w:tc>
         <w:tc>
@@ -2025,16 +2185,16 @@
             <w:pPr>
               <w:rPr>
                 <w:rFonts w:ascii="Times New Roman" w:eastAsia="Times New Roman" w:hAnsi="Times New Roman" w:cs="Times New Roman"/>
-                <w:sz w:val="28"/>
-                <w:szCs w:val="28"/>
+                <w:sz w:val="24"/>
+                <w:szCs w:val="24"/>
                 <w:lang w:eastAsia="ru-RU"/>
               </w:rPr>
             </w:pPr>
             <w:r>
               <w:rPr>
                 <w:rFonts w:ascii="Times New Roman" w:eastAsia="Times New Roman" w:hAnsi="Times New Roman" w:cs="Times New Roman"/>
-                <w:sz w:val="28"/>
-                <w:szCs w:val="28"/>
+                <w:sz w:val="24"/>
+                <w:szCs w:val="24"/>
                 <w:lang w:eastAsia="ru-RU"/>
               </w:rPr>
               <w:t>Эффективная работа со связями, навигация по графам.</w:t>
@@ -2049,16 +2209,16 @@
             <w:pPr>
               <w:rPr>
                 <w:rFonts w:ascii="Times New Roman" w:eastAsia="Times New Roman" w:hAnsi="Times New Roman" w:cs="Times New Roman"/>
-                <w:sz w:val="28"/>
-                <w:szCs w:val="28"/>
+                <w:sz w:val="24"/>
+                <w:szCs w:val="24"/>
                 <w:lang w:eastAsia="ru-RU"/>
               </w:rPr>
             </w:pPr>
             <w:r>
               <w:rPr>
                 <w:rFonts w:ascii="Times New Roman" w:eastAsia="Times New Roman" w:hAnsi="Times New Roman" w:cs="Times New Roman"/>
-                <w:sz w:val="28"/>
-                <w:szCs w:val="28"/>
+                <w:sz w:val="24"/>
+                <w:szCs w:val="24"/>
                 <w:lang w:eastAsia="ru-RU"/>
               </w:rPr>
               <w:t>Специфичность применения, меньшая распространённость.</w:t>
@@ -2101,7 +2261,23 @@
           <w:sz w:val="28"/>
           <w:szCs w:val="28"/>
         </w:rPr>
-        <w:t>Для ПС «Lumiere» выбрана реляционная модель данных, так как предметная область характеризуется чёткими сущностями и связями, требующими обеспечения ссылочной целостности и транзакционной обработки финансовых операций. Транзакционная обработка операций оказалась ключевым критерием при выборе модели.</w:t>
+        <w:t>Для ПС «</w:t>
+      </w:r>
+      <w:proofErr w:type="spellStart"/>
+      <w:r>
+        <w:rPr>
+          <w:sz w:val="28"/>
+          <w:szCs w:val="28"/>
+        </w:rPr>
+        <w:t>Lumiere</w:t>
+      </w:r>
+      <w:proofErr w:type="spellEnd"/>
+      <w:r>
+        <w:rPr>
+          <w:sz w:val="28"/>
+          <w:szCs w:val="28"/>
+        </w:rPr>
+        <w:t>» выбрана реляционная модель данных, так как предметная область характеризуется чёткими сущностями и связями, требующими обеспечения ссылочной целостности и транзакционной обработки финансовых операций. Транзакционная обработка операций оказалась ключевым критерием при выборе модели.</w:t>
       </w:r>
     </w:p>
     <w:p>
@@ -2122,7 +2298,25 @@
           <w:sz w:val="28"/>
           <w:szCs w:val="28"/>
         </w:rPr>
-        <w:t>Для реализации реляционной модели рассмотрены две конкурирующие СУБД: PostgreSQL и MySQL.</w:t>
+        <w:t xml:space="preserve">Для реализации реляционной модели рассмотрены две конкурирующие СУБД: </w:t>
+      </w:r>
+      <w:proofErr w:type="spellStart"/>
+      <w:r>
+        <w:rPr>
+          <w:rStyle w:val="qwen-markdown-text"/>
+          <w:sz w:val="28"/>
+          <w:szCs w:val="28"/>
+        </w:rPr>
+        <w:t>PostgreSQL</w:t>
+      </w:r>
+      <w:proofErr w:type="spellEnd"/>
+      <w:r>
+        <w:rPr>
+          <w:rStyle w:val="qwen-markdown-text"/>
+          <w:sz w:val="28"/>
+          <w:szCs w:val="28"/>
+        </w:rPr>
+        <w:t xml:space="preserve"> и MySQL.</w:t>
       </w:r>
     </w:p>
     <w:tbl>
@@ -2132,9 +2326,9 @@
         <w:tblLook w:val="04A0" w:firstRow="1" w:lastRow="0" w:firstColumn="1" w:lastColumn="0" w:noHBand="0" w:noVBand="1"/>
       </w:tblPr>
       <w:tblGrid>
-        <w:gridCol w:w="3059"/>
-        <w:gridCol w:w="3410"/>
-        <w:gridCol w:w="2876"/>
+        <w:gridCol w:w="2866"/>
+        <w:gridCol w:w="3539"/>
+        <w:gridCol w:w="2940"/>
       </w:tblGrid>
       <w:tr>
         <w:tc>
@@ -2146,16 +2340,16 @@
               <w:jc w:val="center"/>
               <w:rPr>
                 <w:rFonts w:ascii="Times New Roman" w:eastAsia="Times New Roman" w:hAnsi="Times New Roman" w:cs="Times New Roman"/>
-                <w:sz w:val="28"/>
-                <w:szCs w:val="28"/>
+                <w:sz w:val="24"/>
+                <w:szCs w:val="24"/>
                 <w:lang w:eastAsia="ru-RU"/>
               </w:rPr>
             </w:pPr>
             <w:r>
               <w:rPr>
                 <w:rFonts w:ascii="Times New Roman" w:eastAsia="Times New Roman" w:hAnsi="Times New Roman" w:cs="Times New Roman"/>
-                <w:sz w:val="28"/>
-                <w:szCs w:val="28"/>
+                <w:sz w:val="24"/>
+                <w:szCs w:val="24"/>
                 <w:lang w:eastAsia="ru-RU"/>
               </w:rPr>
               <w:t>Критерий</w:t>
@@ -2171,20 +2365,22 @@
               <w:jc w:val="center"/>
               <w:rPr>
                 <w:rFonts w:ascii="Times New Roman" w:eastAsia="Times New Roman" w:hAnsi="Times New Roman" w:cs="Times New Roman"/>
-                <w:sz w:val="28"/>
-                <w:szCs w:val="28"/>
+                <w:sz w:val="24"/>
+                <w:szCs w:val="24"/>
                 <w:lang w:eastAsia="ru-RU"/>
               </w:rPr>
             </w:pPr>
+            <w:proofErr w:type="spellStart"/>
             <w:r>
               <w:rPr>
                 <w:rFonts w:ascii="Times New Roman" w:eastAsia="Times New Roman" w:hAnsi="Times New Roman" w:cs="Times New Roman"/>
-                <w:sz w:val="28"/>
-                <w:szCs w:val="28"/>
+                <w:sz w:val="24"/>
+                <w:szCs w:val="24"/>
                 <w:lang w:eastAsia="ru-RU"/>
               </w:rPr>
               <w:t>PostgreSQL</w:t>
             </w:r>
+            <w:proofErr w:type="spellEnd"/>
           </w:p>
         </w:tc>
         <w:tc>
@@ -2196,16 +2392,16 @@
               <w:jc w:val="center"/>
               <w:rPr>
                 <w:rFonts w:ascii="Times New Roman" w:eastAsia="Times New Roman" w:hAnsi="Times New Roman" w:cs="Times New Roman"/>
-                <w:sz w:val="28"/>
-                <w:szCs w:val="28"/>
+                <w:sz w:val="24"/>
+                <w:szCs w:val="24"/>
                 <w:lang w:eastAsia="ru-RU"/>
               </w:rPr>
             </w:pPr>
             <w:r>
               <w:rPr>
                 <w:rFonts w:ascii="Times New Roman" w:eastAsia="Times New Roman" w:hAnsi="Times New Roman" w:cs="Times New Roman"/>
-                <w:sz w:val="28"/>
-                <w:szCs w:val="28"/>
+                <w:sz w:val="24"/>
+                <w:szCs w:val="24"/>
                 <w:lang w:eastAsia="ru-RU"/>
               </w:rPr>
               <w:t>MySQL</w:t>
@@ -2222,16 +2418,16 @@
             <w:pPr>
               <w:rPr>
                 <w:rFonts w:ascii="Times New Roman" w:eastAsia="Times New Roman" w:hAnsi="Times New Roman" w:cs="Times New Roman"/>
-                <w:sz w:val="28"/>
-                <w:szCs w:val="28"/>
+                <w:sz w:val="24"/>
+                <w:szCs w:val="24"/>
                 <w:lang w:eastAsia="ru-RU"/>
               </w:rPr>
             </w:pPr>
             <w:r>
               <w:rPr>
                 <w:rFonts w:ascii="Times New Roman" w:eastAsia="Times New Roman" w:hAnsi="Times New Roman" w:cs="Times New Roman"/>
-                <w:sz w:val="28"/>
-                <w:szCs w:val="28"/>
+                <w:sz w:val="24"/>
+                <w:szCs w:val="24"/>
                 <w:lang w:eastAsia="ru-RU"/>
               </w:rPr>
               <w:t>Лицензия</w:t>
@@ -2246,19 +2442,59 @@
             <w:pPr>
               <w:rPr>
                 <w:rFonts w:ascii="Times New Roman" w:eastAsia="Times New Roman" w:hAnsi="Times New Roman" w:cs="Times New Roman"/>
-                <w:sz w:val="28"/>
-                <w:szCs w:val="28"/>
+                <w:sz w:val="24"/>
+                <w:szCs w:val="24"/>
                 <w:lang w:eastAsia="ru-RU"/>
               </w:rPr>
             </w:pPr>
             <w:r>
               <w:rPr>
                 <w:rFonts w:ascii="Times New Roman" w:eastAsia="Times New Roman" w:hAnsi="Times New Roman" w:cs="Times New Roman"/>
-                <w:sz w:val="28"/>
-                <w:szCs w:val="28"/>
+                <w:sz w:val="24"/>
+                <w:szCs w:val="24"/>
                 <w:lang w:eastAsia="ru-RU"/>
               </w:rPr>
-              <w:t>Открытая (PostgreSQL License).</w:t>
+              <w:t>Открытая (</w:t>
+            </w:r>
+            <w:proofErr w:type="spellStart"/>
+            <w:r>
+              <w:rPr>
+                <w:rFonts w:ascii="Times New Roman" w:eastAsia="Times New Roman" w:hAnsi="Times New Roman" w:cs="Times New Roman"/>
+                <w:sz w:val="24"/>
+                <w:szCs w:val="24"/>
+                <w:lang w:eastAsia="ru-RU"/>
+              </w:rPr>
+              <w:t>PostgreSQL</w:t>
+            </w:r>
+            <w:proofErr w:type="spellEnd"/>
+            <w:r>
+              <w:rPr>
+                <w:rFonts w:ascii="Times New Roman" w:eastAsia="Times New Roman" w:hAnsi="Times New Roman" w:cs="Times New Roman"/>
+                <w:sz w:val="24"/>
+                <w:szCs w:val="24"/>
+                <w:lang w:eastAsia="ru-RU"/>
+              </w:rPr>
+              <w:t xml:space="preserve"> </w:t>
+            </w:r>
+            <w:proofErr w:type="spellStart"/>
+            <w:r>
+              <w:rPr>
+                <w:rFonts w:ascii="Times New Roman" w:eastAsia="Times New Roman" w:hAnsi="Times New Roman" w:cs="Times New Roman"/>
+                <w:sz w:val="24"/>
+                <w:szCs w:val="24"/>
+                <w:lang w:eastAsia="ru-RU"/>
+              </w:rPr>
+              <w:t>License</w:t>
+            </w:r>
+            <w:proofErr w:type="spellEnd"/>
+            <w:r>
+              <w:rPr>
+                <w:rFonts w:ascii="Times New Roman" w:eastAsia="Times New Roman" w:hAnsi="Times New Roman" w:cs="Times New Roman"/>
+                <w:sz w:val="24"/>
+                <w:szCs w:val="24"/>
+                <w:lang w:eastAsia="ru-RU"/>
+              </w:rPr>
+              <w:t>).</w:t>
             </w:r>
           </w:p>
         </w:tc>
@@ -2270,16 +2506,16 @@
             <w:pPr>
               <w:rPr>
                 <w:rFonts w:ascii="Times New Roman" w:eastAsia="Times New Roman" w:hAnsi="Times New Roman" w:cs="Times New Roman"/>
-                <w:sz w:val="28"/>
-                <w:szCs w:val="28"/>
+                <w:sz w:val="24"/>
+                <w:szCs w:val="24"/>
                 <w:lang w:eastAsia="ru-RU"/>
               </w:rPr>
             </w:pPr>
             <w:r>
               <w:rPr>
                 <w:rFonts w:ascii="Times New Roman" w:eastAsia="Times New Roman" w:hAnsi="Times New Roman" w:cs="Times New Roman"/>
-                <w:sz w:val="28"/>
-                <w:szCs w:val="28"/>
+                <w:sz w:val="24"/>
+                <w:szCs w:val="24"/>
                 <w:lang w:eastAsia="ru-RU"/>
               </w:rPr>
               <w:t>Открытая (GPL) / коммерческая.</w:t>
@@ -2296,16 +2532,16 @@
             <w:pPr>
               <w:rPr>
                 <w:rFonts w:ascii="Times New Roman" w:eastAsia="Times New Roman" w:hAnsi="Times New Roman" w:cs="Times New Roman"/>
-                <w:sz w:val="28"/>
-                <w:szCs w:val="28"/>
+                <w:sz w:val="24"/>
+                <w:szCs w:val="24"/>
                 <w:lang w:eastAsia="ru-RU"/>
               </w:rPr>
             </w:pPr>
             <w:r>
               <w:rPr>
                 <w:rFonts w:ascii="Times New Roman" w:eastAsia="Times New Roman" w:hAnsi="Times New Roman" w:cs="Times New Roman"/>
-                <w:sz w:val="28"/>
-                <w:szCs w:val="28"/>
+                <w:sz w:val="24"/>
+                <w:szCs w:val="24"/>
                 <w:lang w:eastAsia="ru-RU"/>
               </w:rPr>
               <w:t>Поддержка транзакций</w:t>
@@ -2320,16 +2556,16 @@
             <w:pPr>
               <w:rPr>
                 <w:rFonts w:ascii="Times New Roman" w:eastAsia="Times New Roman" w:hAnsi="Times New Roman" w:cs="Times New Roman"/>
-                <w:sz w:val="28"/>
-                <w:szCs w:val="28"/>
+                <w:sz w:val="24"/>
+                <w:szCs w:val="24"/>
                 <w:lang w:eastAsia="ru-RU"/>
               </w:rPr>
             </w:pPr>
             <w:r>
               <w:rPr>
                 <w:rFonts w:ascii="Times New Roman" w:eastAsia="Times New Roman" w:hAnsi="Times New Roman" w:cs="Times New Roman"/>
-                <w:sz w:val="28"/>
-                <w:szCs w:val="28"/>
+                <w:sz w:val="24"/>
+                <w:szCs w:val="24"/>
                 <w:lang w:eastAsia="ru-RU"/>
               </w:rPr>
               <w:t>Полная, соответствие ACID.</w:t>
@@ -2344,19 +2580,39 @@
             <w:pPr>
               <w:rPr>
                 <w:rFonts w:ascii="Times New Roman" w:eastAsia="Times New Roman" w:hAnsi="Times New Roman" w:cs="Times New Roman"/>
-                <w:sz w:val="28"/>
-                <w:szCs w:val="28"/>
+                <w:sz w:val="24"/>
+                <w:szCs w:val="24"/>
                 <w:lang w:eastAsia="ru-RU"/>
               </w:rPr>
             </w:pPr>
             <w:r>
               <w:rPr>
                 <w:rFonts w:ascii="Times New Roman" w:eastAsia="Times New Roman" w:hAnsi="Times New Roman" w:cs="Times New Roman"/>
-                <w:sz w:val="28"/>
-                <w:szCs w:val="28"/>
+                <w:sz w:val="24"/>
+                <w:szCs w:val="24"/>
                 <w:lang w:eastAsia="ru-RU"/>
               </w:rPr>
-              <w:t>Полная (движок InnoDB).</w:t>
+              <w:t xml:space="preserve">Полная (движок </w:t>
+            </w:r>
+            <w:proofErr w:type="spellStart"/>
+            <w:r>
+              <w:rPr>
+                <w:rFonts w:ascii="Times New Roman" w:eastAsia="Times New Roman" w:hAnsi="Times New Roman" w:cs="Times New Roman"/>
+                <w:sz w:val="24"/>
+                <w:szCs w:val="24"/>
+                <w:lang w:eastAsia="ru-RU"/>
+              </w:rPr>
+              <w:t>InnoDB</w:t>
+            </w:r>
+            <w:proofErr w:type="spellEnd"/>
+            <w:r>
+              <w:rPr>
+                <w:rFonts w:ascii="Times New Roman" w:eastAsia="Times New Roman" w:hAnsi="Times New Roman" w:cs="Times New Roman"/>
+                <w:sz w:val="24"/>
+                <w:szCs w:val="24"/>
+                <w:lang w:eastAsia="ru-RU"/>
+              </w:rPr>
+              <w:t>).</w:t>
             </w:r>
           </w:p>
         </w:tc>
@@ -2370,16 +2626,16 @@
             <w:pPr>
               <w:rPr>
                 <w:rFonts w:ascii="Times New Roman" w:eastAsia="Times New Roman" w:hAnsi="Times New Roman" w:cs="Times New Roman"/>
-                <w:sz w:val="28"/>
-                <w:szCs w:val="28"/>
+                <w:sz w:val="24"/>
+                <w:szCs w:val="24"/>
                 <w:lang w:eastAsia="ru-RU"/>
               </w:rPr>
             </w:pPr>
             <w:r>
               <w:rPr>
                 <w:rFonts w:ascii="Times New Roman" w:eastAsia="Times New Roman" w:hAnsi="Times New Roman" w:cs="Times New Roman"/>
-                <w:sz w:val="28"/>
-                <w:szCs w:val="28"/>
+                <w:sz w:val="24"/>
+                <w:szCs w:val="24"/>
                 <w:lang w:eastAsia="ru-RU"/>
               </w:rPr>
               <w:t>Расширяемость</w:t>
@@ -2394,16 +2650,16 @@
             <w:pPr>
               <w:rPr>
                 <w:rFonts w:ascii="Times New Roman" w:eastAsia="Times New Roman" w:hAnsi="Times New Roman" w:cs="Times New Roman"/>
-                <w:sz w:val="28"/>
-                <w:szCs w:val="28"/>
+                <w:sz w:val="24"/>
+                <w:szCs w:val="24"/>
                 <w:lang w:eastAsia="ru-RU"/>
               </w:rPr>
             </w:pPr>
             <w:r>
               <w:rPr>
                 <w:rFonts w:ascii="Times New Roman" w:eastAsia="Times New Roman" w:hAnsi="Times New Roman" w:cs="Times New Roman"/>
-                <w:sz w:val="28"/>
-                <w:szCs w:val="28"/>
+                <w:sz w:val="24"/>
+                <w:szCs w:val="24"/>
                 <w:lang w:eastAsia="ru-RU"/>
               </w:rPr>
               <w:t>Высокая (пользовательские типы, функции).</w:t>
@@ -2418,16 +2674,16 @@
             <w:pPr>
               <w:rPr>
                 <w:rFonts w:ascii="Times New Roman" w:eastAsia="Times New Roman" w:hAnsi="Times New Roman" w:cs="Times New Roman"/>
-                <w:sz w:val="28"/>
-                <w:szCs w:val="28"/>
+                <w:sz w:val="24"/>
+                <w:szCs w:val="24"/>
                 <w:lang w:eastAsia="ru-RU"/>
               </w:rPr>
             </w:pPr>
             <w:r>
               <w:rPr>
                 <w:rFonts w:ascii="Times New Roman" w:eastAsia="Times New Roman" w:hAnsi="Times New Roman" w:cs="Times New Roman"/>
-                <w:sz w:val="28"/>
-                <w:szCs w:val="28"/>
+                <w:sz w:val="24"/>
+                <w:szCs w:val="24"/>
                 <w:lang w:eastAsia="ru-RU"/>
               </w:rPr>
               <w:t>Ограниченная.</w:t>
@@ -2444,19 +2700,18 @@
             <w:pPr>
               <w:rPr>
                 <w:rFonts w:ascii="Times New Roman" w:eastAsia="Times New Roman" w:hAnsi="Times New Roman" w:cs="Times New Roman"/>
-                <w:sz w:val="28"/>
-                <w:szCs w:val="28"/>
+                <w:sz w:val="24"/>
+                <w:szCs w:val="24"/>
                 <w:lang w:eastAsia="ru-RU"/>
               </w:rPr>
             </w:pPr>
             <w:r>
               <w:rPr>
                 <w:rFonts w:ascii="Times New Roman" w:eastAsia="Times New Roman" w:hAnsi="Times New Roman" w:cs="Times New Roman"/>
-                <w:sz w:val="28"/>
-                <w:szCs w:val="28"/>
+                <w:sz w:val="24"/>
+                <w:szCs w:val="24"/>
                 <w:lang w:eastAsia="ru-RU"/>
               </w:rPr>
-              <w:lastRenderedPageBreak/>
               <w:t>Поддержка сложных запросов</w:t>
             </w:r>
           </w:p>
@@ -2469,16 +2724,16 @@
             <w:pPr>
               <w:rPr>
                 <w:rFonts w:ascii="Times New Roman" w:eastAsia="Times New Roman" w:hAnsi="Times New Roman" w:cs="Times New Roman"/>
-                <w:sz w:val="28"/>
-                <w:szCs w:val="28"/>
+                <w:sz w:val="24"/>
+                <w:szCs w:val="24"/>
                 <w:lang w:eastAsia="ru-RU"/>
               </w:rPr>
             </w:pPr>
             <w:r>
               <w:rPr>
                 <w:rFonts w:ascii="Times New Roman" w:eastAsia="Times New Roman" w:hAnsi="Times New Roman" w:cs="Times New Roman"/>
-                <w:sz w:val="28"/>
-                <w:szCs w:val="28"/>
+                <w:sz w:val="24"/>
+                <w:szCs w:val="24"/>
                 <w:lang w:eastAsia="ru-RU"/>
               </w:rPr>
               <w:t>Отличная (оконные функции, CTE, JSON).</w:t>
@@ -2493,16 +2748,16 @@
             <w:pPr>
               <w:rPr>
                 <w:rFonts w:ascii="Times New Roman" w:eastAsia="Times New Roman" w:hAnsi="Times New Roman" w:cs="Times New Roman"/>
-                <w:sz w:val="28"/>
-                <w:szCs w:val="28"/>
+                <w:sz w:val="24"/>
+                <w:szCs w:val="24"/>
                 <w:lang w:eastAsia="ru-RU"/>
               </w:rPr>
             </w:pPr>
             <w:r>
               <w:rPr>
                 <w:rFonts w:ascii="Times New Roman" w:eastAsia="Times New Roman" w:hAnsi="Times New Roman" w:cs="Times New Roman"/>
-                <w:sz w:val="28"/>
-                <w:szCs w:val="28"/>
+                <w:sz w:val="24"/>
+                <w:szCs w:val="24"/>
                 <w:lang w:eastAsia="ru-RU"/>
               </w:rPr>
               <w:t>С ограничениями.</w:t>
@@ -2519,16 +2774,16 @@
             <w:pPr>
               <w:rPr>
                 <w:rFonts w:ascii="Times New Roman" w:eastAsia="Times New Roman" w:hAnsi="Times New Roman" w:cs="Times New Roman"/>
-                <w:sz w:val="28"/>
-                <w:szCs w:val="28"/>
+                <w:sz w:val="24"/>
+                <w:szCs w:val="24"/>
                 <w:lang w:eastAsia="ru-RU"/>
               </w:rPr>
             </w:pPr>
             <w:r>
               <w:rPr>
                 <w:rFonts w:ascii="Times New Roman" w:eastAsia="Times New Roman" w:hAnsi="Times New Roman" w:cs="Times New Roman"/>
-                <w:sz w:val="28"/>
-                <w:szCs w:val="28"/>
+                <w:sz w:val="24"/>
+                <w:szCs w:val="24"/>
                 <w:lang w:eastAsia="ru-RU"/>
               </w:rPr>
               <w:t>Репликация</w:t>
@@ -2543,16 +2798,16 @@
             <w:pPr>
               <w:rPr>
                 <w:rFonts w:ascii="Times New Roman" w:eastAsia="Times New Roman" w:hAnsi="Times New Roman" w:cs="Times New Roman"/>
-                <w:sz w:val="28"/>
-                <w:szCs w:val="28"/>
+                <w:sz w:val="24"/>
+                <w:szCs w:val="24"/>
                 <w:lang w:eastAsia="ru-RU"/>
               </w:rPr>
             </w:pPr>
             <w:r>
               <w:rPr>
                 <w:rFonts w:ascii="Times New Roman" w:eastAsia="Times New Roman" w:hAnsi="Times New Roman" w:cs="Times New Roman"/>
-                <w:sz w:val="28"/>
-                <w:szCs w:val="28"/>
+                <w:sz w:val="24"/>
+                <w:szCs w:val="24"/>
                 <w:lang w:eastAsia="ru-RU"/>
               </w:rPr>
               <w:t>Встроенная, гибкая настройка.</w:t>
@@ -2567,16 +2822,16 @@
             <w:pPr>
               <w:rPr>
                 <w:rFonts w:ascii="Times New Roman" w:eastAsia="Times New Roman" w:hAnsi="Times New Roman" w:cs="Times New Roman"/>
-                <w:sz w:val="28"/>
-                <w:szCs w:val="28"/>
+                <w:sz w:val="24"/>
+                <w:szCs w:val="24"/>
                 <w:lang w:eastAsia="ru-RU"/>
               </w:rPr>
             </w:pPr>
             <w:r>
               <w:rPr>
                 <w:rFonts w:ascii="Times New Roman" w:eastAsia="Times New Roman" w:hAnsi="Times New Roman" w:cs="Times New Roman"/>
-                <w:sz w:val="28"/>
-                <w:szCs w:val="28"/>
+                <w:sz w:val="24"/>
+                <w:szCs w:val="24"/>
                 <w:lang w:eastAsia="ru-RU"/>
               </w:rPr>
               <w:t>Встроенная, проще в настройке.</w:t>
@@ -2593,16 +2848,16 @@
             <w:pPr>
               <w:rPr>
                 <w:rFonts w:ascii="Times New Roman" w:eastAsia="Times New Roman" w:hAnsi="Times New Roman" w:cs="Times New Roman"/>
-                <w:sz w:val="28"/>
-                <w:szCs w:val="28"/>
+                <w:sz w:val="24"/>
+                <w:szCs w:val="24"/>
                 <w:lang w:eastAsia="ru-RU"/>
               </w:rPr>
             </w:pPr>
             <w:r>
               <w:rPr>
                 <w:rFonts w:ascii="Times New Roman" w:eastAsia="Times New Roman" w:hAnsi="Times New Roman" w:cs="Times New Roman"/>
-                <w:sz w:val="28"/>
-                <w:szCs w:val="28"/>
+                <w:sz w:val="24"/>
+                <w:szCs w:val="24"/>
                 <w:lang w:eastAsia="ru-RU"/>
               </w:rPr>
               <w:t>Производительность (OLTP)</w:t>
@@ -2617,16 +2872,16 @@
             <w:pPr>
               <w:rPr>
                 <w:rFonts w:ascii="Times New Roman" w:eastAsia="Times New Roman" w:hAnsi="Times New Roman" w:cs="Times New Roman"/>
-                <w:sz w:val="28"/>
-                <w:szCs w:val="28"/>
+                <w:sz w:val="24"/>
+                <w:szCs w:val="24"/>
                 <w:lang w:eastAsia="ru-RU"/>
               </w:rPr>
             </w:pPr>
             <w:r>
               <w:rPr>
                 <w:rFonts w:ascii="Times New Roman" w:eastAsia="Times New Roman" w:hAnsi="Times New Roman" w:cs="Times New Roman"/>
-                <w:sz w:val="28"/>
-                <w:szCs w:val="28"/>
+                <w:sz w:val="24"/>
+                <w:szCs w:val="24"/>
                 <w:lang w:eastAsia="ru-RU"/>
               </w:rPr>
               <w:t>Оптимизация под сложные сценарии.</w:t>
@@ -2641,16 +2896,16 @@
             <w:pPr>
               <w:rPr>
                 <w:rFonts w:ascii="Times New Roman" w:eastAsia="Times New Roman" w:hAnsi="Times New Roman" w:cs="Times New Roman"/>
-                <w:sz w:val="28"/>
-                <w:szCs w:val="28"/>
+                <w:sz w:val="24"/>
+                <w:szCs w:val="24"/>
                 <w:lang w:eastAsia="ru-RU"/>
               </w:rPr>
             </w:pPr>
             <w:r>
               <w:rPr>
                 <w:rFonts w:ascii="Times New Roman" w:eastAsia="Times New Roman" w:hAnsi="Times New Roman" w:cs="Times New Roman"/>
-                <w:sz w:val="28"/>
-                <w:szCs w:val="28"/>
+                <w:sz w:val="24"/>
+                <w:szCs w:val="24"/>
                 <w:lang w:eastAsia="ru-RU"/>
               </w:rPr>
               <w:t>Оптимизация под простые запросы.</w:t>
@@ -2667,16 +2922,16 @@
             <w:pPr>
               <w:rPr>
                 <w:rFonts w:ascii="Times New Roman" w:eastAsia="Times New Roman" w:hAnsi="Times New Roman" w:cs="Times New Roman"/>
-                <w:sz w:val="28"/>
-                <w:szCs w:val="28"/>
+                <w:sz w:val="24"/>
+                <w:szCs w:val="24"/>
                 <w:lang w:eastAsia="ru-RU"/>
               </w:rPr>
             </w:pPr>
             <w:r>
               <w:rPr>
                 <w:rFonts w:ascii="Times New Roman" w:eastAsia="Times New Roman" w:hAnsi="Times New Roman" w:cs="Times New Roman"/>
-                <w:sz w:val="28"/>
-                <w:szCs w:val="28"/>
+                <w:sz w:val="24"/>
+                <w:szCs w:val="24"/>
                 <w:lang w:eastAsia="ru-RU"/>
               </w:rPr>
               <w:t>Сообщество и поддержка</w:t>
@@ -2691,16 +2946,16 @@
             <w:pPr>
               <w:rPr>
                 <w:rFonts w:ascii="Times New Roman" w:eastAsia="Times New Roman" w:hAnsi="Times New Roman" w:cs="Times New Roman"/>
-                <w:sz w:val="28"/>
-                <w:szCs w:val="28"/>
+                <w:sz w:val="24"/>
+                <w:szCs w:val="24"/>
                 <w:lang w:eastAsia="ru-RU"/>
               </w:rPr>
             </w:pPr>
             <w:r>
               <w:rPr>
                 <w:rFonts w:ascii="Times New Roman" w:eastAsia="Times New Roman" w:hAnsi="Times New Roman" w:cs="Times New Roman"/>
-                <w:sz w:val="28"/>
-                <w:szCs w:val="28"/>
+                <w:sz w:val="24"/>
+                <w:szCs w:val="24"/>
                 <w:lang w:eastAsia="ru-RU"/>
               </w:rPr>
               <w:t>Коммерческая поддержка.</w:t>
@@ -2715,16 +2970,16 @@
             <w:pPr>
               <w:rPr>
                 <w:rFonts w:ascii="Times New Roman" w:eastAsia="Times New Roman" w:hAnsi="Times New Roman" w:cs="Times New Roman"/>
-                <w:sz w:val="28"/>
-                <w:szCs w:val="28"/>
+                <w:sz w:val="24"/>
+                <w:szCs w:val="24"/>
                 <w:lang w:eastAsia="ru-RU"/>
               </w:rPr>
             </w:pPr>
             <w:r>
               <w:rPr>
                 <w:rFonts w:ascii="Times New Roman" w:eastAsia="Times New Roman" w:hAnsi="Times New Roman" w:cs="Times New Roman"/>
-                <w:sz w:val="28"/>
-                <w:szCs w:val="28"/>
+                <w:sz w:val="24"/>
+                <w:szCs w:val="24"/>
                 <w:lang w:eastAsia="ru-RU"/>
               </w:rPr>
               <w:t>Поддержка Oracle.</w:t>
@@ -2767,6 +3022,7 @@
           <w:sz w:val="28"/>
           <w:szCs w:val="28"/>
         </w:rPr>
+        <w:lastRenderedPageBreak/>
         <w:t xml:space="preserve">Для разрабатываемой программной системы выбрана </w:t>
       </w:r>
       <w:r>
@@ -2840,16 +3096,16 @@
               <w:jc w:val="center"/>
               <w:rPr>
                 <w:rFonts w:ascii="Times New Roman" w:eastAsia="Times New Roman" w:hAnsi="Times New Roman" w:cs="Times New Roman"/>
-                <w:sz w:val="28"/>
-                <w:szCs w:val="28"/>
+                <w:sz w:val="24"/>
+                <w:szCs w:val="24"/>
                 <w:lang w:eastAsia="ru-RU"/>
               </w:rPr>
             </w:pPr>
             <w:r>
               <w:rPr>
                 <w:rFonts w:ascii="Times New Roman" w:eastAsia="Times New Roman" w:hAnsi="Times New Roman" w:cs="Times New Roman"/>
-                <w:sz w:val="28"/>
-                <w:szCs w:val="28"/>
+                <w:sz w:val="24"/>
+                <w:szCs w:val="24"/>
                 <w:lang w:eastAsia="ru-RU"/>
               </w:rPr>
               <w:t>Инструмент</w:t>
@@ -2865,16 +3121,16 @@
               <w:jc w:val="center"/>
               <w:rPr>
                 <w:rFonts w:ascii="Times New Roman" w:eastAsia="Times New Roman" w:hAnsi="Times New Roman" w:cs="Times New Roman"/>
-                <w:sz w:val="28"/>
-                <w:szCs w:val="28"/>
+                <w:sz w:val="24"/>
+                <w:szCs w:val="24"/>
                 <w:lang w:eastAsia="ru-RU"/>
               </w:rPr>
             </w:pPr>
             <w:r>
               <w:rPr>
                 <w:rFonts w:ascii="Times New Roman" w:eastAsia="Times New Roman" w:hAnsi="Times New Roman" w:cs="Times New Roman"/>
-                <w:sz w:val="28"/>
-                <w:szCs w:val="28"/>
+                <w:sz w:val="24"/>
+                <w:szCs w:val="24"/>
                 <w:lang w:eastAsia="ru-RU"/>
               </w:rPr>
               <w:t>Преимущества</w:t>
@@ -2890,16 +3146,16 @@
               <w:jc w:val="center"/>
               <w:rPr>
                 <w:rFonts w:ascii="Times New Roman" w:eastAsia="Times New Roman" w:hAnsi="Times New Roman" w:cs="Times New Roman"/>
-                <w:sz w:val="28"/>
-                <w:szCs w:val="28"/>
+                <w:sz w:val="24"/>
+                <w:szCs w:val="24"/>
                 <w:lang w:eastAsia="ru-RU"/>
               </w:rPr>
             </w:pPr>
             <w:r>
               <w:rPr>
                 <w:rFonts w:ascii="Times New Roman" w:eastAsia="Times New Roman" w:hAnsi="Times New Roman" w:cs="Times New Roman"/>
-                <w:sz w:val="28"/>
-                <w:szCs w:val="28"/>
+                <w:sz w:val="24"/>
+                <w:szCs w:val="24"/>
                 <w:lang w:eastAsia="ru-RU"/>
               </w:rPr>
               <w:t>Недостатки</w:t>
@@ -2916,20 +3172,42 @@
             <w:pPr>
               <w:rPr>
                 <w:rFonts w:ascii="Times New Roman" w:eastAsia="Times New Roman" w:hAnsi="Times New Roman" w:cs="Times New Roman"/>
-                <w:sz w:val="28"/>
-                <w:szCs w:val="28"/>
+                <w:sz w:val="24"/>
+                <w:szCs w:val="24"/>
                 <w:lang w:eastAsia="ru-RU"/>
               </w:rPr>
             </w:pPr>
+            <w:proofErr w:type="spellStart"/>
             <w:r>
               <w:rPr>
                 <w:rFonts w:ascii="Times New Roman" w:eastAsia="Times New Roman" w:hAnsi="Times New Roman" w:cs="Times New Roman"/>
-                <w:sz w:val="28"/>
-                <w:szCs w:val="28"/>
+                <w:sz w:val="24"/>
+                <w:szCs w:val="24"/>
                 <w:lang w:eastAsia="ru-RU"/>
               </w:rPr>
-              <w:t>ERwin Data Modeler</w:t>
+              <w:t>ERwin</w:t>
             </w:r>
+            <w:proofErr w:type="spellEnd"/>
+            <w:r>
+              <w:rPr>
+                <w:rFonts w:ascii="Times New Roman" w:eastAsia="Times New Roman" w:hAnsi="Times New Roman" w:cs="Times New Roman"/>
+                <w:sz w:val="24"/>
+                <w:szCs w:val="24"/>
+                <w:lang w:eastAsia="ru-RU"/>
+              </w:rPr>
+              <w:t xml:space="preserve"> Data </w:t>
+            </w:r>
+            <w:proofErr w:type="spellStart"/>
+            <w:r>
+              <w:rPr>
+                <w:rFonts w:ascii="Times New Roman" w:eastAsia="Times New Roman" w:hAnsi="Times New Roman" w:cs="Times New Roman"/>
+                <w:sz w:val="24"/>
+                <w:szCs w:val="24"/>
+                <w:lang w:eastAsia="ru-RU"/>
+              </w:rPr>
+              <w:t>Modeler</w:t>
+            </w:r>
+            <w:proofErr w:type="spellEnd"/>
           </w:p>
         </w:tc>
         <w:tc>
@@ -2940,16 +3218,16 @@
             <w:pPr>
               <w:rPr>
                 <w:rFonts w:ascii="Times New Roman" w:eastAsia="Times New Roman" w:hAnsi="Times New Roman" w:cs="Times New Roman"/>
-                <w:sz w:val="28"/>
-                <w:szCs w:val="28"/>
+                <w:sz w:val="24"/>
+                <w:szCs w:val="24"/>
                 <w:lang w:eastAsia="ru-RU"/>
               </w:rPr>
             </w:pPr>
             <w:r>
               <w:rPr>
                 <w:rFonts w:ascii="Times New Roman" w:eastAsia="Times New Roman" w:hAnsi="Times New Roman" w:cs="Times New Roman"/>
-                <w:sz w:val="28"/>
-                <w:szCs w:val="28"/>
+                <w:sz w:val="24"/>
+                <w:szCs w:val="24"/>
                 <w:lang w:eastAsia="ru-RU"/>
               </w:rPr>
               <w:t>Профессиональное CASE-средство, генерация кода для различных СУБД, поддержка логической и физической моделей.</w:t>
@@ -2964,16 +3242,16 @@
             <w:pPr>
               <w:rPr>
                 <w:rFonts w:ascii="Times New Roman" w:eastAsia="Times New Roman" w:hAnsi="Times New Roman" w:cs="Times New Roman"/>
-                <w:sz w:val="28"/>
-                <w:szCs w:val="28"/>
+                <w:sz w:val="24"/>
+                <w:szCs w:val="24"/>
                 <w:lang w:eastAsia="ru-RU"/>
               </w:rPr>
             </w:pPr>
             <w:r>
               <w:rPr>
                 <w:rFonts w:ascii="Times New Roman" w:eastAsia="Times New Roman" w:hAnsi="Times New Roman" w:cs="Times New Roman"/>
-                <w:sz w:val="28"/>
-                <w:szCs w:val="28"/>
+                <w:sz w:val="24"/>
+                <w:szCs w:val="24"/>
                 <w:lang w:eastAsia="ru-RU"/>
               </w:rPr>
               <w:t>Платный, требует обучения.</w:t>
@@ -2990,16 +3268,16 @@
             <w:pPr>
               <w:rPr>
                 <w:rFonts w:ascii="Times New Roman" w:eastAsia="Times New Roman" w:hAnsi="Times New Roman" w:cs="Times New Roman"/>
-                <w:sz w:val="28"/>
-                <w:szCs w:val="28"/>
+                <w:sz w:val="24"/>
+                <w:szCs w:val="24"/>
                 <w:lang w:eastAsia="ru-RU"/>
               </w:rPr>
             </w:pPr>
             <w:r>
               <w:rPr>
                 <w:rFonts w:ascii="Times New Roman" w:eastAsia="Times New Roman" w:hAnsi="Times New Roman" w:cs="Times New Roman"/>
-                <w:sz w:val="28"/>
-                <w:szCs w:val="28"/>
+                <w:sz w:val="24"/>
+                <w:szCs w:val="24"/>
                 <w:lang w:eastAsia="ru-RU"/>
               </w:rPr>
               <w:t>Draw.io</w:t>
@@ -3014,16 +3292,16 @@
             <w:pPr>
               <w:rPr>
                 <w:rFonts w:ascii="Times New Roman" w:eastAsia="Times New Roman" w:hAnsi="Times New Roman" w:cs="Times New Roman"/>
-                <w:sz w:val="28"/>
-                <w:szCs w:val="28"/>
+                <w:sz w:val="24"/>
+                <w:szCs w:val="24"/>
                 <w:lang w:eastAsia="ru-RU"/>
               </w:rPr>
             </w:pPr>
             <w:r>
               <w:rPr>
                 <w:rFonts w:ascii="Times New Roman" w:eastAsia="Times New Roman" w:hAnsi="Times New Roman" w:cs="Times New Roman"/>
-                <w:sz w:val="28"/>
-                <w:szCs w:val="28"/>
+                <w:sz w:val="24"/>
+                <w:szCs w:val="24"/>
                 <w:lang w:eastAsia="ru-RU"/>
               </w:rPr>
               <w:t>Бесплатный, интуитивный интерфейс, экспорт в различные форматы.</w:t>
@@ -3038,16 +3316,16 @@
             <w:pPr>
               <w:rPr>
                 <w:rFonts w:ascii="Times New Roman" w:eastAsia="Times New Roman" w:hAnsi="Times New Roman" w:cs="Times New Roman"/>
-                <w:sz w:val="28"/>
-                <w:szCs w:val="28"/>
+                <w:sz w:val="24"/>
+                <w:szCs w:val="24"/>
                 <w:lang w:eastAsia="ru-RU"/>
               </w:rPr>
             </w:pPr>
             <w:r>
               <w:rPr>
                 <w:rFonts w:ascii="Times New Roman" w:eastAsia="Times New Roman" w:hAnsi="Times New Roman" w:cs="Times New Roman"/>
-                <w:sz w:val="28"/>
-                <w:szCs w:val="28"/>
+                <w:sz w:val="24"/>
+                <w:szCs w:val="24"/>
                 <w:lang w:eastAsia="ru-RU"/>
               </w:rPr>
               <w:t>Ограниченные возможности генерации кода.</w:t>
@@ -3168,6 +3446,7 @@
           <w:lang w:val="en-US"/>
         </w:rPr>
       </w:pPr>
+      <w:proofErr w:type="spellStart"/>
       <w:r>
         <w:rPr>
           <w:b/>
@@ -3176,7 +3455,84 @@
           <w:szCs w:val="28"/>
           <w:lang w:val="en-US"/>
         </w:rPr>
-        <w:t>Выбор средств разработки специального ПО</w:t>
+        <w:t>Выбор</w:t>
+      </w:r>
+      <w:proofErr w:type="spellEnd"/>
+      <w:r>
+        <w:rPr>
+          <w:b/>
+          <w:bCs/>
+          <w:sz w:val="28"/>
+          <w:szCs w:val="28"/>
+          <w:lang w:val="en-US"/>
+        </w:rPr>
+        <w:t xml:space="preserve"> </w:t>
+      </w:r>
+      <w:proofErr w:type="spellStart"/>
+      <w:r>
+        <w:rPr>
+          <w:b/>
+          <w:bCs/>
+          <w:sz w:val="28"/>
+          <w:szCs w:val="28"/>
+          <w:lang w:val="en-US"/>
+        </w:rPr>
+        <w:t>средств</w:t>
+      </w:r>
+      <w:proofErr w:type="spellEnd"/>
+      <w:r>
+        <w:rPr>
+          <w:b/>
+          <w:bCs/>
+          <w:sz w:val="28"/>
+          <w:szCs w:val="28"/>
+          <w:lang w:val="en-US"/>
+        </w:rPr>
+        <w:t xml:space="preserve"> </w:t>
+      </w:r>
+      <w:proofErr w:type="spellStart"/>
+      <w:r>
+        <w:rPr>
+          <w:b/>
+          <w:bCs/>
+          <w:sz w:val="28"/>
+          <w:szCs w:val="28"/>
+          <w:lang w:val="en-US"/>
+        </w:rPr>
+        <w:t>разработки</w:t>
+      </w:r>
+      <w:proofErr w:type="spellEnd"/>
+      <w:r>
+        <w:rPr>
+          <w:b/>
+          <w:bCs/>
+          <w:sz w:val="28"/>
+          <w:szCs w:val="28"/>
+          <w:lang w:val="en-US"/>
+        </w:rPr>
+        <w:t xml:space="preserve"> </w:t>
+      </w:r>
+      <w:proofErr w:type="spellStart"/>
+      <w:r>
+        <w:rPr>
+          <w:b/>
+          <w:bCs/>
+          <w:sz w:val="28"/>
+          <w:szCs w:val="28"/>
+          <w:lang w:val="en-US"/>
+        </w:rPr>
+        <w:t>специального</w:t>
+      </w:r>
+      <w:proofErr w:type="spellEnd"/>
+      <w:r>
+        <w:rPr>
+          <w:b/>
+          <w:bCs/>
+          <w:sz w:val="28"/>
+          <w:szCs w:val="28"/>
+          <w:lang w:val="en-US"/>
+        </w:rPr>
+        <w:t xml:space="preserve"> ПО</w:t>
       </w:r>
     </w:p>
     <w:p>
@@ -3279,9 +3635,9 @@
         <w:tblLook w:val="04A0" w:firstRow="1" w:lastRow="0" w:firstColumn="1" w:lastColumn="0" w:noHBand="0" w:noVBand="1"/>
       </w:tblPr>
       <w:tblGrid>
-        <w:gridCol w:w="2772"/>
-        <w:gridCol w:w="3522"/>
-        <w:gridCol w:w="3051"/>
+        <w:gridCol w:w="2407"/>
+        <w:gridCol w:w="3645"/>
+        <w:gridCol w:w="3293"/>
       </w:tblGrid>
       <w:tr>
         <w:tc>
@@ -3293,16 +3649,16 @@
               <w:jc w:val="both"/>
               <w:rPr>
                 <w:rFonts w:ascii="Times New Roman" w:eastAsia="Times New Roman" w:hAnsi="Times New Roman" w:cs="Times New Roman"/>
-                <w:sz w:val="28"/>
-                <w:szCs w:val="28"/>
+                <w:sz w:val="24"/>
+                <w:szCs w:val="24"/>
                 <w:lang w:eastAsia="ru-RU"/>
               </w:rPr>
             </w:pPr>
             <w:r>
               <w:rPr>
                 <w:rFonts w:ascii="Times New Roman" w:eastAsia="Times New Roman" w:hAnsi="Times New Roman" w:cs="Times New Roman"/>
-                <w:sz w:val="28"/>
-                <w:szCs w:val="28"/>
+                <w:sz w:val="24"/>
+                <w:szCs w:val="24"/>
                 <w:lang w:eastAsia="ru-RU"/>
               </w:rPr>
               <w:t>Критерий</w:t>
@@ -3318,20 +3674,31 @@
               <w:jc w:val="both"/>
               <w:rPr>
                 <w:rFonts w:ascii="Times New Roman" w:eastAsia="Times New Roman" w:hAnsi="Times New Roman" w:cs="Times New Roman"/>
-                <w:sz w:val="28"/>
-                <w:szCs w:val="28"/>
+                <w:sz w:val="24"/>
+                <w:szCs w:val="24"/>
                 <w:lang w:eastAsia="ru-RU"/>
               </w:rPr>
             </w:pPr>
             <w:r>
               <w:rPr>
                 <w:rFonts w:ascii="Times New Roman" w:eastAsia="Times New Roman" w:hAnsi="Times New Roman" w:cs="Times New Roman"/>
-                <w:sz w:val="28"/>
-                <w:szCs w:val="28"/>
+                <w:sz w:val="24"/>
+                <w:szCs w:val="24"/>
                 <w:lang w:eastAsia="ru-RU"/>
               </w:rPr>
-              <w:t>PHP + Laravel</w:t>
+              <w:t xml:space="preserve">PHP + </w:t>
             </w:r>
+            <w:proofErr w:type="spellStart"/>
+            <w:r>
+              <w:rPr>
+                <w:rFonts w:ascii="Times New Roman" w:eastAsia="Times New Roman" w:hAnsi="Times New Roman" w:cs="Times New Roman"/>
+                <w:sz w:val="24"/>
+                <w:szCs w:val="24"/>
+                <w:lang w:eastAsia="ru-RU"/>
+              </w:rPr>
+              <w:t>Laravel</w:t>
+            </w:r>
+            <w:proofErr w:type="spellEnd"/>
           </w:p>
         </w:tc>
         <w:tc>
@@ -3343,20 +3710,31 @@
               <w:jc w:val="both"/>
               <w:rPr>
                 <w:rFonts w:ascii="Times New Roman" w:eastAsia="Times New Roman" w:hAnsi="Times New Roman" w:cs="Times New Roman"/>
-                <w:sz w:val="28"/>
-                <w:szCs w:val="28"/>
+                <w:sz w:val="24"/>
+                <w:szCs w:val="24"/>
                 <w:lang w:eastAsia="ru-RU"/>
               </w:rPr>
             </w:pPr>
             <w:r>
               <w:rPr>
                 <w:rFonts w:ascii="Times New Roman" w:eastAsia="Times New Roman" w:hAnsi="Times New Roman" w:cs="Times New Roman"/>
-                <w:sz w:val="28"/>
-                <w:szCs w:val="28"/>
+                <w:sz w:val="24"/>
+                <w:szCs w:val="24"/>
                 <w:lang w:eastAsia="ru-RU"/>
               </w:rPr>
-              <w:t>Python + Django</w:t>
+              <w:t xml:space="preserve">Python + </w:t>
             </w:r>
+            <w:proofErr w:type="spellStart"/>
+            <w:r>
+              <w:rPr>
+                <w:rFonts w:ascii="Times New Roman" w:eastAsia="Times New Roman" w:hAnsi="Times New Roman" w:cs="Times New Roman"/>
+                <w:sz w:val="24"/>
+                <w:szCs w:val="24"/>
+                <w:lang w:eastAsia="ru-RU"/>
+              </w:rPr>
+              <w:t>Django</w:t>
+            </w:r>
+            <w:proofErr w:type="spellEnd"/>
           </w:p>
         </w:tc>
       </w:tr>
@@ -3370,19 +3748,18 @@
               <w:jc w:val="both"/>
               <w:rPr>
                 <w:rFonts w:ascii="Times New Roman" w:eastAsia="Times New Roman" w:hAnsi="Times New Roman" w:cs="Times New Roman"/>
-                <w:sz w:val="28"/>
-                <w:szCs w:val="28"/>
+                <w:sz w:val="24"/>
+                <w:szCs w:val="24"/>
                 <w:lang w:eastAsia="ru-RU"/>
               </w:rPr>
             </w:pPr>
             <w:r>
               <w:rPr>
                 <w:rFonts w:ascii="Times New Roman" w:eastAsia="Times New Roman" w:hAnsi="Times New Roman" w:cs="Times New Roman"/>
-                <w:sz w:val="28"/>
-                <w:szCs w:val="28"/>
+                <w:sz w:val="24"/>
+                <w:szCs w:val="24"/>
                 <w:lang w:eastAsia="ru-RU"/>
               </w:rPr>
-              <w:lastRenderedPageBreak/>
               <w:t>Производительность.</w:t>
             </w:r>
           </w:p>
@@ -3396,16 +3773,16 @@
               <w:jc w:val="both"/>
               <w:rPr>
                 <w:rFonts w:ascii="Times New Roman" w:eastAsia="Times New Roman" w:hAnsi="Times New Roman" w:cs="Times New Roman"/>
-                <w:sz w:val="28"/>
-                <w:szCs w:val="28"/>
+                <w:sz w:val="24"/>
+                <w:szCs w:val="24"/>
                 <w:lang w:eastAsia="ru-RU"/>
               </w:rPr>
             </w:pPr>
             <w:r>
               <w:rPr>
                 <w:rFonts w:ascii="Times New Roman" w:eastAsia="Times New Roman" w:hAnsi="Times New Roman" w:cs="Times New Roman"/>
-                <w:sz w:val="28"/>
-                <w:szCs w:val="28"/>
+                <w:sz w:val="24"/>
+                <w:szCs w:val="24"/>
                 <w:lang w:eastAsia="ru-RU"/>
               </w:rPr>
               <w:t>Высокая (PHP 8+), оптимизирован для веб.</w:t>
@@ -3421,16 +3798,16 @@
               <w:jc w:val="both"/>
               <w:rPr>
                 <w:rFonts w:ascii="Times New Roman" w:eastAsia="Times New Roman" w:hAnsi="Times New Roman" w:cs="Times New Roman"/>
-                <w:sz w:val="28"/>
-                <w:szCs w:val="28"/>
+                <w:sz w:val="24"/>
+                <w:szCs w:val="24"/>
                 <w:lang w:eastAsia="ru-RU"/>
               </w:rPr>
             </w:pPr>
             <w:r>
               <w:rPr>
                 <w:rFonts w:ascii="Times New Roman" w:eastAsia="Times New Roman" w:hAnsi="Times New Roman" w:cs="Times New Roman"/>
-                <w:sz w:val="28"/>
-                <w:szCs w:val="28"/>
+                <w:sz w:val="24"/>
+                <w:szCs w:val="24"/>
                 <w:lang w:eastAsia="ru-RU"/>
               </w:rPr>
               <w:t>Хорошая, немного ниже в простых сценариях.</w:t>
@@ -3448,16 +3825,16 @@
               <w:jc w:val="both"/>
               <w:rPr>
                 <w:rFonts w:ascii="Times New Roman" w:eastAsia="Times New Roman" w:hAnsi="Times New Roman" w:cs="Times New Roman"/>
-                <w:sz w:val="28"/>
-                <w:szCs w:val="28"/>
+                <w:sz w:val="24"/>
+                <w:szCs w:val="24"/>
                 <w:lang w:eastAsia="ru-RU"/>
               </w:rPr>
             </w:pPr>
             <w:r>
               <w:rPr>
                 <w:rFonts w:ascii="Times New Roman" w:eastAsia="Times New Roman" w:hAnsi="Times New Roman" w:cs="Times New Roman"/>
-                <w:sz w:val="28"/>
-                <w:szCs w:val="28"/>
+                <w:sz w:val="24"/>
+                <w:szCs w:val="24"/>
                 <w:lang w:eastAsia="ru-RU"/>
               </w:rPr>
               <w:t>Экосистема пакетов.</w:t>
@@ -3473,19 +3850,59 @@
               <w:jc w:val="both"/>
               <w:rPr>
                 <w:rFonts w:ascii="Times New Roman" w:eastAsia="Times New Roman" w:hAnsi="Times New Roman" w:cs="Times New Roman"/>
-                <w:sz w:val="28"/>
-                <w:szCs w:val="28"/>
+                <w:sz w:val="24"/>
+                <w:szCs w:val="24"/>
                 <w:lang w:eastAsia="ru-RU"/>
               </w:rPr>
             </w:pPr>
             <w:r>
               <w:rPr>
                 <w:rFonts w:ascii="Times New Roman" w:eastAsia="Times New Roman" w:hAnsi="Times New Roman" w:cs="Times New Roman"/>
-                <w:sz w:val="28"/>
-                <w:szCs w:val="28"/>
+                <w:sz w:val="24"/>
+                <w:szCs w:val="24"/>
                 <w:lang w:eastAsia="ru-RU"/>
               </w:rPr>
-              <w:t>Огромная (Packagist / Composer), специализированная для веб.</w:t>
+              <w:t>Огромная (</w:t>
+            </w:r>
+            <w:proofErr w:type="spellStart"/>
+            <w:r>
+              <w:rPr>
+                <w:rFonts w:ascii="Times New Roman" w:eastAsia="Times New Roman" w:hAnsi="Times New Roman" w:cs="Times New Roman"/>
+                <w:sz w:val="24"/>
+                <w:szCs w:val="24"/>
+                <w:lang w:eastAsia="ru-RU"/>
+              </w:rPr>
+              <w:t>Packagist</w:t>
+            </w:r>
+            <w:proofErr w:type="spellEnd"/>
+            <w:r>
+              <w:rPr>
+                <w:rFonts w:ascii="Times New Roman" w:eastAsia="Times New Roman" w:hAnsi="Times New Roman" w:cs="Times New Roman"/>
+                <w:sz w:val="24"/>
+                <w:szCs w:val="24"/>
+                <w:lang w:eastAsia="ru-RU"/>
+              </w:rPr>
+              <w:t xml:space="preserve"> / </w:t>
+            </w:r>
+            <w:proofErr w:type="spellStart"/>
+            <w:r>
+              <w:rPr>
+                <w:rFonts w:ascii="Times New Roman" w:eastAsia="Times New Roman" w:hAnsi="Times New Roman" w:cs="Times New Roman"/>
+                <w:sz w:val="24"/>
+                <w:szCs w:val="24"/>
+                <w:lang w:eastAsia="ru-RU"/>
+              </w:rPr>
+              <w:t>Composer</w:t>
+            </w:r>
+            <w:proofErr w:type="spellEnd"/>
+            <w:r>
+              <w:rPr>
+                <w:rFonts w:ascii="Times New Roman" w:eastAsia="Times New Roman" w:hAnsi="Times New Roman" w:cs="Times New Roman"/>
+                <w:sz w:val="24"/>
+                <w:szCs w:val="24"/>
+                <w:lang w:eastAsia="ru-RU"/>
+              </w:rPr>
+              <w:t>), специализированная для веб.</w:t>
             </w:r>
           </w:p>
         </w:tc>
@@ -3498,19 +3915,39 @@
               <w:jc w:val="both"/>
               <w:rPr>
                 <w:rFonts w:ascii="Times New Roman" w:eastAsia="Times New Roman" w:hAnsi="Times New Roman" w:cs="Times New Roman"/>
-                <w:sz w:val="28"/>
-                <w:szCs w:val="28"/>
+                <w:sz w:val="24"/>
+                <w:szCs w:val="24"/>
                 <w:lang w:eastAsia="ru-RU"/>
               </w:rPr>
             </w:pPr>
             <w:r>
               <w:rPr>
                 <w:rFonts w:ascii="Times New Roman" w:eastAsia="Times New Roman" w:hAnsi="Times New Roman" w:cs="Times New Roman"/>
-                <w:sz w:val="28"/>
-                <w:szCs w:val="28"/>
+                <w:sz w:val="24"/>
+                <w:szCs w:val="24"/>
                 <w:lang w:eastAsia="ru-RU"/>
               </w:rPr>
-              <w:t>Огромная (PyPI), универсальная.</w:t>
+              <w:t>Огромная (</w:t>
+            </w:r>
+            <w:proofErr w:type="spellStart"/>
+            <w:r>
+              <w:rPr>
+                <w:rFonts w:ascii="Times New Roman" w:eastAsia="Times New Roman" w:hAnsi="Times New Roman" w:cs="Times New Roman"/>
+                <w:sz w:val="24"/>
+                <w:szCs w:val="24"/>
+                <w:lang w:eastAsia="ru-RU"/>
+              </w:rPr>
+              <w:t>PyPI</w:t>
+            </w:r>
+            <w:proofErr w:type="spellEnd"/>
+            <w:r>
+              <w:rPr>
+                <w:rFonts w:ascii="Times New Roman" w:eastAsia="Times New Roman" w:hAnsi="Times New Roman" w:cs="Times New Roman"/>
+                <w:sz w:val="24"/>
+                <w:szCs w:val="24"/>
+                <w:lang w:eastAsia="ru-RU"/>
+              </w:rPr>
+              <w:t>), универсальная.</w:t>
             </w:r>
           </w:p>
         </w:tc>
@@ -3525,16 +3962,16 @@
               <w:jc w:val="both"/>
               <w:rPr>
                 <w:rFonts w:ascii="Times New Roman" w:eastAsia="Times New Roman" w:hAnsi="Times New Roman" w:cs="Times New Roman"/>
-                <w:sz w:val="28"/>
-                <w:szCs w:val="28"/>
+                <w:sz w:val="24"/>
+                <w:szCs w:val="24"/>
                 <w:lang w:eastAsia="ru-RU"/>
               </w:rPr>
             </w:pPr>
             <w:r>
               <w:rPr>
                 <w:rFonts w:ascii="Times New Roman" w:eastAsia="Times New Roman" w:hAnsi="Times New Roman" w:cs="Times New Roman"/>
-                <w:sz w:val="28"/>
-                <w:szCs w:val="28"/>
+                <w:sz w:val="24"/>
+                <w:szCs w:val="24"/>
                 <w:lang w:eastAsia="ru-RU"/>
               </w:rPr>
               <w:t>Безопасность</w:t>
@@ -3550,19 +3987,59 @@
               <w:jc w:val="both"/>
               <w:rPr>
                 <w:rFonts w:ascii="Times New Roman" w:eastAsia="Times New Roman" w:hAnsi="Times New Roman" w:cs="Times New Roman"/>
-                <w:sz w:val="28"/>
-                <w:szCs w:val="28"/>
+                <w:sz w:val="24"/>
+                <w:szCs w:val="24"/>
                 <w:lang w:eastAsia="ru-RU"/>
               </w:rPr>
             </w:pPr>
             <w:r>
               <w:rPr>
                 <w:rFonts w:ascii="Times New Roman" w:eastAsia="Times New Roman" w:hAnsi="Times New Roman" w:cs="Times New Roman"/>
-                <w:sz w:val="28"/>
-                <w:szCs w:val="28"/>
+                <w:sz w:val="24"/>
+                <w:szCs w:val="24"/>
                 <w:lang w:eastAsia="ru-RU"/>
               </w:rPr>
-              <w:t>Встроенная защита в Laravel (CSRF, SQLi, XSS).</w:t>
+              <w:t xml:space="preserve">Встроенная защита в </w:t>
+            </w:r>
+            <w:proofErr w:type="spellStart"/>
+            <w:r>
+              <w:rPr>
+                <w:rFonts w:ascii="Times New Roman" w:eastAsia="Times New Roman" w:hAnsi="Times New Roman" w:cs="Times New Roman"/>
+                <w:sz w:val="24"/>
+                <w:szCs w:val="24"/>
+                <w:lang w:eastAsia="ru-RU"/>
+              </w:rPr>
+              <w:t>Laravel</w:t>
+            </w:r>
+            <w:proofErr w:type="spellEnd"/>
+            <w:r>
+              <w:rPr>
+                <w:rFonts w:ascii="Times New Roman" w:eastAsia="Times New Roman" w:hAnsi="Times New Roman" w:cs="Times New Roman"/>
+                <w:sz w:val="24"/>
+                <w:szCs w:val="24"/>
+                <w:lang w:eastAsia="ru-RU"/>
+              </w:rPr>
+              <w:t xml:space="preserve"> (CSRF, </w:t>
+            </w:r>
+            <w:proofErr w:type="spellStart"/>
+            <w:r>
+              <w:rPr>
+                <w:rFonts w:ascii="Times New Roman" w:eastAsia="Times New Roman" w:hAnsi="Times New Roman" w:cs="Times New Roman"/>
+                <w:sz w:val="24"/>
+                <w:szCs w:val="24"/>
+                <w:lang w:eastAsia="ru-RU"/>
+              </w:rPr>
+              <w:t>SQLi</w:t>
+            </w:r>
+            <w:proofErr w:type="spellEnd"/>
+            <w:r>
+              <w:rPr>
+                <w:rFonts w:ascii="Times New Roman" w:eastAsia="Times New Roman" w:hAnsi="Times New Roman" w:cs="Times New Roman"/>
+                <w:sz w:val="24"/>
+                <w:szCs w:val="24"/>
+                <w:lang w:eastAsia="ru-RU"/>
+              </w:rPr>
+              <w:t>, XSS).</w:t>
             </w:r>
           </w:p>
         </w:tc>
@@ -3575,19 +4052,79 @@
               <w:jc w:val="both"/>
               <w:rPr>
                 <w:rFonts w:ascii="Times New Roman" w:eastAsia="Times New Roman" w:hAnsi="Times New Roman" w:cs="Times New Roman"/>
-                <w:sz w:val="28"/>
-                <w:szCs w:val="28"/>
+                <w:sz w:val="24"/>
+                <w:szCs w:val="24"/>
                 <w:lang w:eastAsia="ru-RU"/>
               </w:rPr>
             </w:pPr>
             <w:r>
               <w:rPr>
                 <w:rFonts w:ascii="Times New Roman" w:eastAsia="Times New Roman" w:hAnsi="Times New Roman" w:cs="Times New Roman"/>
-                <w:sz w:val="28"/>
-                <w:szCs w:val="28"/>
+                <w:sz w:val="24"/>
+                <w:szCs w:val="24"/>
                 <w:lang w:eastAsia="ru-RU"/>
               </w:rPr>
-              <w:t>Встроенная защита в Django (CSRF, SQLi, XSS, Clickjacking).</w:t>
+              <w:t xml:space="preserve">Встроенная защита в </w:t>
+            </w:r>
+            <w:proofErr w:type="spellStart"/>
+            <w:r>
+              <w:rPr>
+                <w:rFonts w:ascii="Times New Roman" w:eastAsia="Times New Roman" w:hAnsi="Times New Roman" w:cs="Times New Roman"/>
+                <w:sz w:val="24"/>
+                <w:szCs w:val="24"/>
+                <w:lang w:eastAsia="ru-RU"/>
+              </w:rPr>
+              <w:t>Django</w:t>
+            </w:r>
+            <w:proofErr w:type="spellEnd"/>
+            <w:r>
+              <w:rPr>
+                <w:rFonts w:ascii="Times New Roman" w:eastAsia="Times New Roman" w:hAnsi="Times New Roman" w:cs="Times New Roman"/>
+                <w:sz w:val="24"/>
+                <w:szCs w:val="24"/>
+                <w:lang w:eastAsia="ru-RU"/>
+              </w:rPr>
+              <w:t xml:space="preserve"> (CSRF, </w:t>
+            </w:r>
+            <w:proofErr w:type="spellStart"/>
+            <w:r>
+              <w:rPr>
+                <w:rFonts w:ascii="Times New Roman" w:eastAsia="Times New Roman" w:hAnsi="Times New Roman" w:cs="Times New Roman"/>
+                <w:sz w:val="24"/>
+                <w:szCs w:val="24"/>
+                <w:lang w:eastAsia="ru-RU"/>
+              </w:rPr>
+              <w:t>SQLi</w:t>
+            </w:r>
+            <w:proofErr w:type="spellEnd"/>
+            <w:r>
+              <w:rPr>
+                <w:rFonts w:ascii="Times New Roman" w:eastAsia="Times New Roman" w:hAnsi="Times New Roman" w:cs="Times New Roman"/>
+                <w:sz w:val="24"/>
+                <w:szCs w:val="24"/>
+                <w:lang w:eastAsia="ru-RU"/>
+              </w:rPr>
+              <w:t xml:space="preserve">, XSS, </w:t>
+            </w:r>
+            <w:proofErr w:type="spellStart"/>
+            <w:r>
+              <w:rPr>
+                <w:rFonts w:ascii="Times New Roman" w:eastAsia="Times New Roman" w:hAnsi="Times New Roman" w:cs="Times New Roman"/>
+                <w:sz w:val="24"/>
+                <w:szCs w:val="24"/>
+                <w:lang w:eastAsia="ru-RU"/>
+              </w:rPr>
+              <w:t>Clickjacking</w:t>
+            </w:r>
+            <w:proofErr w:type="spellEnd"/>
+            <w:r>
+              <w:rPr>
+                <w:rFonts w:ascii="Times New Roman" w:eastAsia="Times New Roman" w:hAnsi="Times New Roman" w:cs="Times New Roman"/>
+                <w:sz w:val="24"/>
+                <w:szCs w:val="24"/>
+                <w:lang w:eastAsia="ru-RU"/>
+              </w:rPr>
+              <w:t>).</w:t>
             </w:r>
           </w:p>
         </w:tc>
@@ -3602,16 +4139,16 @@
               <w:jc w:val="both"/>
               <w:rPr>
                 <w:rFonts w:ascii="Times New Roman" w:eastAsia="Times New Roman" w:hAnsi="Times New Roman" w:cs="Times New Roman"/>
-                <w:sz w:val="28"/>
-                <w:szCs w:val="28"/>
+                <w:sz w:val="24"/>
+                <w:szCs w:val="24"/>
                 <w:lang w:eastAsia="ru-RU"/>
               </w:rPr>
             </w:pPr>
             <w:r>
               <w:rPr>
                 <w:rFonts w:ascii="Times New Roman" w:eastAsia="Times New Roman" w:hAnsi="Times New Roman" w:cs="Times New Roman"/>
-                <w:sz w:val="28"/>
-                <w:szCs w:val="28"/>
+                <w:sz w:val="24"/>
+                <w:szCs w:val="24"/>
                 <w:lang w:eastAsia="ru-RU"/>
               </w:rPr>
               <w:t>ORM</w:t>
@@ -3627,19 +4164,50 @@
               <w:jc w:val="both"/>
               <w:rPr>
                 <w:rFonts w:ascii="Times New Roman" w:eastAsia="Times New Roman" w:hAnsi="Times New Roman" w:cs="Times New Roman"/>
-                <w:sz w:val="28"/>
-                <w:szCs w:val="28"/>
+                <w:sz w:val="24"/>
+                <w:szCs w:val="24"/>
                 <w:lang w:eastAsia="ru-RU"/>
               </w:rPr>
             </w:pPr>
+            <w:proofErr w:type="spellStart"/>
             <w:r>
               <w:rPr>
                 <w:rFonts w:ascii="Times New Roman" w:eastAsia="Times New Roman" w:hAnsi="Times New Roman" w:cs="Times New Roman"/>
-                <w:sz w:val="28"/>
-                <w:szCs w:val="28"/>
+                <w:sz w:val="24"/>
+                <w:szCs w:val="24"/>
                 <w:lang w:eastAsia="ru-RU"/>
               </w:rPr>
-              <w:t>Eloquent (интуитивный, выразительный, Active Record).</w:t>
+              <w:t>Eloquent</w:t>
+            </w:r>
+            <w:proofErr w:type="spellEnd"/>
+            <w:r>
+              <w:rPr>
+                <w:rFonts w:ascii="Times New Roman" w:eastAsia="Times New Roman" w:hAnsi="Times New Roman" w:cs="Times New Roman"/>
+                <w:sz w:val="24"/>
+                <w:szCs w:val="24"/>
+                <w:lang w:eastAsia="ru-RU"/>
+              </w:rPr>
+              <w:t xml:space="preserve"> (интуитивный, выразительный, Active </w:t>
+            </w:r>
+            <w:proofErr w:type="spellStart"/>
+            <w:r>
+              <w:rPr>
+                <w:rFonts w:ascii="Times New Roman" w:eastAsia="Times New Roman" w:hAnsi="Times New Roman" w:cs="Times New Roman"/>
+                <w:sz w:val="24"/>
+                <w:szCs w:val="24"/>
+                <w:lang w:eastAsia="ru-RU"/>
+              </w:rPr>
+              <w:t>Record</w:t>
+            </w:r>
+            <w:proofErr w:type="spellEnd"/>
+            <w:r>
+              <w:rPr>
+                <w:rFonts w:ascii="Times New Roman" w:eastAsia="Times New Roman" w:hAnsi="Times New Roman" w:cs="Times New Roman"/>
+                <w:sz w:val="24"/>
+                <w:szCs w:val="24"/>
+                <w:lang w:eastAsia="ru-RU"/>
+              </w:rPr>
+              <w:t>).</w:t>
             </w:r>
           </w:p>
         </w:tc>
@@ -3652,16 +4220,16 @@
               <w:jc w:val="both"/>
               <w:rPr>
                 <w:rFonts w:ascii="Times New Roman" w:eastAsia="Times New Roman" w:hAnsi="Times New Roman" w:cs="Times New Roman"/>
-                <w:sz w:val="28"/>
-                <w:szCs w:val="28"/>
+                <w:sz w:val="24"/>
+                <w:szCs w:val="24"/>
                 <w:lang w:val="en-US" w:eastAsia="ru-RU"/>
               </w:rPr>
             </w:pPr>
             <w:r>
               <w:rPr>
                 <w:rFonts w:ascii="Times New Roman" w:eastAsia="Times New Roman" w:hAnsi="Times New Roman" w:cs="Times New Roman"/>
-                <w:sz w:val="28"/>
-                <w:szCs w:val="28"/>
+                <w:sz w:val="24"/>
+                <w:szCs w:val="24"/>
                 <w:lang w:val="en-US" w:eastAsia="ru-RU"/>
               </w:rPr>
               <w:t>Django ORM (</w:t>
@@ -3669,8 +4237,8 @@
             <w:r>
               <w:rPr>
                 <w:rFonts w:ascii="Times New Roman" w:eastAsia="Times New Roman" w:hAnsi="Times New Roman" w:cs="Times New Roman"/>
-                <w:sz w:val="28"/>
-                <w:szCs w:val="28"/>
+                <w:sz w:val="24"/>
+                <w:szCs w:val="24"/>
                 <w:lang w:eastAsia="ru-RU"/>
               </w:rPr>
               <w:t>мощный</w:t>
@@ -3678,8 +4246,8 @@
             <w:r>
               <w:rPr>
                 <w:rFonts w:ascii="Times New Roman" w:eastAsia="Times New Roman" w:hAnsi="Times New Roman" w:cs="Times New Roman"/>
-                <w:sz w:val="28"/>
-                <w:szCs w:val="28"/>
+                <w:sz w:val="24"/>
+                <w:szCs w:val="24"/>
                 <w:lang w:val="en-US" w:eastAsia="ru-RU"/>
               </w:rPr>
               <w:t>, Data Mapper).</w:t>
@@ -3697,16 +4265,16 @@
               <w:jc w:val="both"/>
               <w:rPr>
                 <w:rFonts w:ascii="Times New Roman" w:eastAsia="Times New Roman" w:hAnsi="Times New Roman" w:cs="Times New Roman"/>
-                <w:sz w:val="28"/>
-                <w:szCs w:val="28"/>
+                <w:sz w:val="24"/>
+                <w:szCs w:val="24"/>
                 <w:lang w:eastAsia="ru-RU"/>
               </w:rPr>
             </w:pPr>
             <w:r>
               <w:rPr>
                 <w:rFonts w:ascii="Times New Roman" w:eastAsia="Times New Roman" w:hAnsi="Times New Roman" w:cs="Times New Roman"/>
-                <w:sz w:val="28"/>
-                <w:szCs w:val="28"/>
+                <w:sz w:val="24"/>
+                <w:szCs w:val="24"/>
                 <w:lang w:eastAsia="ru-RU"/>
               </w:rPr>
               <w:t>Админ-панель</w:t>
@@ -3722,19 +4290,39 @@
               <w:jc w:val="both"/>
               <w:rPr>
                 <w:rFonts w:ascii="Times New Roman" w:eastAsia="Times New Roman" w:hAnsi="Times New Roman" w:cs="Times New Roman"/>
-                <w:sz w:val="28"/>
-                <w:szCs w:val="28"/>
+                <w:sz w:val="24"/>
+                <w:szCs w:val="24"/>
                 <w:lang w:eastAsia="ru-RU"/>
               </w:rPr>
             </w:pPr>
             <w:r>
               <w:rPr>
                 <w:rFonts w:ascii="Times New Roman" w:eastAsia="Times New Roman" w:hAnsi="Times New Roman" w:cs="Times New Roman"/>
-                <w:sz w:val="28"/>
-                <w:szCs w:val="28"/>
+                <w:sz w:val="24"/>
+                <w:szCs w:val="24"/>
                 <w:lang w:eastAsia="ru-RU"/>
               </w:rPr>
-              <w:t>Требует дополнительных пакетов (Nova, Backpack).</w:t>
+              <w:t xml:space="preserve">Требует дополнительных пакетов (Nova, </w:t>
+            </w:r>
+            <w:proofErr w:type="spellStart"/>
+            <w:r>
+              <w:rPr>
+                <w:rFonts w:ascii="Times New Roman" w:eastAsia="Times New Roman" w:hAnsi="Times New Roman" w:cs="Times New Roman"/>
+                <w:sz w:val="24"/>
+                <w:szCs w:val="24"/>
+                <w:lang w:eastAsia="ru-RU"/>
+              </w:rPr>
+              <w:t>Backpack</w:t>
+            </w:r>
+            <w:proofErr w:type="spellEnd"/>
+            <w:r>
+              <w:rPr>
+                <w:rFonts w:ascii="Times New Roman" w:eastAsia="Times New Roman" w:hAnsi="Times New Roman" w:cs="Times New Roman"/>
+                <w:sz w:val="24"/>
+                <w:szCs w:val="24"/>
+                <w:lang w:eastAsia="ru-RU"/>
+              </w:rPr>
+              <w:t>).</w:t>
             </w:r>
           </w:p>
         </w:tc>
@@ -3747,16 +4335,16 @@
               <w:jc w:val="both"/>
               <w:rPr>
                 <w:rFonts w:ascii="Times New Roman" w:eastAsia="Times New Roman" w:hAnsi="Times New Roman" w:cs="Times New Roman"/>
-                <w:sz w:val="28"/>
-                <w:szCs w:val="28"/>
+                <w:sz w:val="24"/>
+                <w:szCs w:val="24"/>
                 <w:lang w:eastAsia="ru-RU"/>
               </w:rPr>
             </w:pPr>
             <w:r>
               <w:rPr>
                 <w:rFonts w:ascii="Times New Roman" w:eastAsia="Times New Roman" w:hAnsi="Times New Roman" w:cs="Times New Roman"/>
-                <w:sz w:val="28"/>
-                <w:szCs w:val="28"/>
+                <w:sz w:val="24"/>
+                <w:szCs w:val="24"/>
                 <w:lang w:eastAsia="ru-RU"/>
               </w:rPr>
               <w:t>Встроенная, готовая к использованию.</w:t>
@@ -3774,16 +4362,16 @@
               <w:jc w:val="both"/>
               <w:rPr>
                 <w:rFonts w:ascii="Times New Roman" w:eastAsia="Times New Roman" w:hAnsi="Times New Roman" w:cs="Times New Roman"/>
-                <w:sz w:val="28"/>
-                <w:szCs w:val="28"/>
+                <w:sz w:val="24"/>
+                <w:szCs w:val="24"/>
                 <w:lang w:eastAsia="ru-RU"/>
               </w:rPr>
             </w:pPr>
             <w:r>
               <w:rPr>
                 <w:rFonts w:ascii="Times New Roman" w:eastAsia="Times New Roman" w:hAnsi="Times New Roman" w:cs="Times New Roman"/>
-                <w:sz w:val="28"/>
-                <w:szCs w:val="28"/>
+                <w:sz w:val="24"/>
+                <w:szCs w:val="24"/>
                 <w:lang w:eastAsia="ru-RU"/>
               </w:rPr>
               <w:t>Синтаксис</w:t>
@@ -3799,16 +4387,16 @@
               <w:jc w:val="both"/>
               <w:rPr>
                 <w:rFonts w:ascii="Times New Roman" w:eastAsia="Times New Roman" w:hAnsi="Times New Roman" w:cs="Times New Roman"/>
-                <w:sz w:val="28"/>
-                <w:szCs w:val="28"/>
+                <w:sz w:val="24"/>
+                <w:szCs w:val="24"/>
                 <w:lang w:eastAsia="ru-RU"/>
               </w:rPr>
             </w:pPr>
             <w:r>
               <w:rPr>
                 <w:rFonts w:ascii="Times New Roman" w:eastAsia="Times New Roman" w:hAnsi="Times New Roman" w:cs="Times New Roman"/>
-                <w:sz w:val="28"/>
-                <w:szCs w:val="28"/>
+                <w:sz w:val="24"/>
+                <w:szCs w:val="24"/>
                 <w:lang w:eastAsia="ru-RU"/>
               </w:rPr>
               <w:t>Динамическая типизация, гибкий.</w:t>
@@ -3824,20 +4412,31 @@
               <w:jc w:val="both"/>
               <w:rPr>
                 <w:rFonts w:ascii="Times New Roman" w:eastAsia="Times New Roman" w:hAnsi="Times New Roman" w:cs="Times New Roman"/>
-                <w:sz w:val="28"/>
-                <w:szCs w:val="28"/>
+                <w:sz w:val="24"/>
+                <w:szCs w:val="24"/>
                 <w:lang w:eastAsia="ru-RU"/>
               </w:rPr>
             </w:pPr>
             <w:r>
               <w:rPr>
                 <w:rFonts w:ascii="Times New Roman" w:eastAsia="Times New Roman" w:hAnsi="Times New Roman" w:cs="Times New Roman"/>
-                <w:sz w:val="28"/>
-                <w:szCs w:val="28"/>
+                <w:sz w:val="24"/>
+                <w:szCs w:val="24"/>
                 <w:lang w:eastAsia="ru-RU"/>
               </w:rPr>
-              <w:t>Динамическая типизация, строгая-indentация</w:t>
+              <w:t>Динамическая типизация, строгая-</w:t>
             </w:r>
+            <w:proofErr w:type="spellStart"/>
+            <w:r>
+              <w:rPr>
+                <w:rFonts w:ascii="Times New Roman" w:eastAsia="Times New Roman" w:hAnsi="Times New Roman" w:cs="Times New Roman"/>
+                <w:sz w:val="24"/>
+                <w:szCs w:val="24"/>
+                <w:lang w:eastAsia="ru-RU"/>
+              </w:rPr>
+              <w:t>indentация</w:t>
+            </w:r>
+            <w:proofErr w:type="spellEnd"/>
           </w:p>
         </w:tc>
       </w:tr>
@@ -3851,16 +4450,16 @@
               <w:jc w:val="both"/>
               <w:rPr>
                 <w:rFonts w:ascii="Times New Roman" w:eastAsia="Times New Roman" w:hAnsi="Times New Roman" w:cs="Times New Roman"/>
-                <w:sz w:val="28"/>
-                <w:szCs w:val="28"/>
+                <w:sz w:val="24"/>
+                <w:szCs w:val="24"/>
                 <w:lang w:eastAsia="ru-RU"/>
               </w:rPr>
             </w:pPr>
             <w:r>
               <w:rPr>
                 <w:rFonts w:ascii="Times New Roman" w:eastAsia="Times New Roman" w:hAnsi="Times New Roman" w:cs="Times New Roman"/>
-                <w:sz w:val="28"/>
-                <w:szCs w:val="28"/>
+                <w:sz w:val="24"/>
+                <w:szCs w:val="24"/>
                 <w:lang w:eastAsia="ru-RU"/>
               </w:rPr>
               <w:t>Развёртывание</w:t>
@@ -3876,16 +4475,16 @@
               <w:jc w:val="both"/>
               <w:rPr>
                 <w:rFonts w:ascii="Times New Roman" w:eastAsia="Times New Roman" w:hAnsi="Times New Roman" w:cs="Times New Roman"/>
-                <w:sz w:val="28"/>
-                <w:szCs w:val="28"/>
+                <w:sz w:val="24"/>
+                <w:szCs w:val="24"/>
                 <w:lang w:eastAsia="ru-RU"/>
               </w:rPr>
             </w:pPr>
             <w:r>
               <w:rPr>
                 <w:rFonts w:ascii="Times New Roman" w:eastAsia="Times New Roman" w:hAnsi="Times New Roman" w:cs="Times New Roman"/>
-                <w:sz w:val="28"/>
-                <w:szCs w:val="28"/>
+                <w:sz w:val="24"/>
+                <w:szCs w:val="24"/>
                 <w:lang w:eastAsia="ru-RU"/>
               </w:rPr>
               <w:t>Стандартное для хостингов (LAMP/LEMP).</w:t>
@@ -3901,16 +4500,16 @@
               <w:jc w:val="both"/>
               <w:rPr>
                 <w:rFonts w:ascii="Times New Roman" w:eastAsia="Times New Roman" w:hAnsi="Times New Roman" w:cs="Times New Roman"/>
-                <w:sz w:val="28"/>
-                <w:szCs w:val="28"/>
+                <w:sz w:val="24"/>
+                <w:szCs w:val="24"/>
                 <w:lang w:eastAsia="ru-RU"/>
               </w:rPr>
             </w:pPr>
             <w:r>
               <w:rPr>
                 <w:rFonts w:ascii="Times New Roman" w:eastAsia="Times New Roman" w:hAnsi="Times New Roman" w:cs="Times New Roman"/>
-                <w:sz w:val="28"/>
-                <w:szCs w:val="28"/>
+                <w:sz w:val="24"/>
+                <w:szCs w:val="24"/>
                 <w:lang w:eastAsia="ru-RU"/>
               </w:rPr>
               <w:t>Требует настройки WSGI/ASGI серверов.</w:t>
@@ -3934,6 +4533,7 @@
           <w:sz w:val="28"/>
           <w:szCs w:val="28"/>
         </w:rPr>
+        <w:lastRenderedPageBreak/>
         <w:t>Таблица 4 – Таблица сравнения серверных стеков.</w:t>
       </w:r>
     </w:p>
@@ -3963,9 +4563,9 @@
         <w:tblLook w:val="04A0" w:firstRow="1" w:lastRow="0" w:firstColumn="1" w:lastColumn="0" w:noHBand="0" w:noVBand="1"/>
       </w:tblPr>
       <w:tblGrid>
-        <w:gridCol w:w="1875"/>
-        <w:gridCol w:w="3150"/>
-        <w:gridCol w:w="4320"/>
+        <w:gridCol w:w="1726"/>
+        <w:gridCol w:w="3090"/>
+        <w:gridCol w:w="4529"/>
       </w:tblGrid>
       <w:tr>
         <w:tc>
@@ -3977,16 +4577,16 @@
               <w:jc w:val="center"/>
               <w:rPr>
                 <w:rFonts w:ascii="Times New Roman" w:eastAsia="Times New Roman" w:hAnsi="Times New Roman" w:cs="Times New Roman"/>
-                <w:sz w:val="28"/>
-                <w:szCs w:val="28"/>
+                <w:sz w:val="24"/>
+                <w:szCs w:val="24"/>
                 <w:lang w:eastAsia="ru-RU"/>
               </w:rPr>
             </w:pPr>
             <w:r>
               <w:rPr>
                 <w:rFonts w:ascii="Times New Roman" w:eastAsia="Times New Roman" w:hAnsi="Times New Roman" w:cs="Times New Roman"/>
-                <w:sz w:val="28"/>
-                <w:szCs w:val="28"/>
+                <w:sz w:val="24"/>
+                <w:szCs w:val="24"/>
                 <w:lang w:eastAsia="ru-RU"/>
               </w:rPr>
               <w:t>Инструмент</w:t>
@@ -4002,16 +4602,16 @@
               <w:jc w:val="center"/>
               <w:rPr>
                 <w:rFonts w:ascii="Times New Roman" w:eastAsia="Times New Roman" w:hAnsi="Times New Roman" w:cs="Times New Roman"/>
-                <w:sz w:val="28"/>
-                <w:szCs w:val="28"/>
+                <w:sz w:val="24"/>
+                <w:szCs w:val="24"/>
                 <w:lang w:eastAsia="ru-RU"/>
               </w:rPr>
             </w:pPr>
             <w:r>
               <w:rPr>
                 <w:rFonts w:ascii="Times New Roman" w:eastAsia="Times New Roman" w:hAnsi="Times New Roman" w:cs="Times New Roman"/>
-                <w:sz w:val="28"/>
-                <w:szCs w:val="28"/>
+                <w:sz w:val="24"/>
+                <w:szCs w:val="24"/>
                 <w:lang w:eastAsia="ru-RU"/>
               </w:rPr>
               <w:t>Назначение</w:t>
@@ -4027,16 +4627,16 @@
               <w:jc w:val="center"/>
               <w:rPr>
                 <w:rFonts w:ascii="Times New Roman" w:eastAsia="Times New Roman" w:hAnsi="Times New Roman" w:cs="Times New Roman"/>
-                <w:sz w:val="28"/>
-                <w:szCs w:val="28"/>
+                <w:sz w:val="24"/>
+                <w:szCs w:val="24"/>
                 <w:lang w:eastAsia="ru-RU"/>
               </w:rPr>
             </w:pPr>
             <w:r>
               <w:rPr>
                 <w:rFonts w:ascii="Times New Roman" w:eastAsia="Times New Roman" w:hAnsi="Times New Roman" w:cs="Times New Roman"/>
-                <w:sz w:val="28"/>
-                <w:szCs w:val="28"/>
+                <w:sz w:val="24"/>
+                <w:szCs w:val="24"/>
                 <w:lang w:eastAsia="ru-RU"/>
               </w:rPr>
               <w:t>Обоснование включения в стек</w:t>
@@ -4053,20 +4653,42 @@
             <w:pPr>
               <w:rPr>
                 <w:rFonts w:ascii="Times New Roman" w:eastAsia="Times New Roman" w:hAnsi="Times New Roman" w:cs="Times New Roman"/>
-                <w:sz w:val="28"/>
-                <w:szCs w:val="28"/>
+                <w:sz w:val="24"/>
+                <w:szCs w:val="24"/>
                 <w:lang w:eastAsia="ru-RU"/>
               </w:rPr>
             </w:pPr>
+            <w:proofErr w:type="spellStart"/>
             <w:r>
               <w:rPr>
                 <w:rFonts w:ascii="Times New Roman" w:eastAsia="Times New Roman" w:hAnsi="Times New Roman" w:cs="Times New Roman"/>
-                <w:sz w:val="28"/>
-                <w:szCs w:val="28"/>
+                <w:sz w:val="24"/>
+                <w:szCs w:val="24"/>
                 <w:lang w:eastAsia="ru-RU"/>
               </w:rPr>
-              <w:t>Git + GitHub</w:t>
+              <w:t>Git</w:t>
             </w:r>
+            <w:proofErr w:type="spellEnd"/>
+            <w:r>
+              <w:rPr>
+                <w:rFonts w:ascii="Times New Roman" w:eastAsia="Times New Roman" w:hAnsi="Times New Roman" w:cs="Times New Roman"/>
+                <w:sz w:val="24"/>
+                <w:szCs w:val="24"/>
+                <w:lang w:eastAsia="ru-RU"/>
+              </w:rPr>
+              <w:t xml:space="preserve"> + </w:t>
+            </w:r>
+            <w:proofErr w:type="spellStart"/>
+            <w:r>
+              <w:rPr>
+                <w:rFonts w:ascii="Times New Roman" w:eastAsia="Times New Roman" w:hAnsi="Times New Roman" w:cs="Times New Roman"/>
+                <w:sz w:val="24"/>
+                <w:szCs w:val="24"/>
+                <w:lang w:eastAsia="ru-RU"/>
+              </w:rPr>
+              <w:t>GitHub</w:t>
+            </w:r>
+            <w:proofErr w:type="spellEnd"/>
           </w:p>
         </w:tc>
         <w:tc>
@@ -4077,16 +4699,16 @@
             <w:pPr>
               <w:rPr>
                 <w:rFonts w:ascii="Times New Roman" w:eastAsia="Times New Roman" w:hAnsi="Times New Roman" w:cs="Times New Roman"/>
-                <w:sz w:val="28"/>
-                <w:szCs w:val="28"/>
+                <w:sz w:val="24"/>
+                <w:szCs w:val="24"/>
                 <w:lang w:eastAsia="ru-RU"/>
               </w:rPr>
             </w:pPr>
             <w:r>
               <w:rPr>
                 <w:rFonts w:ascii="Times New Roman" w:eastAsia="Times New Roman" w:hAnsi="Times New Roman" w:cs="Times New Roman"/>
-                <w:sz w:val="28"/>
-                <w:szCs w:val="28"/>
+                <w:sz w:val="24"/>
+                <w:szCs w:val="24"/>
                 <w:lang w:eastAsia="ru-RU"/>
               </w:rPr>
               <w:t>Система контроля версий, хостинг репозитория.</w:t>
@@ -4101,16 +4723,16 @@
             <w:pPr>
               <w:rPr>
                 <w:rFonts w:ascii="Times New Roman" w:eastAsia="Times New Roman" w:hAnsi="Times New Roman" w:cs="Times New Roman"/>
-                <w:sz w:val="28"/>
-                <w:szCs w:val="28"/>
+                <w:sz w:val="24"/>
+                <w:szCs w:val="24"/>
                 <w:lang w:eastAsia="ru-RU"/>
               </w:rPr>
             </w:pPr>
             <w:r>
               <w:rPr>
                 <w:rFonts w:ascii="Times New Roman" w:eastAsia="Times New Roman" w:hAnsi="Times New Roman" w:cs="Times New Roman"/>
-                <w:sz w:val="28"/>
-                <w:szCs w:val="28"/>
+                <w:sz w:val="24"/>
+                <w:szCs w:val="24"/>
                 <w:lang w:eastAsia="ru-RU"/>
               </w:rPr>
               <w:t>Стандарт индустрии, бесплатен для учебных проектов, поддержка совместной работы.</w:t>
@@ -4127,20 +4749,42 @@
             <w:pPr>
               <w:rPr>
                 <w:rFonts w:ascii="Times New Roman" w:eastAsia="Times New Roman" w:hAnsi="Times New Roman" w:cs="Times New Roman"/>
-                <w:sz w:val="28"/>
-                <w:szCs w:val="28"/>
+                <w:sz w:val="24"/>
+                <w:szCs w:val="24"/>
                 <w:lang w:eastAsia="ru-RU"/>
               </w:rPr>
             </w:pPr>
+            <w:proofErr w:type="spellStart"/>
             <w:r>
               <w:rPr>
                 <w:rFonts w:ascii="Times New Roman" w:eastAsia="Times New Roman" w:hAnsi="Times New Roman" w:cs="Times New Roman"/>
-                <w:sz w:val="28"/>
-                <w:szCs w:val="28"/>
+                <w:sz w:val="24"/>
+                <w:szCs w:val="24"/>
                 <w:lang w:eastAsia="ru-RU"/>
               </w:rPr>
-              <w:t>PHPUnit / Pest</w:t>
+              <w:t>PHPUnit</w:t>
             </w:r>
+            <w:proofErr w:type="spellEnd"/>
+            <w:r>
+              <w:rPr>
+                <w:rFonts w:ascii="Times New Roman" w:eastAsia="Times New Roman" w:hAnsi="Times New Roman" w:cs="Times New Roman"/>
+                <w:sz w:val="24"/>
+                <w:szCs w:val="24"/>
+                <w:lang w:eastAsia="ru-RU"/>
+              </w:rPr>
+              <w:t xml:space="preserve"> / </w:t>
+            </w:r>
+            <w:proofErr w:type="spellStart"/>
+            <w:r>
+              <w:rPr>
+                <w:rFonts w:ascii="Times New Roman" w:eastAsia="Times New Roman" w:hAnsi="Times New Roman" w:cs="Times New Roman"/>
+                <w:sz w:val="24"/>
+                <w:szCs w:val="24"/>
+                <w:lang w:eastAsia="ru-RU"/>
+              </w:rPr>
+              <w:t>Pest</w:t>
+            </w:r>
+            <w:proofErr w:type="spellEnd"/>
           </w:p>
         </w:tc>
         <w:tc>
@@ -4151,16 +4795,16 @@
             <w:pPr>
               <w:rPr>
                 <w:rFonts w:ascii="Times New Roman" w:eastAsia="Times New Roman" w:hAnsi="Times New Roman" w:cs="Times New Roman"/>
-                <w:sz w:val="28"/>
-                <w:szCs w:val="28"/>
+                <w:sz w:val="24"/>
+                <w:szCs w:val="24"/>
                 <w:lang w:eastAsia="ru-RU"/>
               </w:rPr>
             </w:pPr>
             <w:r>
               <w:rPr>
                 <w:rFonts w:ascii="Times New Roman" w:eastAsia="Times New Roman" w:hAnsi="Times New Roman" w:cs="Times New Roman"/>
-                <w:sz w:val="28"/>
-                <w:szCs w:val="28"/>
+                <w:sz w:val="24"/>
+                <w:szCs w:val="24"/>
                 <w:lang w:eastAsia="ru-RU"/>
               </w:rPr>
               <w:t>Фреймворки модульного тестирования.</w:t>
@@ -4175,16 +4819,16 @@
             <w:pPr>
               <w:rPr>
                 <w:rFonts w:ascii="Times New Roman" w:eastAsia="Times New Roman" w:hAnsi="Times New Roman" w:cs="Times New Roman"/>
-                <w:sz w:val="28"/>
-                <w:szCs w:val="28"/>
+                <w:sz w:val="24"/>
+                <w:szCs w:val="24"/>
                 <w:lang w:eastAsia="ru-RU"/>
               </w:rPr>
             </w:pPr>
             <w:r>
               <w:rPr>
                 <w:rFonts w:ascii="Times New Roman" w:eastAsia="Times New Roman" w:hAnsi="Times New Roman" w:cs="Times New Roman"/>
-                <w:sz w:val="28"/>
-                <w:szCs w:val="28"/>
+                <w:sz w:val="24"/>
+                <w:szCs w:val="24"/>
                 <w:lang w:eastAsia="ru-RU"/>
               </w:rPr>
               <w:t>Необходимы для обеспечения качества кода и регрессионного тестирования.</w:t>
@@ -4201,20 +4845,42 @@
             <w:pPr>
               <w:rPr>
                 <w:rFonts w:ascii="Times New Roman" w:eastAsia="Times New Roman" w:hAnsi="Times New Roman" w:cs="Times New Roman"/>
-                <w:sz w:val="28"/>
-                <w:szCs w:val="28"/>
+                <w:sz w:val="24"/>
+                <w:szCs w:val="24"/>
                 <w:lang w:eastAsia="ru-RU"/>
               </w:rPr>
             </w:pPr>
+            <w:proofErr w:type="spellStart"/>
             <w:r>
               <w:rPr>
                 <w:rFonts w:ascii="Times New Roman" w:eastAsia="Times New Roman" w:hAnsi="Times New Roman" w:cs="Times New Roman"/>
-                <w:sz w:val="28"/>
-                <w:szCs w:val="28"/>
+                <w:sz w:val="24"/>
+                <w:szCs w:val="24"/>
                 <w:lang w:eastAsia="ru-RU"/>
               </w:rPr>
-              <w:t>Postman / Insomnia</w:t>
+              <w:t>Postman</w:t>
             </w:r>
+            <w:proofErr w:type="spellEnd"/>
+            <w:r>
+              <w:rPr>
+                <w:rFonts w:ascii="Times New Roman" w:eastAsia="Times New Roman" w:hAnsi="Times New Roman" w:cs="Times New Roman"/>
+                <w:sz w:val="24"/>
+                <w:szCs w:val="24"/>
+                <w:lang w:eastAsia="ru-RU"/>
+              </w:rPr>
+              <w:t xml:space="preserve"> / </w:t>
+            </w:r>
+            <w:proofErr w:type="spellStart"/>
+            <w:r>
+              <w:rPr>
+                <w:rFonts w:ascii="Times New Roman" w:eastAsia="Times New Roman" w:hAnsi="Times New Roman" w:cs="Times New Roman"/>
+                <w:sz w:val="24"/>
+                <w:szCs w:val="24"/>
+                <w:lang w:eastAsia="ru-RU"/>
+              </w:rPr>
+              <w:t>Insomnia</w:t>
+            </w:r>
+            <w:proofErr w:type="spellEnd"/>
           </w:p>
         </w:tc>
         <w:tc>
@@ -4225,16 +4891,16 @@
             <w:pPr>
               <w:rPr>
                 <w:rFonts w:ascii="Times New Roman" w:eastAsia="Times New Roman" w:hAnsi="Times New Roman" w:cs="Times New Roman"/>
-                <w:sz w:val="28"/>
-                <w:szCs w:val="28"/>
+                <w:sz w:val="24"/>
+                <w:szCs w:val="24"/>
                 <w:lang w:eastAsia="ru-RU"/>
               </w:rPr>
             </w:pPr>
             <w:r>
               <w:rPr>
                 <w:rFonts w:ascii="Times New Roman" w:eastAsia="Times New Roman" w:hAnsi="Times New Roman" w:cs="Times New Roman"/>
-                <w:sz w:val="28"/>
-                <w:szCs w:val="28"/>
+                <w:sz w:val="24"/>
+                <w:szCs w:val="24"/>
                 <w:lang w:eastAsia="ru-RU"/>
               </w:rPr>
               <w:t>Тестирование API.</w:t>
@@ -4249,19 +4915,39 @@
             <w:pPr>
               <w:rPr>
                 <w:rFonts w:ascii="Times New Roman" w:eastAsia="Times New Roman" w:hAnsi="Times New Roman" w:cs="Times New Roman"/>
-                <w:sz w:val="28"/>
-                <w:szCs w:val="28"/>
+                <w:sz w:val="24"/>
+                <w:szCs w:val="24"/>
                 <w:lang w:eastAsia="ru-RU"/>
               </w:rPr>
             </w:pPr>
             <w:r>
               <w:rPr>
                 <w:rFonts w:ascii="Times New Roman" w:eastAsia="Times New Roman" w:hAnsi="Times New Roman" w:cs="Times New Roman"/>
-                <w:sz w:val="28"/>
-                <w:szCs w:val="28"/>
+                <w:sz w:val="24"/>
+                <w:szCs w:val="24"/>
                 <w:lang w:eastAsia="ru-RU"/>
               </w:rPr>
-              <w:t>Упрощают отладку и документирование эндпоинтов.</w:t>
+              <w:t xml:space="preserve">Упрощают отладку и документирование </w:t>
+            </w:r>
+            <w:proofErr w:type="spellStart"/>
+            <w:r>
+              <w:rPr>
+                <w:rFonts w:ascii="Times New Roman" w:eastAsia="Times New Roman" w:hAnsi="Times New Roman" w:cs="Times New Roman"/>
+                <w:sz w:val="24"/>
+                <w:szCs w:val="24"/>
+                <w:lang w:eastAsia="ru-RU"/>
+              </w:rPr>
+              <w:t>эндпоинтов</w:t>
+            </w:r>
+            <w:proofErr w:type="spellEnd"/>
+            <w:r>
+              <w:rPr>
+                <w:rFonts w:ascii="Times New Roman" w:eastAsia="Times New Roman" w:hAnsi="Times New Roman" w:cs="Times New Roman"/>
+                <w:sz w:val="24"/>
+                <w:szCs w:val="24"/>
+                <w:lang w:eastAsia="ru-RU"/>
+              </w:rPr>
+              <w:t>.</w:t>
             </w:r>
           </w:p>
         </w:tc>
@@ -4275,20 +4961,31 @@
             <w:pPr>
               <w:rPr>
                 <w:rFonts w:ascii="Times New Roman" w:eastAsia="Times New Roman" w:hAnsi="Times New Roman" w:cs="Times New Roman"/>
-                <w:sz w:val="28"/>
-                <w:szCs w:val="28"/>
+                <w:sz w:val="24"/>
+                <w:szCs w:val="24"/>
                 <w:lang w:eastAsia="ru-RU"/>
               </w:rPr>
             </w:pPr>
             <w:r>
               <w:rPr>
                 <w:rFonts w:ascii="Times New Roman" w:eastAsia="Times New Roman" w:hAnsi="Times New Roman" w:cs="Times New Roman"/>
-                <w:sz w:val="28"/>
-                <w:szCs w:val="28"/>
+                <w:sz w:val="24"/>
+                <w:szCs w:val="24"/>
                 <w:lang w:eastAsia="ru-RU"/>
               </w:rPr>
-              <w:t>VS Code / PhpStorm</w:t>
+              <w:t xml:space="preserve">VS Code / </w:t>
             </w:r>
+            <w:proofErr w:type="spellStart"/>
+            <w:r>
+              <w:rPr>
+                <w:rFonts w:ascii="Times New Roman" w:eastAsia="Times New Roman" w:hAnsi="Times New Roman" w:cs="Times New Roman"/>
+                <w:sz w:val="24"/>
+                <w:szCs w:val="24"/>
+                <w:lang w:eastAsia="ru-RU"/>
+              </w:rPr>
+              <w:t>PhpStorm</w:t>
+            </w:r>
+            <w:proofErr w:type="spellEnd"/>
           </w:p>
         </w:tc>
         <w:tc>
@@ -4299,16 +4996,16 @@
             <w:pPr>
               <w:rPr>
                 <w:rFonts w:ascii="Times New Roman" w:eastAsia="Times New Roman" w:hAnsi="Times New Roman" w:cs="Times New Roman"/>
-                <w:sz w:val="28"/>
-                <w:szCs w:val="28"/>
+                <w:sz w:val="24"/>
+                <w:szCs w:val="24"/>
                 <w:lang w:eastAsia="ru-RU"/>
               </w:rPr>
             </w:pPr>
             <w:r>
               <w:rPr>
                 <w:rFonts w:ascii="Times New Roman" w:eastAsia="Times New Roman" w:hAnsi="Times New Roman" w:cs="Times New Roman"/>
-                <w:sz w:val="28"/>
-                <w:szCs w:val="28"/>
+                <w:sz w:val="24"/>
+                <w:szCs w:val="24"/>
                 <w:lang w:eastAsia="ru-RU"/>
               </w:rPr>
               <w:t>Интегрированная среда разработки.</w:t>
@@ -4323,19 +5020,39 @@
             <w:pPr>
               <w:rPr>
                 <w:rFonts w:ascii="Times New Roman" w:eastAsia="Times New Roman" w:hAnsi="Times New Roman" w:cs="Times New Roman"/>
-                <w:sz w:val="28"/>
-                <w:szCs w:val="28"/>
+                <w:sz w:val="24"/>
+                <w:szCs w:val="24"/>
                 <w:lang w:eastAsia="ru-RU"/>
               </w:rPr>
             </w:pPr>
             <w:r>
               <w:rPr>
                 <w:rFonts w:ascii="Times New Roman" w:eastAsia="Times New Roman" w:hAnsi="Times New Roman" w:cs="Times New Roman"/>
-                <w:sz w:val="28"/>
-                <w:szCs w:val="28"/>
+                <w:sz w:val="24"/>
+                <w:szCs w:val="24"/>
                 <w:lang w:eastAsia="ru-RU"/>
               </w:rPr>
-              <w:t>Богатая экосистема расширений для PHP и Laravel.</w:t>
+              <w:t xml:space="preserve">Богатая экосистема расширений для PHP и </w:t>
+            </w:r>
+            <w:proofErr w:type="spellStart"/>
+            <w:r>
+              <w:rPr>
+                <w:rFonts w:ascii="Times New Roman" w:eastAsia="Times New Roman" w:hAnsi="Times New Roman" w:cs="Times New Roman"/>
+                <w:sz w:val="24"/>
+                <w:szCs w:val="24"/>
+                <w:lang w:eastAsia="ru-RU"/>
+              </w:rPr>
+              <w:t>Laravel</w:t>
+            </w:r>
+            <w:proofErr w:type="spellEnd"/>
+            <w:r>
+              <w:rPr>
+                <w:rFonts w:ascii="Times New Roman" w:eastAsia="Times New Roman" w:hAnsi="Times New Roman" w:cs="Times New Roman"/>
+                <w:sz w:val="24"/>
+                <w:szCs w:val="24"/>
+                <w:lang w:eastAsia="ru-RU"/>
+              </w:rPr>
+              <w:t>.</w:t>
             </w:r>
           </w:p>
         </w:tc>
@@ -4392,6 +5109,7 @@
         </w:rPr>
         <w:t xml:space="preserve">, так как обеспечивает быструю, поддерживает большое количество фреймворков и обладает мощной системой маршрутизации. Стоит отметить, что допускается использование в коде языка </w:t>
       </w:r>
+      <w:proofErr w:type="spellStart"/>
       <w:r>
         <w:rPr>
           <w:sz w:val="28"/>
@@ -4400,6 +5118,7 @@
         </w:rPr>
         <w:t>javaScript</w:t>
       </w:r>
+      <w:proofErr w:type="spellEnd"/>
       <w:r>
         <w:rPr>
           <w:sz w:val="28"/>
@@ -4477,7 +5196,43 @@
           <w:sz w:val="28"/>
           <w:szCs w:val="28"/>
         </w:rPr>
-        <w:t>Для управления версиями исходного кода ПС «Lumiere» создан и настроен удалённый репозиторий на платформе GitHub. Стоит отметить, что удалённый репозиторий был создан около 4 месяцев назад.</w:t>
+        <w:t>Для управления версиями исходного кода ПС «</w:t>
+      </w:r>
+      <w:proofErr w:type="spellStart"/>
+      <w:r>
+        <w:rPr>
+          <w:rStyle w:val="qwen-markdown-text"/>
+          <w:sz w:val="28"/>
+          <w:szCs w:val="28"/>
+        </w:rPr>
+        <w:t>Lumiere</w:t>
+      </w:r>
+      <w:proofErr w:type="spellEnd"/>
+      <w:r>
+        <w:rPr>
+          <w:rStyle w:val="qwen-markdown-text"/>
+          <w:sz w:val="28"/>
+          <w:szCs w:val="28"/>
+        </w:rPr>
+        <w:t xml:space="preserve">» создан и настроен удалённый репозиторий на платформе </w:t>
+      </w:r>
+      <w:proofErr w:type="spellStart"/>
+      <w:r>
+        <w:rPr>
+          <w:rStyle w:val="qwen-markdown-text"/>
+          <w:sz w:val="28"/>
+          <w:szCs w:val="28"/>
+        </w:rPr>
+        <w:t>GitHub</w:t>
+      </w:r>
+      <w:proofErr w:type="spellEnd"/>
+      <w:r>
+        <w:rPr>
+          <w:rStyle w:val="qwen-markdown-text"/>
+          <w:sz w:val="28"/>
+          <w:szCs w:val="28"/>
+        </w:rPr>
+        <w:t>. Стоит отметить, что удалённый репозиторий был создан около 4 месяцев назад.</w:t>
       </w:r>
     </w:p>
     <w:p>
@@ -4516,7 +5271,25 @@
           <w:sz w:val="28"/>
           <w:szCs w:val="28"/>
         </w:rPr>
-        <w:t xml:space="preserve"> адрессу: </w:t>
+        <w:t xml:space="preserve"> </w:t>
+      </w:r>
+      <w:proofErr w:type="spellStart"/>
+      <w:r>
+        <w:rPr>
+          <w:rStyle w:val="qwen-markdown-text"/>
+          <w:sz w:val="28"/>
+          <w:szCs w:val="28"/>
+        </w:rPr>
+        <w:t>адрессу</w:t>
+      </w:r>
+      <w:proofErr w:type="spellEnd"/>
+      <w:r>
+        <w:rPr>
+          <w:rStyle w:val="qwen-markdown-text"/>
+          <w:sz w:val="28"/>
+          <w:szCs w:val="28"/>
+        </w:rPr>
+        <w:t xml:space="preserve">: </w:t>
       </w:r>
       <w:hyperlink r:id="rId7" w:tooltip="https://github.com/MaXwel25/Lumiere" w:history="1">
         <w:r>
@@ -4582,6 +5355,7 @@
         <w:rPr>
           <w:noProof/>
         </w:rPr>
+        <w:lastRenderedPageBreak/>
         <mc:AlternateContent>
           <mc:Choice Requires="wpg">
             <w:drawing>
@@ -4694,6 +5468,7 @@
         </w:rPr>
         <w:t xml:space="preserve">Стоит отметить, что в репозитории присутствует </w:t>
       </w:r>
+      <w:proofErr w:type="spellStart"/>
       <w:r>
         <w:rPr>
           <w:rStyle w:val="qwen-markdown-text"/>
@@ -4703,6 +5478,7 @@
         </w:rPr>
         <w:t>nginx</w:t>
       </w:r>
+      <w:proofErr w:type="spellEnd"/>
       <w:r>
         <w:rPr>
           <w:rStyle w:val="qwen-markdown-text"/>
@@ -4832,7 +5608,6 @@
         <w:rPr>
           <w:noProof/>
         </w:rPr>
-        <w:lastRenderedPageBreak/>
         <mc:AlternateContent>
           <mc:Choice Requires="wpg">
             <w:drawing>
@@ -4972,6 +5747,7 @@
           <w:sz w:val="28"/>
           <w:szCs w:val="28"/>
         </w:rPr>
+        <w:lastRenderedPageBreak/>
         <w:t xml:space="preserve">Отмечу, что разработка производится на операционной системе </w:t>
       </w:r>
       <w:r>
@@ -5093,7 +5869,25 @@
           <w:sz w:val="28"/>
           <w:szCs w:val="28"/>
         </w:rPr>
-        <w:t xml:space="preserve">Рисунок 3 – Логи репозитория </w:t>
+        <w:t xml:space="preserve">Рисунок 3 – </w:t>
+      </w:r>
+      <w:proofErr w:type="spellStart"/>
+      <w:r>
+        <w:rPr>
+          <w:rStyle w:val="qwen-markdown-text"/>
+          <w:sz w:val="28"/>
+          <w:szCs w:val="28"/>
+        </w:rPr>
+        <w:t>Логи</w:t>
+      </w:r>
+      <w:proofErr w:type="spellEnd"/>
+      <w:r>
+        <w:rPr>
+          <w:rStyle w:val="qwen-markdown-text"/>
+          <w:sz w:val="28"/>
+          <w:szCs w:val="28"/>
+        </w:rPr>
+        <w:t xml:space="preserve"> репозитория </w:t>
       </w:r>
       <w:r>
         <w:rPr>
@@ -5131,7 +5925,6 @@
           <w:sz w:val="28"/>
           <w:szCs w:val="28"/>
         </w:rPr>
-        <w:lastRenderedPageBreak/>
         <w:t xml:space="preserve">С помощью команды </w:t>
       </w:r>
       <w:r>
@@ -5217,6 +6010,7 @@
         </w:rPr>
         <w:t xml:space="preserve"> </w:t>
       </w:r>
+      <w:proofErr w:type="spellStart"/>
       <w:r>
         <w:rPr>
           <w:rStyle w:val="qwen-markdown-text"/>
@@ -5226,6 +6020,7 @@
         </w:rPr>
         <w:t>init</w:t>
       </w:r>
+      <w:proofErr w:type="spellEnd"/>
       <w:r>
         <w:rPr>
           <w:rStyle w:val="qwen-markdown-text"/>
@@ -5473,14 +6268,30 @@
           <w:szCs w:val="28"/>
           <w:lang w:val="en-US"/>
         </w:rPr>
-        <w:t>git push</w:t>
+        <w:t>git</w:t>
       </w:r>
       <w:r>
         <w:rPr>
           <w:rStyle w:val="qwen-markdown-text"/>
           <w:sz w:val="28"/>
           <w:szCs w:val="28"/>
+        </w:rPr>
+        <w:t xml:space="preserve"> </w:t>
+      </w:r>
+      <w:r>
+        <w:rPr>
+          <w:rStyle w:val="qwen-markdown-text"/>
+          <w:sz w:val="28"/>
+          <w:szCs w:val="28"/>
           <w:lang w:val="en-US"/>
+        </w:rPr>
+        <w:t>push</w:t>
+      </w:r>
+      <w:r>
+        <w:rPr>
+          <w:rStyle w:val="qwen-markdown-text"/>
+          <w:sz w:val="28"/>
+          <w:szCs w:val="28"/>
         </w:rPr>
         <w:t>.</w:t>
       </w:r>
@@ -5503,539 +6314,24 @@
           <w:sz w:val="28"/>
           <w:szCs w:val="28"/>
         </w:rPr>
-        <w:t>Также стоит обратить внимание на риски, которые могут возникнуть в процессе разработки.</w:t>
-      </w:r>
-    </w:p>
-    <w:p>
-      <w:pPr>
-        <w:pStyle w:val="paragraph"/>
-        <w:spacing w:beforeAutospacing="0" w:after="0" w:afterAutospacing="0" w:line="360" w:lineRule="auto"/>
-        <w:ind w:firstLine="708"/>
-        <w:jc w:val="both"/>
+        <w:t xml:space="preserve">Для безопасной работы с системой контроля версий был создан </w:t>
+      </w:r>
+      <w:r>
         <w:rPr>
           <w:rStyle w:val="qwen-markdown-text"/>
           <w:sz w:val="28"/>
           <w:szCs w:val="28"/>
-        </w:rPr>
-      </w:pPr>
+          <w:lang w:val="en-US"/>
+        </w:rPr>
+        <w:t>SSH</w:t>
+      </w:r>
       <w:r>
         <w:rPr>
           <w:rStyle w:val="qwen-markdown-text"/>
           <w:sz w:val="28"/>
           <w:szCs w:val="28"/>
         </w:rPr>
-        <w:t>Начнём с р</w:t>
-      </w:r>
-      <w:r>
-        <w:rPr>
-          <w:rStyle w:val="qwen-markdown-text"/>
-          <w:sz w:val="28"/>
-          <w:szCs w:val="28"/>
-        </w:rPr>
-        <w:t>иск</w:t>
-      </w:r>
-      <w:r>
-        <w:rPr>
-          <w:rStyle w:val="qwen-markdown-text"/>
-          <w:sz w:val="28"/>
-          <w:szCs w:val="28"/>
-        </w:rPr>
-        <w:t>ов</w:t>
-      </w:r>
-      <w:r>
-        <w:rPr>
-          <w:rStyle w:val="qwen-markdown-text"/>
-          <w:sz w:val="28"/>
-          <w:szCs w:val="28"/>
-        </w:rPr>
-        <w:t xml:space="preserve"> разработки:</w:t>
-      </w:r>
-    </w:p>
-    <w:p>
-      <w:pPr>
-        <w:pStyle w:val="paragraph"/>
-        <w:numPr>
-          <w:ilvl w:val="0"/>
-          <w:numId w:val="14"/>
-        </w:numPr>
-        <w:spacing w:beforeAutospacing="0" w:after="0" w:afterAutospacing="0" w:line="360" w:lineRule="auto"/>
-        <w:ind w:left="0" w:firstLine="709"/>
-        <w:jc w:val="both"/>
-        <w:rPr>
-          <w:rStyle w:val="qwen-markdown-text"/>
-          <w:sz w:val="28"/>
-          <w:szCs w:val="28"/>
-        </w:rPr>
-      </w:pPr>
-      <w:r>
-        <w:rPr>
-          <w:rStyle w:val="qwen-markdown-text"/>
-          <w:sz w:val="28"/>
-          <w:szCs w:val="28"/>
-        </w:rPr>
-        <w:t>Р</w:t>
-      </w:r>
-      <w:r>
-        <w:rPr>
-          <w:rStyle w:val="qwen-markdown-text"/>
-          <w:sz w:val="28"/>
-          <w:szCs w:val="28"/>
-        </w:rPr>
-        <w:t xml:space="preserve">иск потери кода при некорректном слиянии веток </w:t>
-      </w:r>
-      <w:r>
-        <w:rPr>
-          <w:rStyle w:val="qwen-markdown-text"/>
-          <w:sz w:val="28"/>
-          <w:szCs w:val="28"/>
-        </w:rPr>
-        <w:t>–</w:t>
-      </w:r>
-      <w:r>
-        <w:rPr>
-          <w:rStyle w:val="qwen-markdown-text"/>
-          <w:sz w:val="28"/>
-          <w:szCs w:val="28"/>
-        </w:rPr>
-        <w:t xml:space="preserve"> минимизируется регулярным созданием резервных копий и использованием команды git stash перед переключением контекста;</w:t>
-      </w:r>
-    </w:p>
-    <w:p>
-      <w:pPr>
-        <w:pStyle w:val="paragraph"/>
-        <w:numPr>
-          <w:ilvl w:val="0"/>
-          <w:numId w:val="14"/>
-        </w:numPr>
-        <w:spacing w:beforeAutospacing="0" w:after="0" w:afterAutospacing="0" w:line="360" w:lineRule="auto"/>
-        <w:ind w:left="0" w:firstLine="709"/>
-        <w:jc w:val="both"/>
-        <w:rPr>
-          <w:rStyle w:val="qwen-markdown-text"/>
-          <w:sz w:val="28"/>
-          <w:szCs w:val="28"/>
-        </w:rPr>
-      </w:pPr>
-      <w:r>
-        <w:rPr>
-          <w:rStyle w:val="qwen-markdown-text"/>
-          <w:sz w:val="28"/>
-          <w:szCs w:val="28"/>
-        </w:rPr>
-        <w:t>Р</w:t>
-      </w:r>
-      <w:r>
-        <w:rPr>
-          <w:rStyle w:val="qwen-markdown-text"/>
-          <w:sz w:val="28"/>
-          <w:szCs w:val="28"/>
-        </w:rPr>
-        <w:t xml:space="preserve">иск конфликтов при совместной работе </w:t>
-      </w:r>
-      <w:r>
-        <w:rPr>
-          <w:rStyle w:val="qwen-markdown-text"/>
-          <w:sz w:val="28"/>
-          <w:szCs w:val="28"/>
-        </w:rPr>
-        <w:t>–</w:t>
-      </w:r>
-      <w:r>
-        <w:rPr>
-          <w:rStyle w:val="qwen-markdown-text"/>
-          <w:sz w:val="28"/>
-          <w:szCs w:val="28"/>
-        </w:rPr>
-        <w:t xml:space="preserve"> снижается за счёт чёткого разделения задач по feature-веткам и обязательного код-ревью перед мерджем</w:t>
-      </w:r>
-      <w:r>
-        <w:rPr>
-          <w:rStyle w:val="qwen-markdown-text"/>
-          <w:sz w:val="28"/>
-          <w:szCs w:val="28"/>
-        </w:rPr>
-        <w:t xml:space="preserve"> (</w:t>
-      </w:r>
-      <w:r>
-        <w:rPr>
-          <w:rStyle w:val="qwen-markdown-text"/>
-          <w:sz w:val="28"/>
-          <w:szCs w:val="28"/>
-          <w:lang w:val="en-US"/>
-        </w:rPr>
-        <w:t>merge</w:t>
-      </w:r>
-      <w:r>
-        <w:rPr>
-          <w:rStyle w:val="qwen-markdown-text"/>
-          <w:sz w:val="28"/>
-          <w:szCs w:val="28"/>
-        </w:rPr>
-        <w:t>)</w:t>
-      </w:r>
-      <w:r>
-        <w:rPr>
-          <w:rStyle w:val="qwen-markdown-text"/>
-          <w:sz w:val="28"/>
-          <w:szCs w:val="28"/>
-        </w:rPr>
-        <w:t xml:space="preserve"> в master;</w:t>
-      </w:r>
-    </w:p>
-    <w:p>
-      <w:pPr>
-        <w:pStyle w:val="paragraph"/>
-        <w:numPr>
-          <w:ilvl w:val="0"/>
-          <w:numId w:val="14"/>
-        </w:numPr>
-        <w:spacing w:beforeAutospacing="0" w:after="0" w:afterAutospacing="0" w:line="360" w:lineRule="auto"/>
-        <w:ind w:left="0" w:firstLine="709"/>
-        <w:jc w:val="both"/>
-        <w:rPr>
-          <w:rStyle w:val="qwen-markdown-text"/>
-          <w:sz w:val="28"/>
-          <w:szCs w:val="28"/>
-        </w:rPr>
-      </w:pPr>
-      <w:r>
-        <w:rPr>
-          <w:rStyle w:val="qwen-markdown-text"/>
-          <w:sz w:val="28"/>
-          <w:szCs w:val="28"/>
-        </w:rPr>
-        <w:t>Р</w:t>
-      </w:r>
-      <w:r>
-        <w:rPr>
-          <w:rStyle w:val="qwen-markdown-text"/>
-          <w:sz w:val="28"/>
-          <w:szCs w:val="28"/>
-        </w:rPr>
-        <w:t xml:space="preserve">иск устаревания зависимостей (PHP-пакеты через Composer) </w:t>
-      </w:r>
-      <w:r>
-        <w:rPr>
-          <w:rStyle w:val="qwen-markdown-text"/>
-          <w:sz w:val="28"/>
-          <w:szCs w:val="28"/>
-        </w:rPr>
-        <w:t xml:space="preserve">– </w:t>
-      </w:r>
-      <w:r>
-        <w:rPr>
-          <w:rStyle w:val="qwen-markdown-text"/>
-          <w:sz w:val="28"/>
-          <w:szCs w:val="28"/>
-        </w:rPr>
-        <w:t>контролируется фиксацией версий в composer.lock и периодическим обновлением с тестированием.</w:t>
-      </w:r>
-      <w:r>
-        <w:rPr>
-          <w:rStyle w:val="qwen-markdown-text"/>
-          <w:sz w:val="28"/>
-          <w:szCs w:val="28"/>
-        </w:rPr>
-        <w:t xml:space="preserve"> Так как разработка производится на ОС </w:t>
-      </w:r>
-      <w:r>
-        <w:rPr>
-          <w:rStyle w:val="qwen-markdown-text"/>
-          <w:sz w:val="28"/>
-          <w:szCs w:val="28"/>
-          <w:lang w:val="en-US"/>
-        </w:rPr>
-        <w:t>Linux</w:t>
-      </w:r>
-      <w:r>
-        <w:rPr>
-          <w:rStyle w:val="qwen-markdown-text"/>
-          <w:sz w:val="28"/>
-          <w:szCs w:val="28"/>
-        </w:rPr>
-        <w:t xml:space="preserve">, обновление пакетов происходит через стандартный менеджер пакетов </w:t>
-      </w:r>
-      <w:r>
-        <w:rPr>
-          <w:rStyle w:val="qwen-markdown-text"/>
-          <w:sz w:val="28"/>
-          <w:szCs w:val="28"/>
-          <w:lang w:val="en-US"/>
-        </w:rPr>
-        <w:t>apt</w:t>
-      </w:r>
-      <w:r>
-        <w:rPr>
-          <w:rStyle w:val="qwen-markdown-text"/>
-          <w:sz w:val="28"/>
-          <w:szCs w:val="28"/>
-        </w:rPr>
-        <w:t>.</w:t>
-      </w:r>
-    </w:p>
-    <w:p>
-      <w:pPr>
-        <w:pStyle w:val="paragraph"/>
-        <w:spacing w:beforeAutospacing="0" w:after="0" w:afterAutospacing="0" w:line="360" w:lineRule="auto"/>
-        <w:ind w:firstLine="709"/>
-        <w:jc w:val="both"/>
-        <w:rPr>
-          <w:rStyle w:val="qwen-markdown-text"/>
-          <w:sz w:val="28"/>
-          <w:szCs w:val="28"/>
-        </w:rPr>
-      </w:pPr>
-      <w:r>
-        <w:rPr>
-          <w:rStyle w:val="qwen-markdown-text"/>
-          <w:sz w:val="28"/>
-          <w:szCs w:val="28"/>
-        </w:rPr>
-        <w:t>Системные риски:</w:t>
-      </w:r>
-    </w:p>
-    <w:p>
-      <w:pPr>
-        <w:pStyle w:val="paragraph"/>
-        <w:numPr>
-          <w:ilvl w:val="0"/>
-          <w:numId w:val="15"/>
-        </w:numPr>
-        <w:spacing w:beforeAutospacing="0" w:after="0" w:afterAutospacing="0" w:line="360" w:lineRule="auto"/>
-        <w:ind w:left="0" w:firstLine="709"/>
-        <w:jc w:val="both"/>
-        <w:rPr>
-          <w:rStyle w:val="qwen-markdown-text"/>
-          <w:sz w:val="28"/>
-          <w:szCs w:val="28"/>
-        </w:rPr>
-      </w:pPr>
-      <w:r>
-        <w:rPr>
-          <w:rStyle w:val="qwen-markdown-text"/>
-          <w:sz w:val="28"/>
-          <w:szCs w:val="28"/>
-        </w:rPr>
-        <w:t>Р</w:t>
-      </w:r>
-      <w:r>
-        <w:rPr>
-          <w:rStyle w:val="qwen-markdown-text"/>
-          <w:sz w:val="28"/>
-          <w:szCs w:val="28"/>
-        </w:rPr>
-        <w:t xml:space="preserve">иск недоступности удалённого репозитория (GitHub) </w:t>
-      </w:r>
-      <w:r>
-        <w:rPr>
-          <w:rStyle w:val="qwen-markdown-text"/>
-          <w:sz w:val="28"/>
-          <w:szCs w:val="28"/>
-        </w:rPr>
-        <w:t>–</w:t>
-      </w:r>
-      <w:r>
-        <w:rPr>
-          <w:rStyle w:val="qwen-markdown-text"/>
-          <w:sz w:val="28"/>
-          <w:szCs w:val="28"/>
-        </w:rPr>
-        <w:t xml:space="preserve"> компенсируется </w:t>
-      </w:r>
-      <w:r>
-        <w:rPr>
-          <w:rStyle w:val="qwen-markdown-text"/>
-          <w:sz w:val="28"/>
-          <w:szCs w:val="28"/>
-        </w:rPr>
-        <w:t>н</w:t>
-      </w:r>
-      <w:r>
-        <w:rPr>
-          <w:rStyle w:val="qwen-markdown-text"/>
-          <w:sz w:val="28"/>
-          <w:szCs w:val="28"/>
-        </w:rPr>
-        <w:t>аличием локальной истории коммитов и возможностью работы в офлайн-режиме</w:t>
-      </w:r>
-      <w:r>
-        <w:rPr>
-          <w:rStyle w:val="qwen-markdown-text"/>
-          <w:sz w:val="28"/>
-          <w:szCs w:val="28"/>
-        </w:rPr>
-        <w:t xml:space="preserve"> (как на рис. 3)</w:t>
-      </w:r>
-      <w:r>
-        <w:rPr>
-          <w:rStyle w:val="qwen-markdown-text"/>
-          <w:sz w:val="28"/>
-          <w:szCs w:val="28"/>
-        </w:rPr>
-        <w:t>. Подразумевается возможность локальной разработки без доступа к сети интернет</w:t>
-      </w:r>
-      <w:r>
-        <w:rPr>
-          <w:rStyle w:val="qwen-markdown-text"/>
-          <w:sz w:val="28"/>
-          <w:szCs w:val="28"/>
-        </w:rPr>
-        <w:t>;</w:t>
-      </w:r>
-    </w:p>
-    <w:p>
-      <w:pPr>
-        <w:pStyle w:val="paragraph"/>
-        <w:numPr>
-          <w:ilvl w:val="0"/>
-          <w:numId w:val="15"/>
-        </w:numPr>
-        <w:spacing w:after="0" w:line="360" w:lineRule="auto"/>
-        <w:ind w:left="0" w:firstLine="709"/>
-        <w:jc w:val="both"/>
-        <w:rPr>
-          <w:rStyle w:val="qwen-markdown-text"/>
-          <w:sz w:val="28"/>
-          <w:szCs w:val="28"/>
-        </w:rPr>
-      </w:pPr>
-      <w:r>
-        <w:rPr>
-          <w:rStyle w:val="qwen-markdown-text"/>
-          <w:sz w:val="28"/>
-          <w:szCs w:val="28"/>
-        </w:rPr>
-        <w:t>Р</w:t>
-      </w:r>
-      <w:r>
-        <w:rPr>
-          <w:rStyle w:val="qwen-markdown-text"/>
-          <w:sz w:val="28"/>
-          <w:szCs w:val="28"/>
-        </w:rPr>
-        <w:t>иск компрометации учётных данных (токены, пароли в</w:t>
-      </w:r>
-      <w:r>
-        <w:rPr>
-          <w:rStyle w:val="qwen-markdown-text"/>
-          <w:sz w:val="28"/>
-          <w:szCs w:val="28"/>
-        </w:rPr>
-        <w:t xml:space="preserve"> </w:t>
-      </w:r>
-      <w:r>
-        <w:rPr>
-          <w:rStyle w:val="qwen-markdown-text"/>
-          <w:sz w:val="28"/>
-          <w:szCs w:val="28"/>
-        </w:rPr>
-        <w:t xml:space="preserve">.env) </w:t>
-      </w:r>
-      <w:r>
-        <w:rPr>
-          <w:rStyle w:val="qwen-markdown-text"/>
-          <w:sz w:val="28"/>
-          <w:szCs w:val="28"/>
-        </w:rPr>
-        <w:t>–</w:t>
-      </w:r>
-      <w:r>
-        <w:rPr>
-          <w:rStyle w:val="qwen-markdown-text"/>
-          <w:sz w:val="28"/>
-          <w:szCs w:val="28"/>
-        </w:rPr>
-        <w:t xml:space="preserve"> предотвращается добавлением чувствительных файлов в .gitignore и использованием переменных окружения</w:t>
-      </w:r>
-      <w:r>
-        <w:rPr>
-          <w:rStyle w:val="qwen-markdown-text"/>
-          <w:sz w:val="28"/>
-          <w:szCs w:val="28"/>
-        </w:rPr>
-        <w:t xml:space="preserve">. Стоит отметить, что в коде имеются файлы, которые разработчик целенаправленно изменяет </w:t>
-      </w:r>
-      <w:r>
-        <w:rPr>
-          <w:rStyle w:val="qwen-markdown-text"/>
-          <w:sz w:val="28"/>
-          <w:szCs w:val="28"/>
-        </w:rPr>
-        <w:t xml:space="preserve">перед отправкой в удалённый репозиторий </w:t>
-      </w:r>
-      <w:r>
-        <w:rPr>
-          <w:rStyle w:val="qwen-markdown-text"/>
-          <w:sz w:val="28"/>
-          <w:szCs w:val="28"/>
-        </w:rPr>
-        <w:t>в целях безопасности.</w:t>
-      </w:r>
-      <w:r>
-        <w:rPr>
-          <w:rStyle w:val="qwen-markdown-text"/>
-          <w:sz w:val="28"/>
-          <w:szCs w:val="28"/>
-        </w:rPr>
-        <w:t xml:space="preserve"> Также изменения подвергаются </w:t>
-      </w:r>
-      <w:r>
-        <w:rPr>
-          <w:rStyle w:val="qwen-markdown-text"/>
-          <w:sz w:val="28"/>
-          <w:szCs w:val="28"/>
-        </w:rPr>
-        <w:lastRenderedPageBreak/>
-        <w:t>пароли и токены</w:t>
-      </w:r>
-      <w:r>
-        <w:rPr>
-          <w:rStyle w:val="qwen-markdown-text"/>
-          <w:sz w:val="28"/>
-          <w:szCs w:val="28"/>
-        </w:rPr>
-        <w:t xml:space="preserve"> проекта</w:t>
-      </w:r>
-      <w:r>
-        <w:rPr>
-          <w:rStyle w:val="qwen-markdown-text"/>
-          <w:sz w:val="28"/>
-          <w:szCs w:val="28"/>
-        </w:rPr>
-        <w:t xml:space="preserve">. </w:t>
-      </w:r>
-      <w:r>
-        <w:rPr>
-          <w:rStyle w:val="qwen-markdown-text"/>
-          <w:sz w:val="28"/>
-          <w:szCs w:val="28"/>
-        </w:rPr>
-        <w:t xml:space="preserve">Для безопасной работы с системой контроля версий был создан </w:t>
-      </w:r>
-      <w:r>
-        <w:rPr>
-          <w:rStyle w:val="qwen-markdown-text"/>
-          <w:sz w:val="28"/>
-          <w:szCs w:val="28"/>
-          <w:lang w:val="en-US"/>
-        </w:rPr>
-        <w:t>SSH</w:t>
-      </w:r>
-      <w:r>
-        <w:rPr>
-          <w:rStyle w:val="qwen-markdown-text"/>
-          <w:sz w:val="28"/>
-          <w:szCs w:val="28"/>
-        </w:rPr>
-        <w:t xml:space="preserve"> </w:t>
-      </w:r>
-      <w:r>
-        <w:rPr>
-          <w:rStyle w:val="qwen-markdown-text"/>
-          <w:sz w:val="28"/>
-          <w:szCs w:val="28"/>
-        </w:rPr>
-        <w:t>ключ</w:t>
+        <w:t xml:space="preserve"> ключ</w:t>
       </w:r>
       <w:r>
         <w:rPr>
@@ -6060,14 +6356,15 @@
       <w:r>
         <w:rPr>
           <w:rStyle w:val="qwen-markdown-text"/>
+          <w:noProof/>
           <w:sz w:val="28"/>
           <w:szCs w:val="28"/>
         </w:rPr>
         <w:drawing>
-          <wp:inline distT="0" distB="0" distL="0" distR="0" wp14:anchorId="6958EB61" wp14:editId="30B3EFC8">
+          <wp:inline distT="0" distB="0" distL="0" distR="0" wp14:anchorId="7288DEEC" wp14:editId="07DD0417">
             <wp:extent cx="5940425" cy="746125"/>
             <wp:effectExtent l="0" t="0" r="3175" b="0"/>
-            <wp:docPr id="4" name="Рисунок 4"/>
+            <wp:docPr id="5" name="Рисунок 5"/>
             <wp:cNvGraphicFramePr>
               <a:graphicFrameLocks xmlns:a="http://schemas.openxmlformats.org/drawingml/2006/main" noChangeAspect="1"/>
             </wp:cNvGraphicFramePr>
@@ -6117,15 +6414,16 @@
           <w:sz w:val="28"/>
           <w:szCs w:val="28"/>
         </w:rPr>
-        <w:t xml:space="preserve">Рисунок </w:t>
+        <w:t xml:space="preserve">Рисунок 4 – </w:t>
       </w:r>
       <w:r>
         <w:rPr>
           <w:rStyle w:val="qwen-markdown-text"/>
           <w:sz w:val="28"/>
           <w:szCs w:val="28"/>
-        </w:rPr>
-        <w:t>4</w:t>
+          <w:lang w:val="en-US"/>
+        </w:rPr>
+        <w:t>SSH</w:t>
       </w:r>
       <w:r>
         <w:rPr>
@@ -6133,48 +6431,15 @@
           <w:sz w:val="28"/>
           <w:szCs w:val="28"/>
         </w:rPr>
-        <w:t xml:space="preserve"> – </w:t>
+        <w:t xml:space="preserve"> </w:t>
       </w:r>
       <w:r>
         <w:rPr>
           <w:rStyle w:val="qwen-markdown-text"/>
           <w:sz w:val="28"/>
           <w:szCs w:val="28"/>
-          <w:lang w:val="en-US"/>
-        </w:rPr>
-        <w:t>SSH</w:t>
-      </w:r>
-      <w:r>
-        <w:rPr>
-          <w:rStyle w:val="qwen-markdown-text"/>
-          <w:sz w:val="28"/>
-          <w:szCs w:val="28"/>
-        </w:rPr>
-        <w:t xml:space="preserve"> </w:t>
-      </w:r>
-      <w:r>
-        <w:rPr>
-          <w:rStyle w:val="qwen-markdown-text"/>
-          <w:sz w:val="28"/>
-          <w:szCs w:val="28"/>
-        </w:rPr>
-        <w:t>ключ</w:t>
-      </w:r>
-      <w:r>
-        <w:rPr>
-          <w:rStyle w:val="qwen-markdown-text"/>
-          <w:sz w:val="28"/>
-          <w:szCs w:val="28"/>
-        </w:rPr>
-        <w:t xml:space="preserve"> </w:t>
-      </w:r>
-      <w:r>
-        <w:rPr>
-          <w:rStyle w:val="qwen-markdown-text"/>
-          <w:sz w:val="28"/>
-          <w:szCs w:val="28"/>
-        </w:rPr>
-        <w:t xml:space="preserve">для безопасной работы с </w:t>
+        </w:rPr>
+        <w:t xml:space="preserve">ключ для безопасной работы с </w:t>
       </w:r>
       <w:r>
         <w:rPr>
@@ -6198,7 +6463,8 @@
       <w:pPr>
         <w:pStyle w:val="paragraph"/>
         <w:spacing w:beforeAutospacing="0" w:after="0" w:afterAutospacing="0" w:line="360" w:lineRule="auto"/>
-        <w:jc w:val="center"/>
+        <w:ind w:firstLine="708"/>
+        <w:jc w:val="both"/>
         <w:rPr>
           <w:rStyle w:val="qwen-markdown-text"/>
           <w:sz w:val="28"/>
@@ -6211,7 +6477,122 @@
         <w:pStyle w:val="paragraph"/>
         <w:numPr>
           <w:ilvl w:val="0"/>
-          <w:numId w:val="15"/>
+          <w:numId w:val="13"/>
+        </w:numPr>
+        <w:spacing w:beforeAutospacing="0" w:after="0" w:afterAutospacing="0" w:line="360" w:lineRule="auto"/>
+        <w:ind w:left="709" w:hanging="283"/>
+        <w:jc w:val="both"/>
+        <w:rPr>
+          <w:rStyle w:val="qwen-markdown-text"/>
+          <w:b/>
+          <w:bCs/>
+          <w:sz w:val="28"/>
+          <w:szCs w:val="28"/>
+        </w:rPr>
+      </w:pPr>
+      <w:r>
+        <w:rPr>
+          <w:rStyle w:val="qwen-markdown-text"/>
+          <w:b/>
+          <w:bCs/>
+          <w:sz w:val="28"/>
+          <w:szCs w:val="28"/>
+        </w:rPr>
+        <w:t>Идентификация инструментальных и организационных рисков проекта</w:t>
+      </w:r>
+    </w:p>
+    <w:p>
+      <w:pPr>
+        <w:pStyle w:val="paragraph"/>
+        <w:spacing w:beforeAutospacing="0" w:after="0" w:afterAutospacing="0" w:line="360" w:lineRule="auto"/>
+        <w:ind w:firstLine="708"/>
+        <w:jc w:val="both"/>
+        <w:rPr>
+          <w:rStyle w:val="qwen-markdown-text"/>
+          <w:sz w:val="28"/>
+          <w:szCs w:val="28"/>
+        </w:rPr>
+      </w:pPr>
+    </w:p>
+    <w:p>
+      <w:pPr>
+        <w:pStyle w:val="paragraph"/>
+        <w:spacing w:beforeAutospacing="0" w:after="0" w:afterAutospacing="0" w:line="360" w:lineRule="auto"/>
+        <w:ind w:firstLine="708"/>
+        <w:jc w:val="both"/>
+        <w:rPr>
+          <w:rStyle w:val="qwen-markdown-text"/>
+          <w:sz w:val="28"/>
+          <w:szCs w:val="28"/>
+        </w:rPr>
+      </w:pPr>
+      <w:r>
+        <w:rPr>
+          <w:rStyle w:val="qwen-markdown-text"/>
+          <w:sz w:val="28"/>
+          <w:szCs w:val="28"/>
+        </w:rPr>
+        <w:t>Также стоит обратить внимание на риски, которые могут возникнуть в процессе разработки.</w:t>
+      </w:r>
+    </w:p>
+    <w:p>
+      <w:pPr>
+        <w:pStyle w:val="paragraph"/>
+        <w:spacing w:beforeAutospacing="0" w:after="0" w:afterAutospacing="0" w:line="360" w:lineRule="auto"/>
+        <w:ind w:firstLine="708"/>
+        <w:jc w:val="both"/>
+        <w:rPr>
+          <w:sz w:val="28"/>
+          <w:szCs w:val="28"/>
+        </w:rPr>
+      </w:pPr>
+      <w:r>
+        <w:rPr>
+          <w:sz w:val="28"/>
+          <w:szCs w:val="28"/>
+        </w:rPr>
+        <w:t>На основе выбранных инструментов разработки, а также требований технического задания и проектных решений по функциональной структуре ПС</w:t>
+      </w:r>
+      <w:r>
+        <w:rPr>
+          <w:sz w:val="28"/>
+          <w:szCs w:val="28"/>
+        </w:rPr>
+        <w:t xml:space="preserve"> </w:t>
+      </w:r>
+      <w:r>
+        <w:rPr>
+          <w:sz w:val="28"/>
+          <w:szCs w:val="28"/>
+        </w:rPr>
+        <w:t>проведён первый этап управления рисками – идентификация.</w:t>
+      </w:r>
+    </w:p>
+    <w:p>
+      <w:pPr>
+        <w:pStyle w:val="paragraph"/>
+        <w:spacing w:beforeAutospacing="0" w:after="0" w:afterAutospacing="0" w:line="360" w:lineRule="auto"/>
+        <w:ind w:firstLine="708"/>
+        <w:jc w:val="both"/>
+        <w:rPr>
+          <w:sz w:val="28"/>
+          <w:szCs w:val="28"/>
+        </w:rPr>
+      </w:pPr>
+      <w:r>
+        <w:rPr>
+          <w:sz w:val="28"/>
+          <w:szCs w:val="28"/>
+        </w:rPr>
+        <w:t>Выделены две обязательные категории:</w:t>
+      </w:r>
+    </w:p>
+    <w:p>
+      <w:pPr>
+        <w:pStyle w:val="paragraph"/>
+        <w:numPr>
+          <w:ilvl w:val="0"/>
+          <w:numId w:val="17"/>
         </w:numPr>
         <w:spacing w:beforeAutospacing="0" w:after="0" w:afterAutospacing="0" w:line="360" w:lineRule="auto"/>
         <w:ind w:left="0" w:firstLine="709"/>
@@ -6228,7 +6609,7 @@
           <w:sz w:val="28"/>
           <w:szCs w:val="28"/>
         </w:rPr>
-        <w:t>Р</w:t>
+        <w:t>И</w:t>
       </w:r>
       <w:r>
         <w:rPr>
@@ -6236,142 +6617,61 @@
           <w:sz w:val="28"/>
           <w:szCs w:val="28"/>
         </w:rPr>
-        <w:t xml:space="preserve">иск повреждения структуры БД при миграциях </w:t>
-      </w:r>
+        <w:t xml:space="preserve">нструментально-технологические риски (Т) – обусловлены особенностями стека PHP + </w:t>
+      </w:r>
+      <w:proofErr w:type="spellStart"/>
       <w:r>
         <w:rPr>
           <w:rStyle w:val="qwen-markdown-text"/>
           <w:sz w:val="28"/>
           <w:szCs w:val="28"/>
         </w:rPr>
-        <w:t>–</w:t>
-      </w:r>
+        <w:t>Laravel</w:t>
+      </w:r>
+      <w:proofErr w:type="spellEnd"/>
       <w:r>
         <w:rPr>
           <w:rStyle w:val="qwen-markdown-text"/>
           <w:sz w:val="28"/>
           <w:szCs w:val="28"/>
         </w:rPr>
-        <w:t xml:space="preserve"> снижается </w:t>
-      </w:r>
+        <w:t xml:space="preserve"> + </w:t>
+      </w:r>
+      <w:proofErr w:type="spellStart"/>
       <w:r>
         <w:rPr>
           <w:rStyle w:val="qwen-markdown-text"/>
           <w:sz w:val="28"/>
           <w:szCs w:val="28"/>
         </w:rPr>
-        <w:t>из-</w:t>
-      </w:r>
+        <w:t>PostgreSQL</w:t>
+      </w:r>
+      <w:proofErr w:type="spellEnd"/>
       <w:r>
         <w:rPr>
           <w:rStyle w:val="qwen-markdown-text"/>
           <w:sz w:val="28"/>
           <w:szCs w:val="28"/>
         </w:rPr>
-        <w:t xml:space="preserve">за </w:t>
-      </w:r>
+        <w:t xml:space="preserve"> + Draw.io + </w:t>
+      </w:r>
+      <w:proofErr w:type="spellStart"/>
       <w:r>
         <w:rPr>
           <w:rStyle w:val="qwen-markdown-text"/>
           <w:sz w:val="28"/>
           <w:szCs w:val="28"/>
         </w:rPr>
-        <w:t xml:space="preserve">версионного контроля </w:t>
-      </w:r>
+        <w:t>GitHub</w:t>
+      </w:r>
+      <w:proofErr w:type="spellEnd"/>
       <w:r>
         <w:rPr>
           <w:rStyle w:val="qwen-markdown-text"/>
           <w:sz w:val="28"/>
           <w:szCs w:val="28"/>
         </w:rPr>
-        <w:t>миграций и тестирования на копии базы перед применением</w:t>
-      </w:r>
-      <w:r>
-        <w:rPr>
-          <w:rStyle w:val="qwen-markdown-text"/>
-          <w:sz w:val="28"/>
-          <w:szCs w:val="28"/>
-        </w:rPr>
-        <w:t xml:space="preserve"> (в том числе и отправкой в </w:t>
-      </w:r>
-      <w:r>
-        <w:rPr>
-          <w:rStyle w:val="qwen-markdown-text"/>
-          <w:sz w:val="28"/>
-          <w:szCs w:val="28"/>
-          <w:lang w:val="en-US"/>
-        </w:rPr>
-        <w:t>Git</w:t>
-      </w:r>
-      <w:r>
-        <w:rPr>
-          <w:rStyle w:val="qwen-markdown-text"/>
-          <w:sz w:val="28"/>
-          <w:szCs w:val="28"/>
-        </w:rPr>
-        <w:t xml:space="preserve"> </w:t>
-      </w:r>
-      <w:r>
-        <w:rPr>
-          <w:rStyle w:val="qwen-markdown-text"/>
-          <w:sz w:val="28"/>
-          <w:szCs w:val="28"/>
-        </w:rPr>
-        <w:t>репозиторий)</w:t>
-      </w:r>
-      <w:r>
-        <w:rPr>
-          <w:rStyle w:val="qwen-markdown-text"/>
-          <w:sz w:val="28"/>
-          <w:szCs w:val="28"/>
-        </w:rPr>
-        <w:t xml:space="preserve">. </w:t>
-      </w:r>
-      <w:r>
-        <w:rPr>
-          <w:rStyle w:val="qwen-markdown-text"/>
-          <w:sz w:val="28"/>
-          <w:szCs w:val="28"/>
-        </w:rPr>
-        <w:t xml:space="preserve">Должна быть возможность загрузить последнюю рабочую версию с </w:t>
-      </w:r>
-      <w:r>
-        <w:rPr>
-          <w:rStyle w:val="qwen-markdown-text"/>
-          <w:sz w:val="28"/>
-          <w:szCs w:val="28"/>
-          <w:lang w:val="en-US"/>
-        </w:rPr>
-        <w:t>Git</w:t>
-      </w:r>
-      <w:r>
-        <w:rPr>
-          <w:rStyle w:val="qwen-markdown-text"/>
-          <w:sz w:val="28"/>
-          <w:szCs w:val="28"/>
-        </w:rPr>
-        <w:t>.</w:t>
-      </w:r>
-    </w:p>
-    <w:p>
-      <w:pPr>
-        <w:pStyle w:val="paragraph"/>
-        <w:spacing w:beforeAutospacing="0" w:after="0" w:afterAutospacing="0" w:line="360" w:lineRule="auto"/>
-        <w:ind w:left="709"/>
-        <w:jc w:val="both"/>
-        <w:rPr>
-          <w:rStyle w:val="qwen-markdown-text"/>
-          <w:sz w:val="28"/>
-          <w:szCs w:val="28"/>
-        </w:rPr>
-      </w:pPr>
-      <w:r>
-        <w:rPr>
-          <w:rStyle w:val="qwen-markdown-text"/>
-          <w:sz w:val="28"/>
-          <w:szCs w:val="28"/>
-        </w:rPr>
-        <w:t>Риски применения:</w:t>
+        <w:t>;</w:t>
       </w:r>
     </w:p>
     <w:p>
@@ -6379,7 +6679,7 @@
         <w:pStyle w:val="paragraph"/>
         <w:numPr>
           <w:ilvl w:val="0"/>
-          <w:numId w:val="16"/>
+          <w:numId w:val="17"/>
         </w:numPr>
         <w:spacing w:beforeAutospacing="0" w:after="0" w:afterAutospacing="0" w:line="360" w:lineRule="auto"/>
         <w:ind w:left="0" w:firstLine="709"/>
@@ -6396,7 +6696,7 @@
           <w:sz w:val="28"/>
           <w:szCs w:val="28"/>
         </w:rPr>
-        <w:t>Р</w:t>
+        <w:t>О</w:t>
       </w:r>
       <w:r>
         <w:rPr>
@@ -6404,112 +6704,7 @@
           <w:sz w:val="28"/>
           <w:szCs w:val="28"/>
         </w:rPr>
-        <w:t xml:space="preserve">иск недостаточной квалификации команды в работе с Git </w:t>
-      </w:r>
-      <w:r>
-        <w:rPr>
-          <w:rStyle w:val="qwen-markdown-text"/>
-          <w:sz w:val="28"/>
-          <w:szCs w:val="28"/>
-        </w:rPr>
-        <w:t>–</w:t>
-      </w:r>
-      <w:r>
-        <w:rPr>
-          <w:rStyle w:val="qwen-markdown-text"/>
-          <w:sz w:val="28"/>
-          <w:szCs w:val="28"/>
-        </w:rPr>
-        <w:t xml:space="preserve"> компенсируется ведением краткой инструкции по основным командам и практикой парного программирования</w:t>
-      </w:r>
-      <w:r>
-        <w:rPr>
-          <w:rStyle w:val="qwen-markdown-text"/>
-          <w:sz w:val="28"/>
-          <w:szCs w:val="28"/>
-        </w:rPr>
-        <w:t>. Очень</w:t>
-      </w:r>
-      <w:r>
-        <w:rPr>
-          <w:rStyle w:val="qwen-markdown-text"/>
-          <w:sz w:val="28"/>
-          <w:szCs w:val="28"/>
-        </w:rPr>
-        <w:t xml:space="preserve"> важна</w:t>
-      </w:r>
-      <w:r>
-        <w:rPr>
-          <w:rStyle w:val="qwen-markdown-text"/>
-          <w:sz w:val="28"/>
-          <w:szCs w:val="28"/>
-        </w:rPr>
-        <w:t xml:space="preserve"> обратная связь членов команды</w:t>
-      </w:r>
-      <w:r>
-        <w:rPr>
-          <w:rStyle w:val="qwen-markdown-text"/>
-          <w:sz w:val="28"/>
-          <w:szCs w:val="28"/>
-        </w:rPr>
-        <w:t>;</w:t>
-      </w:r>
-    </w:p>
-    <w:p>
-      <w:pPr>
-        <w:pStyle w:val="paragraph"/>
-        <w:numPr>
-          <w:ilvl w:val="0"/>
-          <w:numId w:val="16"/>
-        </w:numPr>
-        <w:spacing w:beforeAutospacing="0" w:after="0" w:afterAutospacing="0" w:line="360" w:lineRule="auto"/>
-        <w:ind w:left="0" w:firstLine="709"/>
-        <w:jc w:val="both"/>
-        <w:rPr>
-          <w:rStyle w:val="qwen-markdown-text"/>
-          <w:sz w:val="28"/>
-          <w:szCs w:val="28"/>
-        </w:rPr>
-      </w:pPr>
-      <w:r>
-        <w:rPr>
-          <w:rStyle w:val="qwen-markdown-text"/>
-          <w:sz w:val="28"/>
-          <w:szCs w:val="28"/>
-        </w:rPr>
-        <w:t>Р</w:t>
-      </w:r>
-      <w:r>
-        <w:rPr>
-          <w:rStyle w:val="qwen-markdown-text"/>
-          <w:sz w:val="28"/>
-          <w:szCs w:val="28"/>
-        </w:rPr>
-        <w:t xml:space="preserve">иск потери актуальности документации </w:t>
-      </w:r>
-      <w:r>
-        <w:rPr>
-          <w:rStyle w:val="qwen-markdown-text"/>
-          <w:sz w:val="28"/>
-          <w:szCs w:val="28"/>
-        </w:rPr>
-        <w:t>–</w:t>
-      </w:r>
-      <w:r>
-        <w:rPr>
-          <w:rStyle w:val="qwen-markdown-text"/>
-          <w:sz w:val="28"/>
-          <w:szCs w:val="28"/>
-        </w:rPr>
-        <w:t xml:space="preserve"> контролируется обязательным обновлением README.md при изменении структуры проекта.</w:t>
-      </w:r>
-      <w:r>
-        <w:rPr>
-          <w:rStyle w:val="qwen-markdown-text"/>
-          <w:sz w:val="28"/>
-          <w:szCs w:val="28"/>
-        </w:rPr>
-        <w:t xml:space="preserve"> Также обязательно должны быть подписаны все коммиты.</w:t>
+        <w:t>рганизационные риски (О) – связаны с индивидуальным характером разработки, планированием времени и управлением версиями.</w:t>
       </w:r>
     </w:p>
     <w:p>
@@ -6519,26 +6714,967 @@
         <w:ind w:firstLine="708"/>
         <w:jc w:val="both"/>
         <w:rPr>
+          <w:sz w:val="28"/>
+          <w:szCs w:val="28"/>
+        </w:rPr>
+      </w:pPr>
+      <w:r>
+        <w:rPr>
           <w:rStyle w:val="qwen-markdown-text"/>
           <w:sz w:val="28"/>
           <w:szCs w:val="28"/>
         </w:rPr>
-      </w:pPr>
-      <w:r>
+        <w:t>Все риски и их последствия сведены в таблицу. Шифры присвоены согласно категориям.</w:t>
+      </w:r>
+    </w:p>
+    <w:tbl>
+      <w:tblPr>
+        <w:tblStyle w:val="aff0"/>
+        <w:tblW w:w="0" w:type="auto"/>
+        <w:tblLook w:val="04A0" w:firstRow="1" w:lastRow="0" w:firstColumn="1" w:lastColumn="0" w:noHBand="0" w:noVBand="1"/>
+      </w:tblPr>
+      <w:tblGrid>
+        <w:gridCol w:w="918"/>
+        <w:gridCol w:w="3849"/>
+        <w:gridCol w:w="4578"/>
+      </w:tblGrid>
+      <w:tr>
+        <w:tc>
+          <w:tcPr>
+            <w:tcW w:w="0" w:type="auto"/>
+            <w:hideMark/>
+          </w:tcPr>
+          <w:p>
+            <w:pPr>
+              <w:jc w:val="center"/>
+              <w:rPr>
+                <w:rFonts w:ascii="Times New Roman" w:hAnsi="Times New Roman" w:cs="Times New Roman"/>
+                <w:b/>
+                <w:bCs/>
+                <w:sz w:val="24"/>
+                <w:szCs w:val="24"/>
+              </w:rPr>
+            </w:pPr>
+            <w:r>
+              <w:rPr>
+                <w:rFonts w:ascii="Times New Roman" w:hAnsi="Times New Roman" w:cs="Times New Roman"/>
+                <w:b/>
+                <w:bCs/>
+                <w:sz w:val="24"/>
+                <w:szCs w:val="24"/>
+              </w:rPr>
+              <w:t>Шифр</w:t>
+            </w:r>
+          </w:p>
+        </w:tc>
+        <w:tc>
+          <w:tcPr>
+            <w:tcW w:w="0" w:type="auto"/>
+            <w:hideMark/>
+          </w:tcPr>
+          <w:p>
+            <w:pPr>
+              <w:jc w:val="center"/>
+              <w:rPr>
+                <w:rFonts w:ascii="Times New Roman" w:hAnsi="Times New Roman" w:cs="Times New Roman"/>
+                <w:b/>
+                <w:bCs/>
+                <w:sz w:val="24"/>
+                <w:szCs w:val="24"/>
+              </w:rPr>
+            </w:pPr>
+            <w:r>
+              <w:rPr>
+                <w:rFonts w:ascii="Times New Roman" w:hAnsi="Times New Roman" w:cs="Times New Roman"/>
+                <w:b/>
+                <w:bCs/>
+                <w:sz w:val="24"/>
+                <w:szCs w:val="24"/>
+              </w:rPr>
+              <w:t>Риск</w:t>
+            </w:r>
+          </w:p>
+        </w:tc>
+        <w:tc>
+          <w:tcPr>
+            <w:tcW w:w="0" w:type="auto"/>
+            <w:hideMark/>
+          </w:tcPr>
+          <w:p>
+            <w:pPr>
+              <w:jc w:val="center"/>
+              <w:rPr>
+                <w:rFonts w:ascii="Times New Roman" w:hAnsi="Times New Roman" w:cs="Times New Roman"/>
+                <w:b/>
+                <w:bCs/>
+                <w:sz w:val="24"/>
+                <w:szCs w:val="24"/>
+              </w:rPr>
+            </w:pPr>
+            <w:r>
+              <w:rPr>
+                <w:rFonts w:ascii="Times New Roman" w:hAnsi="Times New Roman" w:cs="Times New Roman"/>
+                <w:b/>
+                <w:bCs/>
+                <w:sz w:val="24"/>
+                <w:szCs w:val="24"/>
+              </w:rPr>
+              <w:t>Последствия риска</w:t>
+            </w:r>
+          </w:p>
+        </w:tc>
+      </w:tr>
+      <w:tr>
+        <w:tc>
+          <w:tcPr>
+            <w:tcW w:w="0" w:type="auto"/>
+            <w:hideMark/>
+          </w:tcPr>
+          <w:p>
+            <w:pPr>
+              <w:rPr>
+                <w:rFonts w:ascii="Times New Roman" w:hAnsi="Times New Roman" w:cs="Times New Roman"/>
+                <w:sz w:val="24"/>
+                <w:szCs w:val="24"/>
+              </w:rPr>
+            </w:pPr>
+            <w:r>
+              <w:rPr>
+                <w:rFonts w:ascii="Times New Roman" w:hAnsi="Times New Roman" w:cs="Times New Roman"/>
+                <w:sz w:val="24"/>
+                <w:szCs w:val="24"/>
+              </w:rPr>
+              <w:t>Т-1</w:t>
+            </w:r>
+          </w:p>
+        </w:tc>
+        <w:tc>
+          <w:tcPr>
+            <w:tcW w:w="0" w:type="auto"/>
+            <w:hideMark/>
+          </w:tcPr>
+          <w:p>
+            <w:pPr>
+              <w:rPr>
+                <w:rFonts w:ascii="Times New Roman" w:hAnsi="Times New Roman" w:cs="Times New Roman"/>
+                <w:sz w:val="24"/>
+                <w:szCs w:val="24"/>
+              </w:rPr>
+            </w:pPr>
+            <w:r>
+              <w:rPr>
+                <w:rFonts w:ascii="Times New Roman" w:hAnsi="Times New Roman" w:cs="Times New Roman"/>
+                <w:sz w:val="24"/>
+                <w:szCs w:val="24"/>
+              </w:rPr>
+              <w:t xml:space="preserve">Несовместимость текущей версии PHP (8.2) с отдельными библиотеками </w:t>
+            </w:r>
+            <w:proofErr w:type="spellStart"/>
+            <w:r>
+              <w:rPr>
+                <w:rFonts w:ascii="Times New Roman" w:hAnsi="Times New Roman" w:cs="Times New Roman"/>
+                <w:sz w:val="24"/>
+                <w:szCs w:val="24"/>
+              </w:rPr>
+              <w:t>Laravel</w:t>
+            </w:r>
+            <w:proofErr w:type="spellEnd"/>
+            <w:r>
+              <w:rPr>
+                <w:rFonts w:ascii="Times New Roman" w:hAnsi="Times New Roman" w:cs="Times New Roman"/>
+                <w:sz w:val="24"/>
+                <w:szCs w:val="24"/>
+              </w:rPr>
+              <w:t xml:space="preserve"> после обновления зависимостей</w:t>
+            </w:r>
+            <w:r>
+              <w:rPr>
+                <w:rFonts w:ascii="Times New Roman" w:hAnsi="Times New Roman" w:cs="Times New Roman"/>
+                <w:sz w:val="24"/>
+                <w:szCs w:val="24"/>
+              </w:rPr>
+              <w:t>.</w:t>
+            </w:r>
+          </w:p>
+        </w:tc>
+        <w:tc>
+          <w:tcPr>
+            <w:tcW w:w="0" w:type="auto"/>
+            <w:hideMark/>
+          </w:tcPr>
+          <w:p>
+            <w:pPr>
+              <w:rPr>
+                <w:rFonts w:ascii="Times New Roman" w:hAnsi="Times New Roman" w:cs="Times New Roman"/>
+                <w:sz w:val="24"/>
+                <w:szCs w:val="24"/>
+              </w:rPr>
+            </w:pPr>
+            <w:r>
+              <w:rPr>
+                <w:rFonts w:ascii="Times New Roman" w:hAnsi="Times New Roman" w:cs="Times New Roman"/>
+                <w:sz w:val="24"/>
+                <w:szCs w:val="24"/>
+              </w:rPr>
+              <w:t>Остановка разработки серверной части, необходимость отката версий пакетов или срочного рефакторинга кода.</w:t>
+            </w:r>
+          </w:p>
+        </w:tc>
+      </w:tr>
+      <w:tr>
+        <w:tc>
+          <w:tcPr>
+            <w:tcW w:w="0" w:type="auto"/>
+            <w:hideMark/>
+          </w:tcPr>
+          <w:p>
+            <w:pPr>
+              <w:rPr>
+                <w:rFonts w:ascii="Times New Roman" w:hAnsi="Times New Roman" w:cs="Times New Roman"/>
+                <w:sz w:val="24"/>
+                <w:szCs w:val="24"/>
+              </w:rPr>
+            </w:pPr>
+            <w:r>
+              <w:rPr>
+                <w:rFonts w:ascii="Times New Roman" w:hAnsi="Times New Roman" w:cs="Times New Roman"/>
+                <w:sz w:val="24"/>
+                <w:szCs w:val="24"/>
+              </w:rPr>
+              <w:t>Т-2</w:t>
+            </w:r>
+          </w:p>
+        </w:tc>
+        <w:tc>
+          <w:tcPr>
+            <w:tcW w:w="0" w:type="auto"/>
+            <w:hideMark/>
+          </w:tcPr>
+          <w:p>
+            <w:pPr>
+              <w:rPr>
+                <w:rFonts w:ascii="Times New Roman" w:hAnsi="Times New Roman" w:cs="Times New Roman"/>
+                <w:sz w:val="24"/>
+                <w:szCs w:val="24"/>
+              </w:rPr>
+            </w:pPr>
+            <w:r>
+              <w:rPr>
+                <w:rFonts w:ascii="Times New Roman" w:hAnsi="Times New Roman" w:cs="Times New Roman"/>
+                <w:sz w:val="24"/>
+                <w:szCs w:val="24"/>
+              </w:rPr>
+              <w:t xml:space="preserve">Отсутствие в </w:t>
+            </w:r>
+            <w:hyperlink r:id="rId17" w:tgtFrame="_blank" w:history="1">
+              <w:r>
+                <w:rPr>
+                  <w:rStyle w:val="afe"/>
+                  <w:rFonts w:ascii="Times New Roman" w:hAnsi="Times New Roman" w:cs="Times New Roman"/>
+                  <w:sz w:val="24"/>
+                  <w:szCs w:val="24"/>
+                </w:rPr>
+                <w:t>Draw.io</w:t>
+              </w:r>
+            </w:hyperlink>
+            <w:r>
+              <w:rPr>
+                <w:rFonts w:ascii="Times New Roman" w:hAnsi="Times New Roman" w:cs="Times New Roman"/>
+                <w:sz w:val="24"/>
+                <w:szCs w:val="24"/>
+              </w:rPr>
+              <w:t xml:space="preserve"> автоматической генерации SQL-кода для </w:t>
+            </w:r>
+            <w:proofErr w:type="spellStart"/>
+            <w:r>
+              <w:rPr>
+                <w:rFonts w:ascii="Times New Roman" w:hAnsi="Times New Roman" w:cs="Times New Roman"/>
+                <w:sz w:val="24"/>
+                <w:szCs w:val="24"/>
+              </w:rPr>
+              <w:t>PostgreSQL</w:t>
+            </w:r>
+            <w:proofErr w:type="spellEnd"/>
+            <w:r>
+              <w:rPr>
+                <w:rFonts w:ascii="Times New Roman" w:hAnsi="Times New Roman" w:cs="Times New Roman"/>
+                <w:sz w:val="24"/>
+                <w:szCs w:val="24"/>
+              </w:rPr>
+              <w:t>.</w:t>
+            </w:r>
+          </w:p>
+        </w:tc>
+        <w:tc>
+          <w:tcPr>
+            <w:tcW w:w="0" w:type="auto"/>
+            <w:hideMark/>
+          </w:tcPr>
+          <w:p>
+            <w:pPr>
+              <w:rPr>
+                <w:rFonts w:ascii="Times New Roman" w:hAnsi="Times New Roman" w:cs="Times New Roman"/>
+                <w:sz w:val="24"/>
+                <w:szCs w:val="24"/>
+              </w:rPr>
+            </w:pPr>
+            <w:r>
+              <w:rPr>
+                <w:rFonts w:ascii="Times New Roman" w:hAnsi="Times New Roman" w:cs="Times New Roman"/>
+                <w:sz w:val="24"/>
+                <w:szCs w:val="24"/>
+              </w:rPr>
+              <w:t>Ручной перенос ER-диаграмм в скрипты может привести к ошибкам в типах данных, пропуску ограничений и нарушению целостности БД.</w:t>
+            </w:r>
+            <w:r>
+              <w:rPr>
+                <w:rFonts w:ascii="Times New Roman" w:hAnsi="Times New Roman" w:cs="Times New Roman"/>
+                <w:sz w:val="24"/>
+                <w:szCs w:val="24"/>
+              </w:rPr>
+              <w:t xml:space="preserve"> Необходимость ручной корректировки</w:t>
+            </w:r>
+            <w:r>
+              <w:rPr>
+                <w:rFonts w:ascii="Times New Roman" w:hAnsi="Times New Roman" w:cs="Times New Roman"/>
+                <w:sz w:val="24"/>
+                <w:szCs w:val="24"/>
+              </w:rPr>
+              <w:t>.</w:t>
+            </w:r>
+          </w:p>
+        </w:tc>
+      </w:tr>
+      <w:tr>
+        <w:tc>
+          <w:tcPr>
+            <w:tcW w:w="0" w:type="auto"/>
+            <w:hideMark/>
+          </w:tcPr>
+          <w:p>
+            <w:pPr>
+              <w:rPr>
+                <w:rFonts w:ascii="Times New Roman" w:hAnsi="Times New Roman" w:cs="Times New Roman"/>
+                <w:sz w:val="24"/>
+                <w:szCs w:val="24"/>
+              </w:rPr>
+            </w:pPr>
+            <w:r>
+              <w:rPr>
+                <w:rFonts w:ascii="Times New Roman" w:hAnsi="Times New Roman" w:cs="Times New Roman"/>
+                <w:sz w:val="24"/>
+                <w:szCs w:val="24"/>
+              </w:rPr>
+              <w:t>Т-3</w:t>
+            </w:r>
+          </w:p>
+        </w:tc>
+        <w:tc>
+          <w:tcPr>
+            <w:tcW w:w="0" w:type="auto"/>
+            <w:hideMark/>
+          </w:tcPr>
+          <w:p>
+            <w:pPr>
+              <w:rPr>
+                <w:rFonts w:ascii="Times New Roman" w:hAnsi="Times New Roman" w:cs="Times New Roman"/>
+                <w:sz w:val="24"/>
+                <w:szCs w:val="24"/>
+              </w:rPr>
+            </w:pPr>
+            <w:r>
+              <w:rPr>
+                <w:rFonts w:ascii="Times New Roman" w:hAnsi="Times New Roman" w:cs="Times New Roman"/>
+                <w:sz w:val="24"/>
+                <w:szCs w:val="24"/>
+              </w:rPr>
+              <w:t xml:space="preserve">Уязвимости в сторонних </w:t>
+            </w:r>
+            <w:proofErr w:type="spellStart"/>
+            <w:r>
+              <w:rPr>
+                <w:rFonts w:ascii="Times New Roman" w:hAnsi="Times New Roman" w:cs="Times New Roman"/>
+                <w:sz w:val="24"/>
+                <w:szCs w:val="24"/>
+              </w:rPr>
+              <w:t>Composer</w:t>
+            </w:r>
+            <w:proofErr w:type="spellEnd"/>
+            <w:r>
+              <w:rPr>
+                <w:rFonts w:ascii="Times New Roman" w:hAnsi="Times New Roman" w:cs="Times New Roman"/>
+                <w:sz w:val="24"/>
+                <w:szCs w:val="24"/>
+              </w:rPr>
+              <w:t>-пакетах (например, библиотека аутентификации)</w:t>
+            </w:r>
+            <w:r>
+              <w:rPr>
+                <w:rFonts w:ascii="Times New Roman" w:hAnsi="Times New Roman" w:cs="Times New Roman"/>
+                <w:sz w:val="24"/>
+                <w:szCs w:val="24"/>
+              </w:rPr>
+              <w:t>.</w:t>
+            </w:r>
+          </w:p>
+        </w:tc>
+        <w:tc>
+          <w:tcPr>
+            <w:tcW w:w="0" w:type="auto"/>
+            <w:hideMark/>
+          </w:tcPr>
+          <w:p>
+            <w:pPr>
+              <w:rPr>
+                <w:rFonts w:ascii="Times New Roman" w:hAnsi="Times New Roman" w:cs="Times New Roman"/>
+                <w:sz w:val="24"/>
+                <w:szCs w:val="24"/>
+              </w:rPr>
+            </w:pPr>
+            <w:r>
+              <w:rPr>
+                <w:rFonts w:ascii="Times New Roman" w:hAnsi="Times New Roman" w:cs="Times New Roman"/>
+                <w:sz w:val="24"/>
+                <w:szCs w:val="24"/>
+              </w:rPr>
+              <w:t>Риск несанкционированного доступа к персональным данным клиентов и финансовой информации, зафиксированным в системе.</w:t>
+            </w:r>
+          </w:p>
+        </w:tc>
+      </w:tr>
+      <w:tr>
+        <w:tc>
+          <w:tcPr>
+            <w:tcW w:w="0" w:type="auto"/>
+            <w:hideMark/>
+          </w:tcPr>
+          <w:p>
+            <w:pPr>
+              <w:rPr>
+                <w:rFonts w:ascii="Times New Roman" w:hAnsi="Times New Roman" w:cs="Times New Roman"/>
+                <w:sz w:val="24"/>
+                <w:szCs w:val="24"/>
+              </w:rPr>
+            </w:pPr>
+            <w:r>
+              <w:rPr>
+                <w:rFonts w:ascii="Times New Roman" w:hAnsi="Times New Roman" w:cs="Times New Roman"/>
+                <w:sz w:val="24"/>
+                <w:szCs w:val="24"/>
+              </w:rPr>
+              <w:t>Т-4</w:t>
+            </w:r>
+          </w:p>
+        </w:tc>
+        <w:tc>
+          <w:tcPr>
+            <w:tcW w:w="0" w:type="auto"/>
+            <w:hideMark/>
+          </w:tcPr>
+          <w:p>
+            <w:pPr>
+              <w:rPr>
+                <w:rFonts w:ascii="Times New Roman" w:hAnsi="Times New Roman" w:cs="Times New Roman"/>
+                <w:sz w:val="24"/>
+                <w:szCs w:val="24"/>
+              </w:rPr>
+            </w:pPr>
+            <w:r>
+              <w:rPr>
+                <w:rFonts w:ascii="Times New Roman" w:hAnsi="Times New Roman" w:cs="Times New Roman"/>
+                <w:sz w:val="24"/>
+                <w:szCs w:val="24"/>
+              </w:rPr>
+              <w:t xml:space="preserve">Недостаточная производительность </w:t>
+            </w:r>
+            <w:proofErr w:type="spellStart"/>
+            <w:r>
+              <w:rPr>
+                <w:rFonts w:ascii="Times New Roman" w:hAnsi="Times New Roman" w:cs="Times New Roman"/>
+                <w:sz w:val="24"/>
+                <w:szCs w:val="24"/>
+              </w:rPr>
+              <w:t>Eloquent</w:t>
+            </w:r>
+            <w:proofErr w:type="spellEnd"/>
+            <w:r>
+              <w:rPr>
+                <w:rFonts w:ascii="Times New Roman" w:hAnsi="Times New Roman" w:cs="Times New Roman"/>
+                <w:sz w:val="24"/>
+                <w:szCs w:val="24"/>
+              </w:rPr>
+              <w:t xml:space="preserve"> ORM при построении сложных аналитических отчётов (загрузка мастеров, выручка по месяцам)</w:t>
+            </w:r>
+            <w:r>
+              <w:rPr>
+                <w:rFonts w:ascii="Times New Roman" w:hAnsi="Times New Roman" w:cs="Times New Roman"/>
+                <w:sz w:val="24"/>
+                <w:szCs w:val="24"/>
+              </w:rPr>
+              <w:t>.</w:t>
+            </w:r>
+          </w:p>
+        </w:tc>
+        <w:tc>
+          <w:tcPr>
+            <w:tcW w:w="0" w:type="auto"/>
+            <w:hideMark/>
+          </w:tcPr>
+          <w:p>
+            <w:pPr>
+              <w:rPr>
+                <w:rFonts w:ascii="Times New Roman" w:hAnsi="Times New Roman" w:cs="Times New Roman"/>
+                <w:sz w:val="24"/>
+                <w:szCs w:val="24"/>
+              </w:rPr>
+            </w:pPr>
+            <w:r>
+              <w:rPr>
+                <w:rFonts w:ascii="Times New Roman" w:hAnsi="Times New Roman" w:cs="Times New Roman"/>
+                <w:sz w:val="24"/>
+                <w:szCs w:val="24"/>
+              </w:rPr>
+              <w:t>Замедление интерфейса администратора, превышение времени ожидания ответа, возможная блокировка БД при пиковых нагрузках.</w:t>
+            </w:r>
+          </w:p>
+        </w:tc>
+      </w:tr>
+      <w:tr>
+        <w:tc>
+          <w:tcPr>
+            <w:tcW w:w="0" w:type="auto"/>
+            <w:hideMark/>
+          </w:tcPr>
+          <w:p>
+            <w:pPr>
+              <w:rPr>
+                <w:rFonts w:ascii="Times New Roman" w:hAnsi="Times New Roman" w:cs="Times New Roman"/>
+                <w:sz w:val="24"/>
+                <w:szCs w:val="24"/>
+              </w:rPr>
+            </w:pPr>
+            <w:r>
+              <w:rPr>
+                <w:rFonts w:ascii="Times New Roman" w:hAnsi="Times New Roman" w:cs="Times New Roman"/>
+                <w:sz w:val="24"/>
+                <w:szCs w:val="24"/>
+              </w:rPr>
+              <w:t>О-1</w:t>
+            </w:r>
+          </w:p>
+        </w:tc>
+        <w:tc>
+          <w:tcPr>
+            <w:tcW w:w="0" w:type="auto"/>
+            <w:hideMark/>
+          </w:tcPr>
+          <w:p>
+            <w:pPr>
+              <w:rPr>
+                <w:rFonts w:ascii="Times New Roman" w:hAnsi="Times New Roman" w:cs="Times New Roman"/>
+                <w:sz w:val="24"/>
+                <w:szCs w:val="24"/>
+              </w:rPr>
+            </w:pPr>
+            <w:r>
+              <w:rPr>
+                <w:rFonts w:ascii="Times New Roman" w:hAnsi="Times New Roman" w:cs="Times New Roman"/>
+                <w:sz w:val="24"/>
+                <w:szCs w:val="24"/>
+              </w:rPr>
+              <w:t xml:space="preserve">Единоличная разработка без регулярного резервного копирования кода за пределами </w:t>
+            </w:r>
+            <w:proofErr w:type="spellStart"/>
+            <w:r>
+              <w:rPr>
+                <w:rFonts w:ascii="Times New Roman" w:hAnsi="Times New Roman" w:cs="Times New Roman"/>
+                <w:sz w:val="24"/>
+                <w:szCs w:val="24"/>
+              </w:rPr>
+              <w:t>GitHub</w:t>
+            </w:r>
+            <w:proofErr w:type="spellEnd"/>
+            <w:r>
+              <w:rPr>
+                <w:rFonts w:ascii="Times New Roman" w:hAnsi="Times New Roman" w:cs="Times New Roman"/>
+                <w:sz w:val="24"/>
+                <w:szCs w:val="24"/>
+              </w:rPr>
+              <w:t>.</w:t>
+            </w:r>
+          </w:p>
+        </w:tc>
+        <w:tc>
+          <w:tcPr>
+            <w:tcW w:w="0" w:type="auto"/>
+            <w:hideMark/>
+          </w:tcPr>
+          <w:p>
+            <w:pPr>
+              <w:rPr>
+                <w:rFonts w:ascii="Times New Roman" w:hAnsi="Times New Roman" w:cs="Times New Roman"/>
+                <w:sz w:val="24"/>
+                <w:szCs w:val="24"/>
+              </w:rPr>
+            </w:pPr>
+            <w:r>
+              <w:rPr>
+                <w:rFonts w:ascii="Times New Roman" w:hAnsi="Times New Roman" w:cs="Times New Roman"/>
+                <w:sz w:val="24"/>
+                <w:szCs w:val="24"/>
+              </w:rPr>
+              <w:t xml:space="preserve">При одновременном сбое локального компьютера и недоступности </w:t>
+            </w:r>
+            <w:proofErr w:type="spellStart"/>
+            <w:r>
+              <w:rPr>
+                <w:rFonts w:ascii="Times New Roman" w:hAnsi="Times New Roman" w:cs="Times New Roman"/>
+                <w:sz w:val="24"/>
+                <w:szCs w:val="24"/>
+              </w:rPr>
+              <w:t>GitHub</w:t>
+            </w:r>
+            <w:proofErr w:type="spellEnd"/>
+            <w:r>
+              <w:rPr>
+                <w:rFonts w:ascii="Times New Roman" w:hAnsi="Times New Roman" w:cs="Times New Roman"/>
+                <w:sz w:val="24"/>
+                <w:szCs w:val="24"/>
+              </w:rPr>
+              <w:t xml:space="preserve"> возможна полная потеря исходного кода и истории изменений.</w:t>
+            </w:r>
+          </w:p>
+        </w:tc>
+      </w:tr>
+      <w:tr>
+        <w:tc>
+          <w:tcPr>
+            <w:tcW w:w="0" w:type="auto"/>
+            <w:hideMark/>
+          </w:tcPr>
+          <w:p>
+            <w:pPr>
+              <w:rPr>
+                <w:rFonts w:ascii="Times New Roman" w:hAnsi="Times New Roman" w:cs="Times New Roman"/>
+                <w:sz w:val="24"/>
+                <w:szCs w:val="24"/>
+              </w:rPr>
+            </w:pPr>
+            <w:r>
+              <w:rPr>
+                <w:rFonts w:ascii="Times New Roman" w:hAnsi="Times New Roman" w:cs="Times New Roman"/>
+                <w:sz w:val="24"/>
+                <w:szCs w:val="24"/>
+              </w:rPr>
+              <w:lastRenderedPageBreak/>
+              <w:t>О-2</w:t>
+            </w:r>
+          </w:p>
+        </w:tc>
+        <w:tc>
+          <w:tcPr>
+            <w:tcW w:w="0" w:type="auto"/>
+            <w:hideMark/>
+          </w:tcPr>
+          <w:p>
+            <w:pPr>
+              <w:rPr>
+                <w:rFonts w:ascii="Times New Roman" w:hAnsi="Times New Roman" w:cs="Times New Roman"/>
+                <w:sz w:val="24"/>
+                <w:szCs w:val="24"/>
+              </w:rPr>
+            </w:pPr>
+            <w:r>
+              <w:rPr>
+                <w:rFonts w:ascii="Times New Roman" w:hAnsi="Times New Roman" w:cs="Times New Roman"/>
+                <w:sz w:val="24"/>
+                <w:szCs w:val="24"/>
+              </w:rPr>
+              <w:t>Отсутствие второго разработчика для код-</w:t>
+            </w:r>
+            <w:proofErr w:type="spellStart"/>
+            <w:r>
+              <w:rPr>
+                <w:rFonts w:ascii="Times New Roman" w:hAnsi="Times New Roman" w:cs="Times New Roman"/>
+                <w:sz w:val="24"/>
+                <w:szCs w:val="24"/>
+              </w:rPr>
+              <w:t>ревью</w:t>
+            </w:r>
+            <w:proofErr w:type="spellEnd"/>
+            <w:r>
+              <w:rPr>
+                <w:rFonts w:ascii="Times New Roman" w:hAnsi="Times New Roman" w:cs="Times New Roman"/>
+                <w:sz w:val="24"/>
+                <w:szCs w:val="24"/>
+              </w:rPr>
+              <w:t xml:space="preserve"> и тестирования</w:t>
+            </w:r>
+            <w:r>
+              <w:rPr>
+                <w:rFonts w:ascii="Times New Roman" w:hAnsi="Times New Roman" w:cs="Times New Roman"/>
+                <w:sz w:val="24"/>
+                <w:szCs w:val="24"/>
+              </w:rPr>
+              <w:t>.</w:t>
+            </w:r>
+          </w:p>
+        </w:tc>
+        <w:tc>
+          <w:tcPr>
+            <w:tcW w:w="0" w:type="auto"/>
+            <w:hideMark/>
+          </w:tcPr>
+          <w:p>
+            <w:pPr>
+              <w:rPr>
+                <w:rFonts w:ascii="Times New Roman" w:hAnsi="Times New Roman" w:cs="Times New Roman"/>
+                <w:sz w:val="24"/>
+                <w:szCs w:val="24"/>
+              </w:rPr>
+            </w:pPr>
+            <w:r>
+              <w:rPr>
+                <w:rFonts w:ascii="Times New Roman" w:hAnsi="Times New Roman" w:cs="Times New Roman"/>
+                <w:sz w:val="24"/>
+                <w:szCs w:val="24"/>
+              </w:rPr>
+              <w:t>Накопление скрытых дефектов, увеличение времени отладки на поздних этапах, снижение качества программного продукта.</w:t>
+            </w:r>
+          </w:p>
+        </w:tc>
+      </w:tr>
+      <w:tr>
+        <w:tc>
+          <w:tcPr>
+            <w:tcW w:w="0" w:type="auto"/>
+            <w:hideMark/>
+          </w:tcPr>
+          <w:p>
+            <w:pPr>
+              <w:rPr>
+                <w:rFonts w:ascii="Times New Roman" w:hAnsi="Times New Roman" w:cs="Times New Roman"/>
+                <w:sz w:val="24"/>
+                <w:szCs w:val="24"/>
+              </w:rPr>
+            </w:pPr>
+            <w:r>
+              <w:rPr>
+                <w:rFonts w:ascii="Times New Roman" w:hAnsi="Times New Roman" w:cs="Times New Roman"/>
+                <w:sz w:val="24"/>
+                <w:szCs w:val="24"/>
+              </w:rPr>
+              <w:t>О-3</w:t>
+            </w:r>
+          </w:p>
+        </w:tc>
+        <w:tc>
+          <w:tcPr>
+            <w:tcW w:w="0" w:type="auto"/>
+            <w:hideMark/>
+          </w:tcPr>
+          <w:p>
+            <w:pPr>
+              <w:rPr>
+                <w:rFonts w:ascii="Times New Roman" w:hAnsi="Times New Roman" w:cs="Times New Roman"/>
+                <w:sz w:val="24"/>
+                <w:szCs w:val="24"/>
+              </w:rPr>
+            </w:pPr>
+            <w:r>
+              <w:rPr>
+                <w:rFonts w:ascii="Times New Roman" w:hAnsi="Times New Roman" w:cs="Times New Roman"/>
+                <w:sz w:val="24"/>
+                <w:szCs w:val="24"/>
+              </w:rPr>
+              <w:t xml:space="preserve">Недооценка трудоёмкости освоения фреймворка </w:t>
+            </w:r>
+            <w:proofErr w:type="spellStart"/>
+            <w:r>
+              <w:rPr>
+                <w:rFonts w:ascii="Times New Roman" w:hAnsi="Times New Roman" w:cs="Times New Roman"/>
+                <w:sz w:val="24"/>
+                <w:szCs w:val="24"/>
+              </w:rPr>
+              <w:t>Laravel</w:t>
+            </w:r>
+            <w:proofErr w:type="spellEnd"/>
+            <w:r>
+              <w:rPr>
+                <w:rFonts w:ascii="Times New Roman" w:hAnsi="Times New Roman" w:cs="Times New Roman"/>
+                <w:sz w:val="24"/>
+                <w:szCs w:val="24"/>
+              </w:rPr>
+              <w:t xml:space="preserve"> (маршрутизация, </w:t>
+            </w:r>
+            <w:proofErr w:type="spellStart"/>
+            <w:r>
+              <w:rPr>
+                <w:rFonts w:ascii="Times New Roman" w:hAnsi="Times New Roman" w:cs="Times New Roman"/>
+                <w:sz w:val="24"/>
+                <w:szCs w:val="24"/>
+              </w:rPr>
+              <w:t>Middleware</w:t>
+            </w:r>
+            <w:proofErr w:type="spellEnd"/>
+            <w:r>
+              <w:rPr>
+                <w:rFonts w:ascii="Times New Roman" w:hAnsi="Times New Roman" w:cs="Times New Roman"/>
+                <w:sz w:val="24"/>
+                <w:szCs w:val="24"/>
+              </w:rPr>
+              <w:t>, очереди)</w:t>
+            </w:r>
+            <w:r>
+              <w:rPr>
+                <w:rFonts w:ascii="Times New Roman" w:hAnsi="Times New Roman" w:cs="Times New Roman"/>
+                <w:sz w:val="24"/>
+                <w:szCs w:val="24"/>
+              </w:rPr>
+              <w:t>.</w:t>
+            </w:r>
+          </w:p>
+        </w:tc>
+        <w:tc>
+          <w:tcPr>
+            <w:tcW w:w="0" w:type="auto"/>
+            <w:hideMark/>
+          </w:tcPr>
+          <w:p>
+            <w:pPr>
+              <w:rPr>
+                <w:rFonts w:ascii="Times New Roman" w:hAnsi="Times New Roman" w:cs="Times New Roman"/>
+                <w:sz w:val="24"/>
+                <w:szCs w:val="24"/>
+              </w:rPr>
+            </w:pPr>
+            <w:r>
+              <w:rPr>
+                <w:rFonts w:ascii="Times New Roman" w:hAnsi="Times New Roman" w:cs="Times New Roman"/>
+                <w:sz w:val="24"/>
+                <w:szCs w:val="24"/>
+              </w:rPr>
+              <w:t>Срыв календарных сроков выполнения последующих лабораторных работ, невозможность реализовать часть запланированных функций.</w:t>
+            </w:r>
+          </w:p>
+        </w:tc>
+      </w:tr>
+      <w:tr>
+        <w:tc>
+          <w:tcPr>
+            <w:tcW w:w="0" w:type="auto"/>
+            <w:hideMark/>
+          </w:tcPr>
+          <w:p>
+            <w:pPr>
+              <w:rPr>
+                <w:rFonts w:ascii="Times New Roman" w:hAnsi="Times New Roman" w:cs="Times New Roman"/>
+                <w:sz w:val="24"/>
+                <w:szCs w:val="24"/>
+              </w:rPr>
+            </w:pPr>
+            <w:r>
+              <w:rPr>
+                <w:rFonts w:ascii="Times New Roman" w:hAnsi="Times New Roman" w:cs="Times New Roman"/>
+                <w:sz w:val="24"/>
+                <w:szCs w:val="24"/>
+              </w:rPr>
+              <w:t>О-4</w:t>
+            </w:r>
+          </w:p>
+        </w:tc>
+        <w:tc>
+          <w:tcPr>
+            <w:tcW w:w="0" w:type="auto"/>
+            <w:hideMark/>
+          </w:tcPr>
+          <w:p>
+            <w:pPr>
+              <w:rPr>
+                <w:rFonts w:ascii="Times New Roman" w:hAnsi="Times New Roman" w:cs="Times New Roman"/>
+                <w:sz w:val="24"/>
+                <w:szCs w:val="24"/>
+              </w:rPr>
+            </w:pPr>
+            <w:r>
+              <w:rPr>
+                <w:rFonts w:ascii="Times New Roman" w:hAnsi="Times New Roman" w:cs="Times New Roman"/>
+                <w:sz w:val="24"/>
+                <w:szCs w:val="24"/>
+              </w:rPr>
+              <w:t xml:space="preserve">Конфликты при слиянии функциональных ветвей в </w:t>
+            </w:r>
+            <w:proofErr w:type="spellStart"/>
+            <w:r>
+              <w:rPr>
+                <w:rFonts w:ascii="Times New Roman" w:hAnsi="Times New Roman" w:cs="Times New Roman"/>
+                <w:sz w:val="24"/>
+                <w:szCs w:val="24"/>
+              </w:rPr>
+              <w:t>Git</w:t>
+            </w:r>
+            <w:proofErr w:type="spellEnd"/>
+            <w:r>
+              <w:rPr>
+                <w:rFonts w:ascii="Times New Roman" w:hAnsi="Times New Roman" w:cs="Times New Roman"/>
+                <w:sz w:val="24"/>
+                <w:szCs w:val="24"/>
+              </w:rPr>
+              <w:t xml:space="preserve"> (в случае параллельной работы над разными модулями)</w:t>
+            </w:r>
+            <w:r>
+              <w:rPr>
+                <w:rFonts w:ascii="Times New Roman" w:hAnsi="Times New Roman" w:cs="Times New Roman"/>
+                <w:sz w:val="24"/>
+                <w:szCs w:val="24"/>
+              </w:rPr>
+              <w:t>.</w:t>
+            </w:r>
+          </w:p>
+        </w:tc>
+        <w:tc>
+          <w:tcPr>
+            <w:tcW w:w="0" w:type="auto"/>
+            <w:hideMark/>
+          </w:tcPr>
+          <w:p>
+            <w:pPr>
+              <w:rPr>
+                <w:rFonts w:ascii="Times New Roman" w:hAnsi="Times New Roman" w:cs="Times New Roman"/>
+                <w:sz w:val="24"/>
+                <w:szCs w:val="24"/>
+              </w:rPr>
+            </w:pPr>
+            <w:r>
+              <w:rPr>
+                <w:rFonts w:ascii="Times New Roman" w:hAnsi="Times New Roman" w:cs="Times New Roman"/>
+                <w:sz w:val="24"/>
+                <w:szCs w:val="24"/>
+              </w:rPr>
+              <w:t>Повреждение файлов миграций или конфигураций, потеря отдельных изменений, увеличение времени на разрешение конфликтов.</w:t>
+            </w:r>
+          </w:p>
+        </w:tc>
+      </w:tr>
+    </w:tbl>
+    <w:p>
+      <w:pPr>
+        <w:pStyle w:val="paragraph"/>
+        <w:spacing w:beforeAutospacing="0" w:after="0" w:afterAutospacing="0" w:line="360" w:lineRule="auto"/>
+        <w:jc w:val="center"/>
         <w:rPr>
           <w:rStyle w:val="qwen-markdown-text"/>
           <w:sz w:val="28"/>
           <w:szCs w:val="28"/>
         </w:rPr>
-        <w:t>Для нормализации рискового фона предусмотрены превентивные мероприятия: регулярное резервное копирование репозитория</w:t>
-      </w:r>
+      </w:pPr>
       <w:r>
         <w:rPr>
           <w:rStyle w:val="qwen-markdown-text"/>
           <w:sz w:val="28"/>
           <w:szCs w:val="28"/>
         </w:rPr>
-        <w:t xml:space="preserve"> (</w:t>
+        <w:t xml:space="preserve">Таблица </w:t>
       </w:r>
       <w:r>
         <w:rPr>
@@ -6546,7 +7682,7 @@
           <w:sz w:val="28"/>
           <w:szCs w:val="28"/>
         </w:rPr>
-        <w:t>приватна</w:t>
+        <w:t xml:space="preserve">6 </w:t>
       </w:r>
       <w:r>
         <w:rPr>
@@ -6554,7 +7690,7 @@
           <w:sz w:val="28"/>
           <w:szCs w:val="28"/>
         </w:rPr>
-        <w:t>я</w:t>
+        <w:t>–</w:t>
       </w:r>
       <w:r>
         <w:rPr>
@@ -6562,87 +7698,35 @@
           <w:sz w:val="28"/>
           <w:szCs w:val="28"/>
         </w:rPr>
-        <w:t xml:space="preserve"> копия</w:t>
-      </w:r>
-      <w:r>
+        <w:t xml:space="preserve"> </w:t>
+      </w:r>
+      <w:r>
+        <w:rPr>
+          <w:sz w:val="28"/>
+          <w:szCs w:val="28"/>
+        </w:rPr>
+        <w:t>Идентифицированные риски проекта</w:t>
+      </w:r>
+    </w:p>
+    <w:p>
+      <w:pPr>
+        <w:pStyle w:val="paragraph"/>
+        <w:spacing w:beforeAutospacing="0" w:after="0" w:afterAutospacing="0" w:line="360" w:lineRule="auto"/>
+        <w:ind w:firstLine="708"/>
+        <w:jc w:val="both"/>
         <w:rPr>
           <w:rStyle w:val="qwen-markdown-text"/>
           <w:sz w:val="28"/>
           <w:szCs w:val="28"/>
         </w:rPr>
-        <w:t xml:space="preserve"> доступная только разработчику</w:t>
-      </w:r>
+      </w:pPr>
       <w:r>
         <w:rPr>
           <w:rStyle w:val="qwen-markdown-text"/>
           <w:sz w:val="28"/>
           <w:szCs w:val="28"/>
         </w:rPr>
-        <w:t>)</w:t>
-      </w:r>
-      <w:r>
-        <w:rPr>
-          <w:rStyle w:val="qwen-markdown-text"/>
-          <w:sz w:val="28"/>
-          <w:szCs w:val="28"/>
-        </w:rPr>
-        <w:t>, использование защищённых каналов передачи данных, проведение код-ревью</w:t>
-      </w:r>
-      <w:r>
-        <w:rPr>
-          <w:rStyle w:val="qwen-markdown-text"/>
-          <w:sz w:val="28"/>
-          <w:szCs w:val="28"/>
-        </w:rPr>
-        <w:t xml:space="preserve"> (при тестировании)</w:t>
-      </w:r>
-      <w:r>
-        <w:rPr>
-          <w:rStyle w:val="qwen-markdown-text"/>
-          <w:sz w:val="28"/>
-          <w:szCs w:val="28"/>
-        </w:rPr>
-        <w:t xml:space="preserve">, автоматизация развёртывания через CI/CD-скрипты и документирование всех изменений в коммитах с </w:t>
-      </w:r>
-      <w:r>
-        <w:rPr>
-          <w:rStyle w:val="qwen-markdown-text"/>
-          <w:sz w:val="28"/>
-          <w:szCs w:val="28"/>
-        </w:rPr>
-        <w:t>пер</w:t>
-      </w:r>
-      <w:r>
-        <w:rPr>
-          <w:rStyle w:val="qwen-markdown-text"/>
-          <w:sz w:val="28"/>
-          <w:szCs w:val="28"/>
-        </w:rPr>
-        <w:t>и</w:t>
-      </w:r>
-      <w:r>
-        <w:rPr>
-          <w:rStyle w:val="qwen-markdown-text"/>
-          <w:sz w:val="28"/>
-          <w:szCs w:val="28"/>
-        </w:rPr>
-        <w:t xml:space="preserve">одическими </w:t>
-      </w:r>
-      <w:r>
-        <w:rPr>
-          <w:rStyle w:val="qwen-markdown-text"/>
-          <w:sz w:val="28"/>
-          <w:szCs w:val="28"/>
-        </w:rPr>
-        <w:t>сообщениями</w:t>
-      </w:r>
-      <w:r>
-        <w:rPr>
-          <w:rStyle w:val="qwen-markdown-text"/>
-          <w:sz w:val="28"/>
-          <w:szCs w:val="28"/>
-        </w:rPr>
-        <w:t xml:space="preserve"> и обновлениями</w:t>
+        <w:t>Все выявленные риски относятся к начальной стадии разработки и будут в дальнейшем оцениваться по вероятности и существенности, а также дополняться мерами реагирования</w:t>
       </w:r>
       <w:r>
         <w:rPr>
@@ -6736,13 +7820,85 @@
           <w:sz w:val="28"/>
           <w:szCs w:val="28"/>
         </w:rPr>
-        <w:t xml:space="preserve">В ходе выполнения лабораторной работы № 3 сформирована среда разработки ПС «Lumiere»: обоснован выбор реляционной модели данных и СУБД PostgreSQL как средства управления данными, выбран стек разработки на основе PHP 8.2 (и выше) и фреймворка Laravel 10/11, а также создан удалённый репозиторий проекта на платформе GitHub по следующему </w:t>
-      </w:r>
+        <w:t>В ходе выполнения лабораторной работы № 3 сформирована среда разработки ПС «</w:t>
+      </w:r>
+      <w:proofErr w:type="spellStart"/>
       <w:r>
         <w:rPr>
           <w:rStyle w:val="qwen-markdown-text"/>
           <w:sz w:val="28"/>
           <w:szCs w:val="28"/>
+        </w:rPr>
+        <w:t>Lumiere</w:t>
+      </w:r>
+      <w:proofErr w:type="spellEnd"/>
+      <w:r>
+        <w:rPr>
+          <w:rStyle w:val="qwen-markdown-text"/>
+          <w:sz w:val="28"/>
+          <w:szCs w:val="28"/>
+        </w:rPr>
+        <w:t xml:space="preserve">»: обоснован выбор реляционной модели данных и СУБД </w:t>
+      </w:r>
+      <w:proofErr w:type="spellStart"/>
+      <w:r>
+        <w:rPr>
+          <w:rStyle w:val="qwen-markdown-text"/>
+          <w:sz w:val="28"/>
+          <w:szCs w:val="28"/>
+        </w:rPr>
+        <w:t>PostgreSQL</w:t>
+      </w:r>
+      <w:proofErr w:type="spellEnd"/>
+      <w:r>
+        <w:rPr>
+          <w:rStyle w:val="qwen-markdown-text"/>
+          <w:sz w:val="28"/>
+          <w:szCs w:val="28"/>
+        </w:rPr>
+        <w:t xml:space="preserve"> как средства управления данными, выбран стек разработки на основе PHP 8.2 (и выше) и фреймворка </w:t>
+      </w:r>
+      <w:proofErr w:type="spellStart"/>
+      <w:r>
+        <w:rPr>
+          <w:rStyle w:val="qwen-markdown-text"/>
+          <w:sz w:val="28"/>
+          <w:szCs w:val="28"/>
+        </w:rPr>
+        <w:t>Laravel</w:t>
+      </w:r>
+      <w:proofErr w:type="spellEnd"/>
+      <w:r>
+        <w:rPr>
+          <w:rStyle w:val="qwen-markdown-text"/>
+          <w:sz w:val="28"/>
+          <w:szCs w:val="28"/>
+        </w:rPr>
+        <w:t xml:space="preserve"> 10/11, а также создан удалённый репозиторий проекта на платформе </w:t>
+      </w:r>
+      <w:proofErr w:type="spellStart"/>
+      <w:r>
+        <w:rPr>
+          <w:rStyle w:val="qwen-markdown-text"/>
+          <w:sz w:val="28"/>
+          <w:szCs w:val="28"/>
+        </w:rPr>
+        <w:t>GitHub</w:t>
+      </w:r>
+      <w:proofErr w:type="spellEnd"/>
+      <w:r>
+        <w:rPr>
+          <w:rStyle w:val="qwen-markdown-text"/>
+          <w:sz w:val="28"/>
+          <w:szCs w:val="28"/>
+        </w:rPr>
+        <w:t xml:space="preserve"> по следующему </w:t>
+      </w:r>
+      <w:r>
+        <w:rPr>
+          <w:rStyle w:val="qwen-markdown-text"/>
+          <w:sz w:val="28"/>
+          <w:szCs w:val="28"/>
           <w:lang w:val="en-US"/>
         </w:rPr>
         <w:t>URL</w:t>
@@ -6755,7 +7911,7 @@
         </w:rPr>
         <w:t xml:space="preserve">-адресу </w:t>
       </w:r>
-      <w:hyperlink r:id="rId17" w:tooltip="https://github.com/MaXwel25/Lumiere" w:history="1">
+      <w:hyperlink r:id="rId18" w:tooltip="https://github.com/MaXwel25/Lumiere" w:history="1">
         <w:r>
           <w:rPr>
             <w:rStyle w:val="afe"/>
@@ -6833,7 +7989,7 @@
       </w:pPr>
     </w:p>
     <w:sectPr>
-      <w:footerReference w:type="default" r:id="rId18"/>
+      <w:footerReference w:type="default" r:id="rId19"/>
       <w:pgSz w:w="11906" w:h="16838"/>
       <w:pgMar w:top="1134" w:right="850" w:bottom="1134" w:left="1701" w:header="708" w:footer="708" w:gutter="0"/>
       <w:cols w:space="708"/>
@@ -7055,6 +8211,119 @@
     </w:lvl>
   </w:abstractNum>
   <w:abstractNum w:abstractNumId="1" w15:restartNumberingAfterBreak="0">
+    <w:nsid w:val="01CF23DB"/>
+    <w:multiLevelType w:val="hybridMultilevel"/>
+    <w:tmpl w:val="80B0673A"/>
+    <w:lvl w:ilvl="0" w:tplc="04190001">
+      <w:start w:val="1"/>
+      <w:numFmt w:val="bullet"/>
+      <w:lvlText w:val=""/>
+      <w:lvlJc w:val="left"/>
+      <w:pPr>
+        <w:ind w:left="1854" w:hanging="360"/>
+      </w:pPr>
+      <w:rPr>
+        <w:rFonts w:ascii="Symbol" w:hAnsi="Symbol" w:hint="default"/>
+      </w:rPr>
+    </w:lvl>
+    <w:lvl w:ilvl="1" w:tplc="04190003" w:tentative="1">
+      <w:start w:val="1"/>
+      <w:numFmt w:val="bullet"/>
+      <w:lvlText w:val="o"/>
+      <w:lvlJc w:val="left"/>
+      <w:pPr>
+        <w:ind w:left="2574" w:hanging="360"/>
+      </w:pPr>
+      <w:rPr>
+        <w:rFonts w:ascii="Courier New" w:hAnsi="Courier New" w:cs="Courier New" w:hint="default"/>
+      </w:rPr>
+    </w:lvl>
+    <w:lvl w:ilvl="2" w:tplc="04190005" w:tentative="1">
+      <w:start w:val="1"/>
+      <w:numFmt w:val="bullet"/>
+      <w:lvlText w:val=""/>
+      <w:lvlJc w:val="left"/>
+      <w:pPr>
+        <w:ind w:left="3294" w:hanging="360"/>
+      </w:pPr>
+      <w:rPr>
+        <w:rFonts w:ascii="Wingdings" w:hAnsi="Wingdings" w:hint="default"/>
+      </w:rPr>
+    </w:lvl>
+    <w:lvl w:ilvl="3" w:tplc="04190001" w:tentative="1">
+      <w:start w:val="1"/>
+      <w:numFmt w:val="bullet"/>
+      <w:lvlText w:val=""/>
+      <w:lvlJc w:val="left"/>
+      <w:pPr>
+        <w:ind w:left="4014" w:hanging="360"/>
+      </w:pPr>
+      <w:rPr>
+        <w:rFonts w:ascii="Symbol" w:hAnsi="Symbol" w:hint="default"/>
+      </w:rPr>
+    </w:lvl>
+    <w:lvl w:ilvl="4" w:tplc="04190003" w:tentative="1">
+      <w:start w:val="1"/>
+      <w:numFmt w:val="bullet"/>
+      <w:lvlText w:val="o"/>
+      <w:lvlJc w:val="left"/>
+      <w:pPr>
+        <w:ind w:left="4734" w:hanging="360"/>
+      </w:pPr>
+      <w:rPr>
+        <w:rFonts w:ascii="Courier New" w:hAnsi="Courier New" w:cs="Courier New" w:hint="default"/>
+      </w:rPr>
+    </w:lvl>
+    <w:lvl w:ilvl="5" w:tplc="04190005" w:tentative="1">
+      <w:start w:val="1"/>
+      <w:numFmt w:val="bullet"/>
+      <w:lvlText w:val=""/>
+      <w:lvlJc w:val="left"/>
+      <w:pPr>
+        <w:ind w:left="5454" w:hanging="360"/>
+      </w:pPr>
+      <w:rPr>
+        <w:rFonts w:ascii="Wingdings" w:hAnsi="Wingdings" w:hint="default"/>
+      </w:rPr>
+    </w:lvl>
+    <w:lvl w:ilvl="6" w:tplc="04190001" w:tentative="1">
+      <w:start w:val="1"/>
+      <w:numFmt w:val="bullet"/>
+      <w:lvlText w:val=""/>
+      <w:lvlJc w:val="left"/>
+      <w:pPr>
+        <w:ind w:left="6174" w:hanging="360"/>
+      </w:pPr>
+      <w:rPr>
+        <w:rFonts w:ascii="Symbol" w:hAnsi="Symbol" w:hint="default"/>
+      </w:rPr>
+    </w:lvl>
+    <w:lvl w:ilvl="7" w:tplc="04190003" w:tentative="1">
+      <w:start w:val="1"/>
+      <w:numFmt w:val="bullet"/>
+      <w:lvlText w:val="o"/>
+      <w:lvlJc w:val="left"/>
+      <w:pPr>
+        <w:ind w:left="6894" w:hanging="360"/>
+      </w:pPr>
+      <w:rPr>
+        <w:rFonts w:ascii="Courier New" w:hAnsi="Courier New" w:cs="Courier New" w:hint="default"/>
+      </w:rPr>
+    </w:lvl>
+    <w:lvl w:ilvl="8" w:tplc="04190005" w:tentative="1">
+      <w:start w:val="1"/>
+      <w:numFmt w:val="bullet"/>
+      <w:lvlText w:val=""/>
+      <w:lvlJc w:val="left"/>
+      <w:pPr>
+        <w:ind w:left="7614" w:hanging="360"/>
+      </w:pPr>
+      <w:rPr>
+        <w:rFonts w:ascii="Wingdings" w:hAnsi="Wingdings" w:hint="default"/>
+      </w:rPr>
+    </w:lvl>
+  </w:abstractNum>
+  <w:abstractNum w:abstractNumId="2" w15:restartNumberingAfterBreak="0">
     <w:nsid w:val="0AEE7332"/>
     <w:multiLevelType w:val="multilevel"/>
     <w:tmpl w:val="5864597A"/>
@@ -7167,7 +8436,7 @@
       </w:rPr>
     </w:lvl>
   </w:abstractNum>
-  <w:abstractNum w:abstractNumId="2" w15:restartNumberingAfterBreak="0">
+  <w:abstractNum w:abstractNumId="3" w15:restartNumberingAfterBreak="0">
     <w:nsid w:val="14CF6D7F"/>
     <w:multiLevelType w:val="multilevel"/>
     <w:tmpl w:val="0096E2B0"/>
@@ -7280,7 +8549,7 @@
       </w:rPr>
     </w:lvl>
   </w:abstractNum>
-  <w:abstractNum w:abstractNumId="3" w15:restartNumberingAfterBreak="0">
+  <w:abstractNum w:abstractNumId="4" w15:restartNumberingAfterBreak="0">
     <w:nsid w:val="17926D30"/>
     <w:multiLevelType w:val="multilevel"/>
     <w:tmpl w:val="06E25B4E"/>
@@ -7393,7 +8662,7 @@
       </w:rPr>
     </w:lvl>
   </w:abstractNum>
-  <w:abstractNum w:abstractNumId="4" w15:restartNumberingAfterBreak="0">
+  <w:abstractNum w:abstractNumId="5" w15:restartNumberingAfterBreak="0">
     <w:nsid w:val="1C342247"/>
     <w:multiLevelType w:val="multilevel"/>
     <w:tmpl w:val="5A5875A8"/>
@@ -7482,7 +8751,7 @@
       </w:pPr>
     </w:lvl>
   </w:abstractNum>
-  <w:abstractNum w:abstractNumId="5" w15:restartNumberingAfterBreak="0">
+  <w:abstractNum w:abstractNumId="6" w15:restartNumberingAfterBreak="0">
     <w:nsid w:val="38846684"/>
     <w:multiLevelType w:val="multilevel"/>
     <w:tmpl w:val="1812ED16"/>
@@ -7595,7 +8864,7 @@
       </w:pPr>
     </w:lvl>
   </w:abstractNum>
-  <w:abstractNum w:abstractNumId="6" w15:restartNumberingAfterBreak="0">
+  <w:abstractNum w:abstractNumId="7" w15:restartNumberingAfterBreak="0">
     <w:nsid w:val="390F3324"/>
     <w:multiLevelType w:val="multilevel"/>
     <w:tmpl w:val="02C2228C"/>
@@ -7708,7 +8977,7 @@
       </w:rPr>
     </w:lvl>
   </w:abstractNum>
-  <w:abstractNum w:abstractNumId="7" w15:restartNumberingAfterBreak="0">
+  <w:abstractNum w:abstractNumId="8" w15:restartNumberingAfterBreak="0">
     <w:nsid w:val="3BF448C7"/>
     <w:multiLevelType w:val="multilevel"/>
     <w:tmpl w:val="A1024094"/>
@@ -7831,7 +9100,7 @@
       </w:rPr>
     </w:lvl>
   </w:abstractNum>
-  <w:abstractNum w:abstractNumId="8" w15:restartNumberingAfterBreak="0">
+  <w:abstractNum w:abstractNumId="9" w15:restartNumberingAfterBreak="0">
     <w:nsid w:val="426F5645"/>
     <w:multiLevelType w:val="multilevel"/>
     <w:tmpl w:val="CF64BD6E"/>
@@ -7922,7 +9191,7 @@
       </w:pPr>
     </w:lvl>
   </w:abstractNum>
-  <w:abstractNum w:abstractNumId="9" w15:restartNumberingAfterBreak="0">
+  <w:abstractNum w:abstractNumId="10" w15:restartNumberingAfterBreak="0">
     <w:nsid w:val="456A388E"/>
     <w:multiLevelType w:val="multilevel"/>
     <w:tmpl w:val="CD3CF47C"/>
@@ -8043,7 +9312,7 @@
       </w:rPr>
     </w:lvl>
   </w:abstractNum>
-  <w:abstractNum w:abstractNumId="10" w15:restartNumberingAfterBreak="0">
+  <w:abstractNum w:abstractNumId="11" w15:restartNumberingAfterBreak="0">
     <w:nsid w:val="4B33280B"/>
     <w:multiLevelType w:val="multilevel"/>
     <w:tmpl w:val="DCFE8682"/>
@@ -8156,7 +9425,7 @@
       </w:rPr>
     </w:lvl>
   </w:abstractNum>
-  <w:abstractNum w:abstractNumId="11" w15:restartNumberingAfterBreak="0">
+  <w:abstractNum w:abstractNumId="12" w15:restartNumberingAfterBreak="0">
     <w:nsid w:val="4DC37E42"/>
     <w:multiLevelType w:val="hybridMultilevel"/>
     <w:tmpl w:val="6922DDF8"/>
@@ -8242,7 +9511,7 @@
       </w:pPr>
     </w:lvl>
   </w:abstractNum>
-  <w:abstractNum w:abstractNumId="12" w15:restartNumberingAfterBreak="0">
+  <w:abstractNum w:abstractNumId="13" w15:restartNumberingAfterBreak="0">
     <w:nsid w:val="51ED2AFA"/>
     <w:multiLevelType w:val="multilevel"/>
     <w:tmpl w:val="B3CAF336"/>
@@ -8331,7 +9600,7 @@
       </w:pPr>
     </w:lvl>
   </w:abstractNum>
-  <w:abstractNum w:abstractNumId="13" w15:restartNumberingAfterBreak="0">
+  <w:abstractNum w:abstractNumId="14" w15:restartNumberingAfterBreak="0">
     <w:nsid w:val="5A6778BB"/>
     <w:multiLevelType w:val="multilevel"/>
     <w:tmpl w:val="22009D64"/>
@@ -8444,7 +9713,7 @@
       </w:rPr>
     </w:lvl>
   </w:abstractNum>
-  <w:abstractNum w:abstractNumId="14" w15:restartNumberingAfterBreak="0">
+  <w:abstractNum w:abstractNumId="15" w15:restartNumberingAfterBreak="0">
     <w:nsid w:val="6A2135AB"/>
     <w:multiLevelType w:val="multilevel"/>
     <w:tmpl w:val="6E6E0B9A"/>
@@ -8533,7 +9802,7 @@
       </w:pPr>
     </w:lvl>
   </w:abstractNum>
-  <w:abstractNum w:abstractNumId="15" w15:restartNumberingAfterBreak="0">
+  <w:abstractNum w:abstractNumId="16" w15:restartNumberingAfterBreak="0">
     <w:nsid w:val="716A3CA8"/>
     <w:multiLevelType w:val="hybridMultilevel"/>
     <w:tmpl w:val="8670E49C"/>
@@ -8620,52 +9889,55 @@
     </w:lvl>
   </w:abstractNum>
   <w:num w:numId="1">
+    <w:abstractNumId w:val="9"/>
+  </w:num>
+  <w:num w:numId="2">
     <w:abstractNumId w:val="8"/>
   </w:num>
-  <w:num w:numId="2">
+  <w:num w:numId="3">
+    <w:abstractNumId w:val="10"/>
+  </w:num>
+  <w:num w:numId="4">
+    <w:abstractNumId w:val="5"/>
+  </w:num>
+  <w:num w:numId="5">
+    <w:abstractNumId w:val="14"/>
+  </w:num>
+  <w:num w:numId="6">
     <w:abstractNumId w:val="7"/>
   </w:num>
-  <w:num w:numId="3">
-    <w:abstractNumId w:val="9"/>
+  <w:num w:numId="7">
+    <w:abstractNumId w:val="6"/>
   </w:num>
-  <w:num w:numId="4">
+  <w:num w:numId="8">
+    <w:abstractNumId w:val="15"/>
+  </w:num>
+  <w:num w:numId="9">
+    <w:abstractNumId w:val="3"/>
+  </w:num>
+  <w:num w:numId="10">
     <w:abstractNumId w:val="4"/>
   </w:num>
-  <w:num w:numId="5">
+  <w:num w:numId="11">
+    <w:abstractNumId w:val="11"/>
+  </w:num>
+  <w:num w:numId="12">
+    <w:abstractNumId w:val="2"/>
+  </w:num>
+  <w:num w:numId="13">
     <w:abstractNumId w:val="13"/>
   </w:num>
-  <w:num w:numId="6">
-    <w:abstractNumId w:val="6"/>
-  </w:num>
-  <w:num w:numId="7">
-    <w:abstractNumId w:val="5"/>
-  </w:num>
-  <w:num w:numId="8">
-    <w:abstractNumId w:val="14"/>
-  </w:num>
-  <w:num w:numId="9">
-    <w:abstractNumId w:val="2"/>
-  </w:num>
-  <w:num w:numId="10">
-    <w:abstractNumId w:val="3"/>
-  </w:num>
-  <w:num w:numId="11">
-    <w:abstractNumId w:val="10"/>
-  </w:num>
-  <w:num w:numId="12">
-    <w:abstractNumId w:val="1"/>
-  </w:num>
-  <w:num w:numId="13">
+  <w:num w:numId="14">
     <w:abstractNumId w:val="12"/>
-  </w:num>
-  <w:num w:numId="14">
-    <w:abstractNumId w:val="11"/>
   </w:num>
   <w:num w:numId="15">
     <w:abstractNumId w:val="0"/>
   </w:num>
   <w:num w:numId="16">
-    <w:abstractNumId w:val="15"/>
+    <w:abstractNumId w:val="16"/>
+  </w:num>
+  <w:num w:numId="17">
+    <w:abstractNumId w:val="1"/>
   </w:num>
 </w:numbering>
 </file>
